--- a/docs/prezentare/current_draft/disertatie_prezentare_text.docx
+++ b/docs/prezentare/current_draft/disertatie_prezentare_text.docx
@@ -4,472 +4,5393 @@
   <w:body>
     <w:p>
       <w:pPr>
-        <w:spacing w:after="360"/>
-        <w:jc w:val="center"/>
+        <w:rPr>
+          <w:lang w:val="de-DE"/>
+        </w:rPr>
       </w:pPr>
       <w:r>
         <w:rPr>
-          <w:b/>
-          <w:sz w:val="32"/>
+          <w:lang w:val="de-DE"/>
         </w:rPr>
-        <w:t>Textul prezentării disertației</w:t>
+        <w:t>Textul prezentării disertației (versiune optimizată ~9-10 min)</w:t>
       </w:r>
     </w:p>
     <w:p>
-      <w:pPr>
-        <w:spacing w:before="360" w:after="160"/>
-      </w:pPr>
-      <w:r>
-        <w:rPr>
-          <w:b/>
-          <w:sz w:val="26"/>
-        </w:rPr>
-        <w:t>Slide 2 – Cuprins</w:t>
-      </w:r>
+      <w:r>
+        <w:t xml:space="preserve">Slide 2 - </w:t>
+      </w:r>
+      <w:proofErr w:type="spellStart"/>
+      <w:r>
+        <w:t>Cuprins</w:t>
+      </w:r>
+      <w:proofErr w:type="spellEnd"/>
+    </w:p>
+    <w:p/>
+    <w:p>
+      <w:proofErr w:type="spellStart"/>
+      <w:r>
+        <w:t>În</w:t>
+      </w:r>
+      <w:proofErr w:type="spellEnd"/>
+      <w:r>
+        <w:t xml:space="preserve"> </w:t>
+      </w:r>
+      <w:proofErr w:type="spellStart"/>
+      <w:r>
+        <w:t>această</w:t>
+      </w:r>
+      <w:proofErr w:type="spellEnd"/>
+      <w:r>
+        <w:t xml:space="preserve"> </w:t>
+      </w:r>
+      <w:proofErr w:type="spellStart"/>
+      <w:r>
+        <w:t>prezentare</w:t>
+      </w:r>
+      <w:proofErr w:type="spellEnd"/>
+      <w:r>
+        <w:t xml:space="preserve"> </w:t>
+      </w:r>
+      <w:proofErr w:type="spellStart"/>
+      <w:r>
+        <w:t>voi</w:t>
+      </w:r>
+      <w:proofErr w:type="spellEnd"/>
+      <w:r>
+        <w:t xml:space="preserve"> </w:t>
+      </w:r>
+      <w:proofErr w:type="spellStart"/>
+      <w:r>
+        <w:t>vorbi</w:t>
+      </w:r>
+      <w:proofErr w:type="spellEnd"/>
+      <w:r>
+        <w:t>:</w:t>
+      </w:r>
+    </w:p>
+    <w:p/>
+    <w:p>
+      <w:proofErr w:type="spellStart"/>
+      <w:r>
+        <w:t>În</w:t>
+      </w:r>
+      <w:proofErr w:type="spellEnd"/>
+      <w:r>
+        <w:t xml:space="preserve"> </w:t>
+      </w:r>
+      <w:proofErr w:type="spellStart"/>
+      <w:r>
+        <w:t>introducere</w:t>
+      </w:r>
+      <w:proofErr w:type="spellEnd"/>
+      <w:r>
+        <w:t xml:space="preserve">, </w:t>
+      </w:r>
+      <w:proofErr w:type="spellStart"/>
+      <w:r>
+        <w:t>despre</w:t>
+      </w:r>
+      <w:proofErr w:type="spellEnd"/>
+      <w:r>
+        <w:t xml:space="preserve"> </w:t>
+      </w:r>
+      <w:proofErr w:type="spellStart"/>
+      <w:r>
+        <w:t>tema</w:t>
+      </w:r>
+      <w:proofErr w:type="spellEnd"/>
+      <w:r>
+        <w:t xml:space="preserve"> </w:t>
+      </w:r>
+      <w:proofErr w:type="spellStart"/>
+      <w:r>
+        <w:t>și</w:t>
+      </w:r>
+      <w:proofErr w:type="spellEnd"/>
+      <w:r>
+        <w:t xml:space="preserve"> </w:t>
+      </w:r>
+      <w:proofErr w:type="spellStart"/>
+      <w:r>
+        <w:t>scopurile</w:t>
+      </w:r>
+      <w:proofErr w:type="spellEnd"/>
+      <w:r>
+        <w:t xml:space="preserve"> </w:t>
+      </w:r>
+      <w:proofErr w:type="spellStart"/>
+      <w:r>
+        <w:t>lucrării</w:t>
+      </w:r>
+      <w:proofErr w:type="spellEnd"/>
     </w:p>
     <w:p>
-      <w:r>
-        <w:t>În această prezentare voi aborda:</w:t>
-      </w:r>
+      <w:proofErr w:type="spellStart"/>
+      <w:r>
+        <w:t>Apoi</w:t>
+      </w:r>
+      <w:proofErr w:type="spellEnd"/>
+      <w:r>
+        <w:t xml:space="preserve"> </w:t>
+      </w:r>
+      <w:proofErr w:type="spellStart"/>
+      <w:r>
+        <w:t>tehnologiile</w:t>
+      </w:r>
+      <w:proofErr w:type="spellEnd"/>
+      <w:r>
+        <w:t xml:space="preserve"> </w:t>
+      </w:r>
+      <w:proofErr w:type="spellStart"/>
+      <w:r>
+        <w:t>utilizate</w:t>
+      </w:r>
+      <w:proofErr w:type="spellEnd"/>
     </w:p>
     <w:p>
-      <w:pPr>
-        <w:pStyle w:val="ListBullet"/>
-        <w:spacing w:after="40"/>
-      </w:pPr>
-      <w:r>
-        <w:t>În introducere, contextul și motivația lucrării</w:t>
-      </w:r>
+      <w:proofErr w:type="spellStart"/>
+      <w:r>
+        <w:t>Arhitectura</w:t>
+      </w:r>
+      <w:proofErr w:type="spellEnd"/>
+      <w:r>
+        <w:t xml:space="preserve"> </w:t>
+      </w:r>
+      <w:proofErr w:type="spellStart"/>
+      <w:r>
+        <w:t>generală</w:t>
+      </w:r>
+      <w:proofErr w:type="spellEnd"/>
+      <w:r>
+        <w:t xml:space="preserve"> a </w:t>
+      </w:r>
+      <w:proofErr w:type="spellStart"/>
+      <w:r>
+        <w:t>sistemului</w:t>
+      </w:r>
+      <w:proofErr w:type="spellEnd"/>
     </w:p>
     <w:p>
-      <w:pPr>
-        <w:pStyle w:val="ListBullet"/>
-        <w:spacing w:after="40"/>
-      </w:pPr>
-      <w:r>
-        <w:t>Tehnologiile utilizate</w:t>
+      <w:proofErr w:type="spellStart"/>
+      <w:r>
+        <w:t>Algoritmul</w:t>
+      </w:r>
+      <w:proofErr w:type="spellEnd"/>
+      <w:r>
+        <w:t xml:space="preserve"> Schnorr </w:t>
+      </w:r>
+      <w:proofErr w:type="spellStart"/>
+      <w:r>
+        <w:t>integrat</w:t>
+      </w:r>
+      <w:proofErr w:type="spellEnd"/>
+      <w:r>
+        <w:t xml:space="preserve"> </w:t>
+      </w:r>
+      <w:proofErr w:type="spellStart"/>
+      <w:r>
+        <w:t>în</w:t>
+      </w:r>
+      <w:proofErr w:type="spellEnd"/>
+      <w:r>
+        <w:t xml:space="preserve"> protocol</w:t>
       </w:r>
     </w:p>
     <w:p>
-      <w:pPr>
-        <w:pStyle w:val="ListBullet"/>
-        <w:spacing w:after="40"/>
-      </w:pPr>
-      <w:r>
-        <w:t>Arhitectura generală a sistemului</w:t>
-      </w:r>
+      <w:proofErr w:type="spellStart"/>
+      <w:r>
+        <w:t>Fluxurile</w:t>
+      </w:r>
+      <w:proofErr w:type="spellEnd"/>
+      <w:r>
+        <w:t xml:space="preserve"> de </w:t>
+      </w:r>
+      <w:proofErr w:type="spellStart"/>
+      <w:r>
+        <w:t>înregistrare</w:t>
+      </w:r>
+      <w:proofErr w:type="spellEnd"/>
+      <w:r>
+        <w:t xml:space="preserve"> </w:t>
+      </w:r>
+      <w:proofErr w:type="spellStart"/>
+      <w:r>
+        <w:t>și</w:t>
+      </w:r>
+      <w:proofErr w:type="spellEnd"/>
+      <w:r>
+        <w:t xml:space="preserve"> </w:t>
+      </w:r>
+      <w:proofErr w:type="spellStart"/>
+      <w:r>
+        <w:t>autentificare</w:t>
+      </w:r>
+      <w:proofErr w:type="spellEnd"/>
     </w:p>
     <w:p>
-      <w:pPr>
-        <w:pStyle w:val="ListBullet"/>
-        <w:spacing w:after="40"/>
-      </w:pPr>
-      <w:r>
-        <w:t>Algoritmul Schnorr integrat în protocol</w:t>
-      </w:r>
+      <w:proofErr w:type="spellStart"/>
+      <w:r>
+        <w:t>Proprietățile</w:t>
+      </w:r>
+      <w:proofErr w:type="spellEnd"/>
+      <w:r>
+        <w:t xml:space="preserve"> de </w:t>
+      </w:r>
+      <w:proofErr w:type="spellStart"/>
+      <w:r>
+        <w:t>securitate</w:t>
+      </w:r>
+      <w:proofErr w:type="spellEnd"/>
     </w:p>
     <w:p>
-      <w:pPr>
-        <w:pStyle w:val="ListBullet"/>
-        <w:spacing w:after="40"/>
-      </w:pPr>
-      <w:r>
-        <w:t>Implementarea fluxurilor de înregistrare și autentificare</w:t>
-      </w:r>
+      <w:proofErr w:type="spellStart"/>
+      <w:r>
+        <w:t>Testarea</w:t>
+      </w:r>
+      <w:proofErr w:type="spellEnd"/>
+      <w:r>
+        <w:t xml:space="preserve"> </w:t>
+      </w:r>
+      <w:proofErr w:type="spellStart"/>
+      <w:r>
+        <w:t>funcțională</w:t>
+      </w:r>
+      <w:proofErr w:type="spellEnd"/>
+      <w:r>
+        <w:t xml:space="preserve"> </w:t>
+      </w:r>
+      <w:proofErr w:type="spellStart"/>
+      <w:r>
+        <w:t>și</w:t>
+      </w:r>
+      <w:proofErr w:type="spellEnd"/>
+      <w:r>
+        <w:t xml:space="preserve"> </w:t>
+      </w:r>
+      <w:proofErr w:type="spellStart"/>
+      <w:r>
+        <w:t>simularea</w:t>
+      </w:r>
+      <w:proofErr w:type="spellEnd"/>
+      <w:r>
+        <w:t xml:space="preserve"> </w:t>
+      </w:r>
+      <w:proofErr w:type="spellStart"/>
+      <w:r>
+        <w:t>atacurilor</w:t>
+      </w:r>
+      <w:proofErr w:type="spellEnd"/>
     </w:p>
     <w:p>
-      <w:pPr>
-        <w:pStyle w:val="ListBullet"/>
-        <w:spacing w:after="40"/>
-      </w:pPr>
-      <w:r>
-        <w:t>Proprietățile de securitate</w:t>
+      <w:proofErr w:type="spellStart"/>
+      <w:r>
+        <w:t>Evaluarea</w:t>
+      </w:r>
+      <w:proofErr w:type="spellEnd"/>
+      <w:r>
+        <w:t xml:space="preserve"> </w:t>
+      </w:r>
+      <w:proofErr w:type="spellStart"/>
+      <w:r>
+        <w:t>performanței</w:t>
+      </w:r>
+      <w:proofErr w:type="spellEnd"/>
+      <w:r>
+        <w:t xml:space="preserve"> </w:t>
+      </w:r>
+      <w:proofErr w:type="spellStart"/>
+      <w:r>
+        <w:t>și</w:t>
+      </w:r>
+      <w:proofErr w:type="spellEnd"/>
+      <w:r>
+        <w:t xml:space="preserve"> </w:t>
+      </w:r>
+      <w:proofErr w:type="spellStart"/>
+      <w:r>
+        <w:t>comparațiile</w:t>
+      </w:r>
+      <w:proofErr w:type="spellEnd"/>
+      <w:r>
+        <w:t xml:space="preserve"> cu OAuth 2.0 </w:t>
+      </w:r>
+      <w:proofErr w:type="spellStart"/>
+      <w:r>
+        <w:t>și</w:t>
+      </w:r>
+      <w:proofErr w:type="spellEnd"/>
+      <w:r>
+        <w:t xml:space="preserve"> </w:t>
+      </w:r>
+      <w:proofErr w:type="spellStart"/>
+      <w:r>
+        <w:t>protocoalele</w:t>
+      </w:r>
+      <w:proofErr w:type="spellEnd"/>
+      <w:r>
+        <w:t xml:space="preserve"> PAKE</w:t>
       </w:r>
     </w:p>
     <w:p>
-      <w:pPr>
-        <w:pStyle w:val="ListBullet"/>
-        <w:spacing w:after="40"/>
-      </w:pPr>
-      <w:r>
-        <w:t>Testarea funcțională și simularea atacurilor</w:t>
-      </w:r>
+      <w:r>
+        <w:t xml:space="preserve">La final, </w:t>
+      </w:r>
+      <w:proofErr w:type="spellStart"/>
+      <w:r>
+        <w:t>concluziile</w:t>
+      </w:r>
+      <w:proofErr w:type="spellEnd"/>
+      <w:r>
+        <w:t xml:space="preserve"> </w:t>
+      </w:r>
+      <w:proofErr w:type="spellStart"/>
+      <w:r>
+        <w:t>și</w:t>
+      </w:r>
+      <w:proofErr w:type="spellEnd"/>
+      <w:r>
+        <w:t xml:space="preserve"> </w:t>
+      </w:r>
+      <w:proofErr w:type="spellStart"/>
+      <w:r>
+        <w:t>direcțiile</w:t>
+      </w:r>
+      <w:proofErr w:type="spellEnd"/>
+      <w:r>
+        <w:t xml:space="preserve"> de </w:t>
+      </w:r>
+      <w:proofErr w:type="spellStart"/>
+      <w:r>
+        <w:t>dezvoltare</w:t>
+      </w:r>
+      <w:proofErr w:type="spellEnd"/>
+      <w:r>
+        <w:t xml:space="preserve">, </w:t>
+      </w:r>
+      <w:proofErr w:type="spellStart"/>
+      <w:r>
+        <w:t>urmate</w:t>
+      </w:r>
+      <w:proofErr w:type="spellEnd"/>
+      <w:r>
+        <w:t xml:space="preserve"> de </w:t>
+      </w:r>
+      <w:proofErr w:type="spellStart"/>
+      <w:r>
+        <w:t>bibliografie</w:t>
+      </w:r>
+      <w:proofErr w:type="spellEnd"/>
     </w:p>
     <w:p>
-      <w:pPr>
-        <w:pStyle w:val="ListBullet"/>
-        <w:spacing w:after="40"/>
-      </w:pPr>
-      <w:r>
-        <w:t>Evaluarea performanței, comparativ cu OAuth 2.0 și protocoalele PAKE: SRP-6a și zk-SNARK</w:t>
-      </w:r>
+      <w:r>
+        <w:t xml:space="preserve">Slide 3 - </w:t>
+      </w:r>
+      <w:proofErr w:type="spellStart"/>
+      <w:r>
+        <w:t>Introducere</w:t>
+      </w:r>
+      <w:proofErr w:type="spellEnd"/>
     </w:p>
+    <w:p/>
     <w:p>
-      <w:pPr>
-        <w:pStyle w:val="ListBullet"/>
-        <w:spacing w:after="40"/>
-      </w:pPr>
-      <w:r>
-        <w:t>La final, concluziile, limitările și direcțiile de dezvoltare, urmate de bibliografie</w:t>
+      <w:r>
+        <w:t xml:space="preserve">Tema </w:t>
+      </w:r>
+      <w:proofErr w:type="spellStart"/>
+      <w:r>
+        <w:t>pornește</w:t>
+      </w:r>
+      <w:proofErr w:type="spellEnd"/>
+      <w:r>
+        <w:t xml:space="preserve"> de la o </w:t>
+      </w:r>
+      <w:proofErr w:type="spellStart"/>
+      <w:r>
+        <w:t>problemă</w:t>
+      </w:r>
+      <w:proofErr w:type="spellEnd"/>
+      <w:r>
+        <w:t xml:space="preserve"> </w:t>
+      </w:r>
+      <w:proofErr w:type="spellStart"/>
+      <w:r>
+        <w:t>structurală</w:t>
+      </w:r>
+      <w:proofErr w:type="spellEnd"/>
+      <w:r>
+        <w:t xml:space="preserve"> </w:t>
+      </w:r>
+      <w:proofErr w:type="gramStart"/>
+      <w:r>
+        <w:t>a</w:t>
+      </w:r>
+      <w:proofErr w:type="gramEnd"/>
+      <w:r>
+        <w:t xml:space="preserve"> </w:t>
+      </w:r>
+      <w:proofErr w:type="spellStart"/>
+      <w:r>
+        <w:t>aplicațiilor</w:t>
+      </w:r>
+      <w:proofErr w:type="spellEnd"/>
+      <w:r>
+        <w:t xml:space="preserve"> web: </w:t>
+      </w:r>
+      <w:proofErr w:type="spellStart"/>
+      <w:r>
+        <w:t>autentificarea</w:t>
+      </w:r>
+      <w:proofErr w:type="spellEnd"/>
+      <w:r>
+        <w:t xml:space="preserve"> </w:t>
+      </w:r>
+      <w:proofErr w:type="spellStart"/>
+      <w:r>
+        <w:t>clasică</w:t>
+      </w:r>
+      <w:proofErr w:type="spellEnd"/>
+      <w:r>
+        <w:t xml:space="preserve"> se </w:t>
+      </w:r>
+      <w:proofErr w:type="spellStart"/>
+      <w:r>
+        <w:t>bazează</w:t>
+      </w:r>
+      <w:proofErr w:type="spellEnd"/>
+      <w:r>
+        <w:t xml:space="preserve"> pe </w:t>
+      </w:r>
+      <w:proofErr w:type="spellStart"/>
+      <w:r>
+        <w:t>transmiterea</w:t>
+      </w:r>
+      <w:proofErr w:type="spellEnd"/>
+      <w:r>
+        <w:t xml:space="preserve"> </w:t>
+      </w:r>
+      <w:proofErr w:type="spellStart"/>
+      <w:r>
+        <w:t>parolei</w:t>
+      </w:r>
+      <w:proofErr w:type="spellEnd"/>
+      <w:r>
+        <w:t xml:space="preserve"> </w:t>
+      </w:r>
+      <w:proofErr w:type="spellStart"/>
+      <w:r>
+        <w:t>către</w:t>
+      </w:r>
+      <w:proofErr w:type="spellEnd"/>
+      <w:r>
+        <w:t xml:space="preserve"> server. </w:t>
+      </w:r>
+      <w:proofErr w:type="spellStart"/>
+      <w:r>
+        <w:t>Deși</w:t>
+      </w:r>
+      <w:proofErr w:type="spellEnd"/>
+      <w:r>
+        <w:t xml:space="preserve"> HTTPS reduce </w:t>
+      </w:r>
+      <w:proofErr w:type="spellStart"/>
+      <w:r>
+        <w:t>riscul</w:t>
+      </w:r>
+      <w:proofErr w:type="spellEnd"/>
+      <w:r>
+        <w:t xml:space="preserve"> </w:t>
+      </w:r>
+      <w:proofErr w:type="spellStart"/>
+      <w:r>
+        <w:t>interceptării</w:t>
+      </w:r>
+      <w:proofErr w:type="spellEnd"/>
+      <w:r>
+        <w:t xml:space="preserve">, </w:t>
+      </w:r>
+      <w:proofErr w:type="spellStart"/>
+      <w:r>
+        <w:t>arhitectura</w:t>
+      </w:r>
+      <w:proofErr w:type="spellEnd"/>
+      <w:r>
+        <w:t xml:space="preserve"> </w:t>
+      </w:r>
+      <w:proofErr w:type="spellStart"/>
+      <w:r>
+        <w:t>rămâne</w:t>
+      </w:r>
+      <w:proofErr w:type="spellEnd"/>
+      <w:r>
+        <w:t xml:space="preserve"> </w:t>
+      </w:r>
+      <w:proofErr w:type="spellStart"/>
+      <w:r>
+        <w:t>vulnerabilă</w:t>
+      </w:r>
+      <w:proofErr w:type="spellEnd"/>
+      <w:r>
+        <w:t xml:space="preserve"> la </w:t>
+      </w:r>
+      <w:proofErr w:type="spellStart"/>
+      <w:r>
+        <w:t>compromiterea</w:t>
+      </w:r>
+      <w:proofErr w:type="spellEnd"/>
+      <w:r>
+        <w:t xml:space="preserve"> </w:t>
+      </w:r>
+      <w:proofErr w:type="spellStart"/>
+      <w:r>
+        <w:t>bazelor</w:t>
+      </w:r>
+      <w:proofErr w:type="spellEnd"/>
+      <w:r>
+        <w:t xml:space="preserve"> de date, </w:t>
+      </w:r>
+      <w:proofErr w:type="spellStart"/>
+      <w:r>
+        <w:t>reutilizarea</w:t>
+      </w:r>
+      <w:proofErr w:type="spellEnd"/>
+      <w:r>
+        <w:t xml:space="preserve"> </w:t>
+      </w:r>
+      <w:proofErr w:type="spellStart"/>
+      <w:r>
+        <w:t>parolelor</w:t>
+      </w:r>
+      <w:proofErr w:type="spellEnd"/>
+      <w:r>
+        <w:t xml:space="preserve"> </w:t>
+      </w:r>
+      <w:proofErr w:type="spellStart"/>
+      <w:r>
+        <w:t>și</w:t>
+      </w:r>
+      <w:proofErr w:type="spellEnd"/>
+      <w:r>
+        <w:t xml:space="preserve"> </w:t>
+      </w:r>
+      <w:proofErr w:type="spellStart"/>
+      <w:r>
+        <w:t>atacuri</w:t>
+      </w:r>
+      <w:proofErr w:type="spellEnd"/>
+      <w:r>
+        <w:t xml:space="preserve"> replay. OAuth 2.0, </w:t>
+      </w:r>
+      <w:proofErr w:type="spellStart"/>
+      <w:r>
+        <w:t>adoptat</w:t>
+      </w:r>
+      <w:proofErr w:type="spellEnd"/>
+      <w:r>
+        <w:t xml:space="preserve"> pe </w:t>
+      </w:r>
+      <w:proofErr w:type="spellStart"/>
+      <w:r>
+        <w:t>scară</w:t>
+      </w:r>
+      <w:proofErr w:type="spellEnd"/>
+      <w:r>
+        <w:t xml:space="preserve"> </w:t>
+      </w:r>
+      <w:proofErr w:type="spellStart"/>
+      <w:r>
+        <w:t>largă</w:t>
+      </w:r>
+      <w:proofErr w:type="spellEnd"/>
+      <w:r>
+        <w:t xml:space="preserve">, nu </w:t>
+      </w:r>
+      <w:proofErr w:type="spellStart"/>
+      <w:r>
+        <w:t>rezolvă</w:t>
+      </w:r>
+      <w:proofErr w:type="spellEnd"/>
+      <w:r>
+        <w:t xml:space="preserve"> </w:t>
+      </w:r>
+      <w:proofErr w:type="spellStart"/>
+      <w:r>
+        <w:t>intrinsec</w:t>
+      </w:r>
+      <w:proofErr w:type="spellEnd"/>
+      <w:r>
+        <w:t xml:space="preserve"> </w:t>
+      </w:r>
+      <w:proofErr w:type="spellStart"/>
+      <w:r>
+        <w:t>această</w:t>
+      </w:r>
+      <w:proofErr w:type="spellEnd"/>
+      <w:r>
+        <w:t xml:space="preserve"> </w:t>
+      </w:r>
+      <w:proofErr w:type="spellStart"/>
+      <w:r>
+        <w:t>problemă</w:t>
+      </w:r>
+      <w:proofErr w:type="spellEnd"/>
+      <w:r>
+        <w:t>.</w:t>
       </w:r>
     </w:p>
+    <w:p/>
     <w:p>
-      <w:pPr>
-        <w:spacing w:before="360" w:after="160"/>
-      </w:pPr>
-      <w:r>
-        <w:rPr>
-          <w:b/>
-          <w:sz w:val="26"/>
-        </w:rPr>
-        <w:t>Slide 3 – Introducere</w:t>
+      <w:proofErr w:type="spellStart"/>
+      <w:r>
+        <w:t>Astfel</w:t>
+      </w:r>
+      <w:proofErr w:type="spellEnd"/>
+      <w:r>
+        <w:t xml:space="preserve">, </w:t>
+      </w:r>
+      <w:proofErr w:type="spellStart"/>
+      <w:r>
+        <w:t>scopul</w:t>
+      </w:r>
+      <w:proofErr w:type="spellEnd"/>
+      <w:r>
+        <w:t xml:space="preserve"> </w:t>
+      </w:r>
+      <w:proofErr w:type="spellStart"/>
+      <w:r>
+        <w:t>este</w:t>
+      </w:r>
+      <w:proofErr w:type="spellEnd"/>
+      <w:r>
+        <w:t xml:space="preserve"> </w:t>
+      </w:r>
+      <w:proofErr w:type="spellStart"/>
+      <w:r>
+        <w:t>proiectarea</w:t>
+      </w:r>
+      <w:proofErr w:type="spellEnd"/>
+      <w:r>
+        <w:t xml:space="preserve"> </w:t>
+      </w:r>
+      <w:proofErr w:type="spellStart"/>
+      <w:r>
+        <w:t>unui</w:t>
+      </w:r>
+      <w:proofErr w:type="spellEnd"/>
+      <w:r>
+        <w:t xml:space="preserve"> protocol </w:t>
+      </w:r>
+      <w:proofErr w:type="spellStart"/>
+      <w:r>
+        <w:t>hibrid</w:t>
+      </w:r>
+      <w:proofErr w:type="spellEnd"/>
+      <w:r>
+        <w:t xml:space="preserve"> care </w:t>
+      </w:r>
+      <w:proofErr w:type="spellStart"/>
+      <w:r>
+        <w:t>îmbină</w:t>
+      </w:r>
+      <w:proofErr w:type="spellEnd"/>
+      <w:r>
+        <w:t xml:space="preserve"> schema Schnorr, </w:t>
+      </w:r>
+      <w:proofErr w:type="spellStart"/>
+      <w:r>
+        <w:t>bazată</w:t>
+      </w:r>
+      <w:proofErr w:type="spellEnd"/>
+      <w:r>
+        <w:t xml:space="preserve"> pe </w:t>
+      </w:r>
+      <w:proofErr w:type="spellStart"/>
+      <w:r>
+        <w:t>demonstrații</w:t>
+      </w:r>
+      <w:proofErr w:type="spellEnd"/>
+      <w:r>
+        <w:t xml:space="preserve"> cu </w:t>
+      </w:r>
+      <w:proofErr w:type="spellStart"/>
+      <w:r>
+        <w:t>cunoștințe</w:t>
+      </w:r>
+      <w:proofErr w:type="spellEnd"/>
+      <w:r>
+        <w:t xml:space="preserve"> zero, cu </w:t>
+      </w:r>
+      <w:proofErr w:type="spellStart"/>
+      <w:r>
+        <w:t>cadrul</w:t>
+      </w:r>
+      <w:proofErr w:type="spellEnd"/>
+      <w:r>
+        <w:t xml:space="preserve"> OAuth 2.0, </w:t>
+      </w:r>
+      <w:proofErr w:type="spellStart"/>
+      <w:r>
+        <w:t>astfel</w:t>
+      </w:r>
+      <w:proofErr w:type="spellEnd"/>
+      <w:r>
+        <w:t xml:space="preserve"> </w:t>
+      </w:r>
+      <w:proofErr w:type="spellStart"/>
+      <w:r>
+        <w:t>încât</w:t>
+      </w:r>
+      <w:proofErr w:type="spellEnd"/>
+      <w:r>
+        <w:t xml:space="preserve"> </w:t>
+      </w:r>
+      <w:proofErr w:type="spellStart"/>
+      <w:r>
+        <w:t>parola</w:t>
+      </w:r>
+      <w:proofErr w:type="spellEnd"/>
+      <w:r>
+        <w:t xml:space="preserve"> </w:t>
+      </w:r>
+      <w:proofErr w:type="spellStart"/>
+      <w:r>
+        <w:t>să</w:t>
+      </w:r>
+      <w:proofErr w:type="spellEnd"/>
+      <w:r>
+        <w:t xml:space="preserve"> nu </w:t>
+      </w:r>
+      <w:proofErr w:type="spellStart"/>
+      <w:r>
+        <w:t>părăsească</w:t>
+      </w:r>
+      <w:proofErr w:type="spellEnd"/>
+      <w:r>
+        <w:t xml:space="preserve"> </w:t>
+      </w:r>
+      <w:proofErr w:type="spellStart"/>
+      <w:r>
+        <w:t>niciodată</w:t>
+      </w:r>
+      <w:proofErr w:type="spellEnd"/>
+      <w:r>
+        <w:t xml:space="preserve"> </w:t>
+      </w:r>
+      <w:proofErr w:type="spellStart"/>
+      <w:r>
+        <w:t>dispozitivul</w:t>
+      </w:r>
+      <w:proofErr w:type="spellEnd"/>
+      <w:r>
+        <w:t xml:space="preserve"> </w:t>
+      </w:r>
+      <w:proofErr w:type="spellStart"/>
+      <w:r>
+        <w:t>clientului</w:t>
+      </w:r>
+      <w:proofErr w:type="spellEnd"/>
+      <w:r>
+        <w:t xml:space="preserve">. Au </w:t>
+      </w:r>
+      <w:proofErr w:type="spellStart"/>
+      <w:r>
+        <w:t>fost</w:t>
+      </w:r>
+      <w:proofErr w:type="spellEnd"/>
+      <w:r>
+        <w:t xml:space="preserve"> </w:t>
+      </w:r>
+      <w:proofErr w:type="spellStart"/>
+      <w:r>
+        <w:t>implementate</w:t>
+      </w:r>
+      <w:proofErr w:type="spellEnd"/>
+      <w:r>
+        <w:t xml:space="preserve"> </w:t>
+      </w:r>
+      <w:proofErr w:type="spellStart"/>
+      <w:r>
+        <w:t>și</w:t>
+      </w:r>
+      <w:proofErr w:type="spellEnd"/>
+      <w:r>
+        <w:t xml:space="preserve"> </w:t>
+      </w:r>
+      <w:proofErr w:type="spellStart"/>
+      <w:r>
+        <w:t>trei</w:t>
+      </w:r>
+      <w:proofErr w:type="spellEnd"/>
+      <w:r>
+        <w:t xml:space="preserve"> </w:t>
+      </w:r>
+      <w:proofErr w:type="spellStart"/>
+      <w:r>
+        <w:t>fluxuri</w:t>
+      </w:r>
+      <w:proofErr w:type="spellEnd"/>
+      <w:r>
+        <w:t xml:space="preserve"> OAuth </w:t>
+      </w:r>
+      <w:proofErr w:type="spellStart"/>
+      <w:r>
+        <w:t>clasice</w:t>
+      </w:r>
+      <w:proofErr w:type="spellEnd"/>
+      <w:r>
+        <w:t xml:space="preserve"> ca </w:t>
+      </w:r>
+      <w:proofErr w:type="spellStart"/>
+      <w:r>
+        <w:t>referință</w:t>
+      </w:r>
+      <w:proofErr w:type="spellEnd"/>
+      <w:r>
+        <w:t xml:space="preserve">, </w:t>
+      </w:r>
+      <w:proofErr w:type="spellStart"/>
+      <w:r>
+        <w:t>completate</w:t>
+      </w:r>
+      <w:proofErr w:type="spellEnd"/>
+      <w:r>
+        <w:t xml:space="preserve"> de o </w:t>
+      </w:r>
+      <w:proofErr w:type="spellStart"/>
+      <w:r>
+        <w:t>evaluare</w:t>
+      </w:r>
+      <w:proofErr w:type="spellEnd"/>
+      <w:r>
+        <w:t xml:space="preserve"> </w:t>
+      </w:r>
+      <w:proofErr w:type="spellStart"/>
+      <w:r>
+        <w:t>față</w:t>
+      </w:r>
+      <w:proofErr w:type="spellEnd"/>
+      <w:r>
+        <w:t xml:space="preserve"> de </w:t>
+      </w:r>
+      <w:proofErr w:type="spellStart"/>
+      <w:r>
+        <w:t>protocoalele</w:t>
+      </w:r>
+      <w:proofErr w:type="spellEnd"/>
+      <w:r>
+        <w:t xml:space="preserve"> PAKE </w:t>
+      </w:r>
+      <w:proofErr w:type="spellStart"/>
+      <w:r>
+        <w:t>consacrate</w:t>
+      </w:r>
+      <w:proofErr w:type="spellEnd"/>
+      <w:r>
+        <w:t xml:space="preserve">, SRP-6a </w:t>
+      </w:r>
+      <w:proofErr w:type="spellStart"/>
+      <w:r>
+        <w:t>și</w:t>
+      </w:r>
+      <w:proofErr w:type="spellEnd"/>
+      <w:r>
+        <w:t xml:space="preserve"> </w:t>
+      </w:r>
+      <w:proofErr w:type="spellStart"/>
+      <w:r>
+        <w:t>zk</w:t>
+      </w:r>
+      <w:proofErr w:type="spellEnd"/>
+      <w:r>
+        <w:t>-SNARK.</w:t>
       </w:r>
     </w:p>
+    <w:p/>
     <w:p>
       <w:r>
-        <w:t>Tema pornește de la o problemă structurală a aplicațiilor web moderne: autentificarea se bazează pe transmiterea unui secret partajat către server. Deși HTTPS reduce riscul interceptării, arhitectura clasică rămâne vulnerabilă în fața compromiterii bazelor de date, a reutilizării parolelor și a atacurilor de tip replay.</w:t>
-      </w:r>
+        <w:t xml:space="preserve">Slide 4 - </w:t>
+      </w:r>
+      <w:proofErr w:type="spellStart"/>
+      <w:r>
+        <w:t>Tehnologii</w:t>
+      </w:r>
+      <w:proofErr w:type="spellEnd"/>
     </w:p>
+    <w:p/>
     <w:p>
       <w:r>
-        <w:t>Standardul OAuth 2.0, adoptat pe scară largă, nu soluționează în mod intrinsec această problemă, faza de autentificare continuând să expună credențialele în tranzit.</w:t>
+        <w:t xml:space="preserve">Python cu Flask a </w:t>
+      </w:r>
+      <w:proofErr w:type="spellStart"/>
+      <w:r>
+        <w:t>fost</w:t>
+      </w:r>
+      <w:proofErr w:type="spellEnd"/>
+      <w:r>
+        <w:t xml:space="preserve"> ales </w:t>
+      </w:r>
+      <w:proofErr w:type="spellStart"/>
+      <w:r>
+        <w:t>pentru</w:t>
+      </w:r>
+      <w:proofErr w:type="spellEnd"/>
+      <w:r>
+        <w:t xml:space="preserve"> server </w:t>
+      </w:r>
+      <w:proofErr w:type="spellStart"/>
+      <w:r>
+        <w:t>datorită</w:t>
+      </w:r>
+      <w:proofErr w:type="spellEnd"/>
+      <w:r>
+        <w:t xml:space="preserve"> </w:t>
+      </w:r>
+      <w:proofErr w:type="spellStart"/>
+      <w:r>
+        <w:t>ecosistemului</w:t>
+      </w:r>
+      <w:proofErr w:type="spellEnd"/>
+      <w:r>
+        <w:t xml:space="preserve"> de </w:t>
+      </w:r>
+      <w:proofErr w:type="spellStart"/>
+      <w:r>
+        <w:t>biblioteci</w:t>
+      </w:r>
+      <w:proofErr w:type="spellEnd"/>
+      <w:r>
+        <w:t xml:space="preserve"> </w:t>
+      </w:r>
+      <w:proofErr w:type="spellStart"/>
+      <w:r>
+        <w:t>criptografice</w:t>
+      </w:r>
+      <w:proofErr w:type="spellEnd"/>
+      <w:r>
+        <w:t>. Flask-</w:t>
+      </w:r>
+      <w:proofErr w:type="spellStart"/>
+      <w:r>
+        <w:t>SQLAlchemy</w:t>
+      </w:r>
+      <w:proofErr w:type="spellEnd"/>
+      <w:r>
+        <w:t xml:space="preserve"> </w:t>
+      </w:r>
+      <w:proofErr w:type="spellStart"/>
+      <w:r>
+        <w:t>asigură</w:t>
+      </w:r>
+      <w:proofErr w:type="spellEnd"/>
+      <w:r>
+        <w:t xml:space="preserve"> </w:t>
+      </w:r>
+      <w:proofErr w:type="spellStart"/>
+      <w:r>
+        <w:t>persistența</w:t>
+      </w:r>
+      <w:proofErr w:type="spellEnd"/>
+      <w:r>
+        <w:t xml:space="preserve"> </w:t>
+      </w:r>
+      <w:proofErr w:type="spellStart"/>
+      <w:r>
+        <w:t>în</w:t>
+      </w:r>
+      <w:proofErr w:type="spellEnd"/>
+      <w:r>
+        <w:t xml:space="preserve"> SQLite cu </w:t>
+      </w:r>
+      <w:proofErr w:type="spellStart"/>
+      <w:r>
+        <w:t>trei</w:t>
+      </w:r>
+      <w:proofErr w:type="spellEnd"/>
+      <w:r>
+        <w:t xml:space="preserve"> </w:t>
+      </w:r>
+      <w:proofErr w:type="spellStart"/>
+      <w:r>
+        <w:t>tabele</w:t>
+      </w:r>
+      <w:proofErr w:type="spellEnd"/>
+      <w:r>
+        <w:t xml:space="preserve">. Am </w:t>
+      </w:r>
+      <w:proofErr w:type="spellStart"/>
+      <w:r>
+        <w:t>utilizat</w:t>
+      </w:r>
+      <w:proofErr w:type="spellEnd"/>
+      <w:r>
+        <w:t xml:space="preserve"> cryptography </w:t>
+      </w:r>
+      <w:proofErr w:type="spellStart"/>
+      <w:r>
+        <w:t>și</w:t>
+      </w:r>
+      <w:proofErr w:type="spellEnd"/>
+      <w:r>
+        <w:t xml:space="preserve"> </w:t>
+      </w:r>
+      <w:proofErr w:type="spellStart"/>
+      <w:r>
+        <w:t>sympy</w:t>
+      </w:r>
+      <w:proofErr w:type="spellEnd"/>
+      <w:r>
+        <w:t xml:space="preserve"> </w:t>
+      </w:r>
+      <w:proofErr w:type="spellStart"/>
+      <w:r>
+        <w:t>pentru</w:t>
+      </w:r>
+      <w:proofErr w:type="spellEnd"/>
+      <w:r>
+        <w:t xml:space="preserve"> </w:t>
+      </w:r>
+      <w:proofErr w:type="spellStart"/>
+      <w:r>
+        <w:t>parametrii</w:t>
+      </w:r>
+      <w:proofErr w:type="spellEnd"/>
+      <w:r>
+        <w:t xml:space="preserve"> </w:t>
+      </w:r>
+      <w:proofErr w:type="spellStart"/>
+      <w:r>
+        <w:t>criptografici</w:t>
+      </w:r>
+      <w:proofErr w:type="spellEnd"/>
+      <w:r>
+        <w:t xml:space="preserve">, </w:t>
+      </w:r>
+      <w:proofErr w:type="spellStart"/>
+      <w:r>
+        <w:t>PyJWT</w:t>
+      </w:r>
+      <w:proofErr w:type="spellEnd"/>
+      <w:r>
+        <w:t xml:space="preserve"> </w:t>
+      </w:r>
+      <w:proofErr w:type="spellStart"/>
+      <w:r>
+        <w:t>pentru</w:t>
+      </w:r>
+      <w:proofErr w:type="spellEnd"/>
+      <w:r>
+        <w:t xml:space="preserve"> </w:t>
+      </w:r>
+      <w:proofErr w:type="spellStart"/>
+      <w:r>
+        <w:t>jetoanele</w:t>
+      </w:r>
+      <w:proofErr w:type="spellEnd"/>
+      <w:r>
+        <w:t xml:space="preserve"> JWT </w:t>
+      </w:r>
+      <w:proofErr w:type="spellStart"/>
+      <w:r>
+        <w:t>semnate</w:t>
+      </w:r>
+      <w:proofErr w:type="spellEnd"/>
+      <w:r>
+        <w:t xml:space="preserve"> HS256, </w:t>
+      </w:r>
+      <w:proofErr w:type="spellStart"/>
+      <w:r>
+        <w:t>Authlib</w:t>
+      </w:r>
+      <w:proofErr w:type="spellEnd"/>
+      <w:r>
+        <w:t xml:space="preserve"> </w:t>
+      </w:r>
+      <w:proofErr w:type="spellStart"/>
+      <w:r>
+        <w:t>pentru</w:t>
+      </w:r>
+      <w:proofErr w:type="spellEnd"/>
+      <w:r>
+        <w:t xml:space="preserve"> OAuth 2.0 PKCE, </w:t>
+      </w:r>
+      <w:proofErr w:type="spellStart"/>
+      <w:r>
+        <w:t>iar</w:t>
+      </w:r>
+      <w:proofErr w:type="spellEnd"/>
+      <w:r>
+        <w:t xml:space="preserve"> </w:t>
+      </w:r>
+      <w:proofErr w:type="spellStart"/>
+      <w:r>
+        <w:t>bibliotecile</w:t>
+      </w:r>
+      <w:proofErr w:type="spellEnd"/>
+      <w:r>
+        <w:t xml:space="preserve"> Srp </w:t>
+      </w:r>
+      <w:proofErr w:type="spellStart"/>
+      <w:r>
+        <w:t>și</w:t>
+      </w:r>
+      <w:proofErr w:type="spellEnd"/>
+      <w:r>
+        <w:t xml:space="preserve"> </w:t>
+      </w:r>
+      <w:proofErr w:type="spellStart"/>
+      <w:r>
+        <w:t>pysnark</w:t>
+      </w:r>
+      <w:proofErr w:type="spellEnd"/>
+      <w:r>
+        <w:t xml:space="preserve"> </w:t>
+      </w:r>
+      <w:proofErr w:type="spellStart"/>
+      <w:r>
+        <w:t>pentru</w:t>
+      </w:r>
+      <w:proofErr w:type="spellEnd"/>
+      <w:r>
+        <w:t xml:space="preserve"> </w:t>
+      </w:r>
+      <w:proofErr w:type="spellStart"/>
+      <w:r>
+        <w:t>simularea</w:t>
+      </w:r>
+      <w:proofErr w:type="spellEnd"/>
+      <w:r>
+        <w:t xml:space="preserve"> SRP-6a, </w:t>
+      </w:r>
+      <w:proofErr w:type="spellStart"/>
+      <w:r>
+        <w:t>respectiv</w:t>
+      </w:r>
+      <w:proofErr w:type="spellEnd"/>
+      <w:r>
+        <w:t xml:space="preserve"> </w:t>
+      </w:r>
+      <w:proofErr w:type="spellStart"/>
+      <w:r>
+        <w:t>zk</w:t>
+      </w:r>
+      <w:proofErr w:type="spellEnd"/>
+      <w:r>
+        <w:t>-SNARK.</w:t>
       </w:r>
     </w:p>
+    <w:p/>
     <w:p>
-      <w:r>
-        <w:t>Scopul este proiectarea unui protocol hibrid care îmbină schema de identificare Schnorr, fundamentată pe demonstrații cu cunoștințe zero, cu cadrul OAuth 2.0, astfel încât parola să nu părăsească niciodată dispozitivul clientului. Au fost implementate și trei fluxuri OAuth clasice, inclusiv o variantă PKCE și una bazată pe Authlib, ca bază de referință comparativă, completate de o evaluare față de protocoalele PAKE consacrate, SRP-6a și zk-SNARK.</w:t>
+      <w:proofErr w:type="spellStart"/>
+      <w:r>
+        <w:t>Testarea</w:t>
+      </w:r>
+      <w:proofErr w:type="spellEnd"/>
+      <w:r>
+        <w:t xml:space="preserve"> se </w:t>
+      </w:r>
+      <w:proofErr w:type="spellStart"/>
+      <w:r>
+        <w:t>bazează</w:t>
+      </w:r>
+      <w:proofErr w:type="spellEnd"/>
+      <w:r>
+        <w:t xml:space="preserve"> pe </w:t>
+      </w:r>
+      <w:proofErr w:type="spellStart"/>
+      <w:r>
+        <w:t>pytest</w:t>
+      </w:r>
+      <w:proofErr w:type="spellEnd"/>
+      <w:r>
+        <w:t xml:space="preserve"> </w:t>
+      </w:r>
+      <w:proofErr w:type="spellStart"/>
+      <w:r>
+        <w:t>pentru</w:t>
+      </w:r>
+      <w:proofErr w:type="spellEnd"/>
+      <w:r>
+        <w:t xml:space="preserve"> </w:t>
+      </w:r>
+      <w:proofErr w:type="spellStart"/>
+      <w:r>
+        <w:t>cazurile</w:t>
+      </w:r>
+      <w:proofErr w:type="spellEnd"/>
+      <w:r>
+        <w:t xml:space="preserve"> </w:t>
+      </w:r>
+      <w:proofErr w:type="spellStart"/>
+      <w:r>
+        <w:t>funcționale</w:t>
+      </w:r>
+      <w:proofErr w:type="spellEnd"/>
+      <w:r>
+        <w:t xml:space="preserve"> </w:t>
+      </w:r>
+      <w:proofErr w:type="spellStart"/>
+      <w:r>
+        <w:t>și</w:t>
+      </w:r>
+      <w:proofErr w:type="spellEnd"/>
+      <w:r>
+        <w:t xml:space="preserve"> Locust </w:t>
+      </w:r>
+      <w:proofErr w:type="spellStart"/>
+      <w:r>
+        <w:t>pentru</w:t>
+      </w:r>
+      <w:proofErr w:type="spellEnd"/>
+      <w:r>
+        <w:t xml:space="preserve"> </w:t>
+      </w:r>
+      <w:proofErr w:type="spellStart"/>
+      <w:r>
+        <w:t>performanță</w:t>
+      </w:r>
+      <w:proofErr w:type="spellEnd"/>
+      <w:r>
+        <w:t xml:space="preserve"> sub </w:t>
+      </w:r>
+      <w:proofErr w:type="spellStart"/>
+      <w:r>
+        <w:t>încărcare</w:t>
+      </w:r>
+      <w:proofErr w:type="spellEnd"/>
+      <w:r>
+        <w:t xml:space="preserve"> </w:t>
+      </w:r>
+      <w:proofErr w:type="spellStart"/>
+      <w:r>
+        <w:t>concurentă</w:t>
+      </w:r>
+      <w:proofErr w:type="spellEnd"/>
+      <w:r>
+        <w:t xml:space="preserve">, cu opt fire de </w:t>
+      </w:r>
+      <w:proofErr w:type="spellStart"/>
+      <w:r>
+        <w:t>execuție</w:t>
+      </w:r>
+      <w:proofErr w:type="spellEnd"/>
+      <w:r>
+        <w:t xml:space="preserve"> </w:t>
+      </w:r>
+      <w:proofErr w:type="spellStart"/>
+      <w:r>
+        <w:t>prin</w:t>
+      </w:r>
+      <w:proofErr w:type="spellEnd"/>
+      <w:r>
+        <w:t xml:space="preserve"> </w:t>
+      </w:r>
+      <w:proofErr w:type="spellStart"/>
+      <w:r>
+        <w:t>serverul</w:t>
+      </w:r>
+      <w:proofErr w:type="spellEnd"/>
+      <w:r>
+        <w:t xml:space="preserve"> waitress.</w:t>
       </w:r>
     </w:p>
+    <w:p/>
     <w:p>
-      <w:pPr>
-        <w:spacing w:before="360" w:after="160"/>
-      </w:pPr>
-      <w:r>
-        <w:rPr>
-          <w:b/>
-          <w:sz w:val="26"/>
-        </w:rPr>
-        <w:t>Slide 4 – Tehnologii</w:t>
+      <w:r>
+        <w:t xml:space="preserve">JavaScript a </w:t>
+      </w:r>
+      <w:proofErr w:type="spellStart"/>
+      <w:r>
+        <w:t>fost</w:t>
+      </w:r>
+      <w:proofErr w:type="spellEnd"/>
+      <w:r>
+        <w:t xml:space="preserve"> ales </w:t>
+      </w:r>
+      <w:proofErr w:type="spellStart"/>
+      <w:r>
+        <w:t>pentru</w:t>
+      </w:r>
+      <w:proofErr w:type="spellEnd"/>
+      <w:r>
+        <w:t xml:space="preserve"> client, </w:t>
+      </w:r>
+      <w:proofErr w:type="spellStart"/>
+      <w:r>
+        <w:t>unde</w:t>
+      </w:r>
+      <w:proofErr w:type="spellEnd"/>
+      <w:r>
+        <w:t xml:space="preserve"> </w:t>
+      </w:r>
+      <w:proofErr w:type="spellStart"/>
+      <w:r>
+        <w:t>toate</w:t>
+      </w:r>
+      <w:proofErr w:type="spellEnd"/>
+      <w:r>
+        <w:t xml:space="preserve"> </w:t>
+      </w:r>
+      <w:proofErr w:type="spellStart"/>
+      <w:r>
+        <w:t>calculele</w:t>
+      </w:r>
+      <w:proofErr w:type="spellEnd"/>
+      <w:r>
+        <w:t xml:space="preserve"> </w:t>
+      </w:r>
+      <w:proofErr w:type="spellStart"/>
+      <w:r>
+        <w:t>criptografice</w:t>
+      </w:r>
+      <w:proofErr w:type="spellEnd"/>
+      <w:r>
+        <w:t xml:space="preserve"> se </w:t>
+      </w:r>
+      <w:proofErr w:type="spellStart"/>
+      <w:r>
+        <w:t>execută</w:t>
+      </w:r>
+      <w:proofErr w:type="spellEnd"/>
+      <w:r>
+        <w:t xml:space="preserve"> local </w:t>
+      </w:r>
+      <w:proofErr w:type="spellStart"/>
+      <w:r>
+        <w:t>prin</w:t>
+      </w:r>
+      <w:proofErr w:type="spellEnd"/>
+      <w:r>
+        <w:t xml:space="preserve"> </w:t>
+      </w:r>
+      <w:proofErr w:type="spellStart"/>
+      <w:r>
+        <w:t>BigInt</w:t>
+      </w:r>
+      <w:proofErr w:type="spellEnd"/>
+      <w:r>
+        <w:t xml:space="preserve"> </w:t>
+      </w:r>
+      <w:proofErr w:type="spellStart"/>
+      <w:r>
+        <w:t>și</w:t>
+      </w:r>
+      <w:proofErr w:type="spellEnd"/>
+      <w:r>
+        <w:t xml:space="preserve"> Web Crypto.</w:t>
       </w:r>
     </w:p>
+    <w:p/>
     <w:p>
       <w:r>
-        <w:t>Python cu Flask a fost ales pentru serverul de autentificare datorită ecosistemului extins de biblioteci criptografice. Flask-SQLAlchemy asigură persistența într-o bază SQLite locală cu trei tabele: utilizatorii cu cheile publice, jetoanele emise și datele protejate. Am utilizat cryptography și sympy pentru parametrii criptografici, PyJWT pentru jetoanele de acces în format JWT semnate HS256, iar Authlib pentru implementarea de referință OAuth 2.0 PKCE.</w:t>
-      </w:r>
+        <w:t xml:space="preserve">Slide 5 - </w:t>
+      </w:r>
+      <w:proofErr w:type="spellStart"/>
+      <w:r>
+        <w:t>Arhitectură</w:t>
+      </w:r>
+      <w:proofErr w:type="spellEnd"/>
     </w:p>
+    <w:p/>
     <w:p>
-      <w:r>
-        <w:t>Suita de testare se bazează pe pytest pentru cazurile funcționale și vectorii de atac, iar Locust pentru evaluarea performanței sub încărcare concurentă.</w:t>
+      <w:proofErr w:type="spellStart"/>
+      <w:r>
+        <w:t>Arhitectura</w:t>
+      </w:r>
+      <w:proofErr w:type="spellEnd"/>
+      <w:r>
+        <w:t xml:space="preserve"> </w:t>
+      </w:r>
+      <w:proofErr w:type="spellStart"/>
+      <w:r>
+        <w:t>este</w:t>
+      </w:r>
+      <w:proofErr w:type="spellEnd"/>
+      <w:r>
+        <w:t xml:space="preserve"> de tip </w:t>
+      </w:r>
+      <w:proofErr w:type="spellStart"/>
+      <w:r>
+        <w:t>trei</w:t>
+      </w:r>
+      <w:proofErr w:type="spellEnd"/>
+      <w:r>
+        <w:t xml:space="preserve"> </w:t>
+      </w:r>
+      <w:proofErr w:type="spellStart"/>
+      <w:r>
+        <w:t>niveluri</w:t>
+      </w:r>
+      <w:proofErr w:type="spellEnd"/>
+      <w:r>
+        <w:t xml:space="preserve">. </w:t>
+      </w:r>
+      <w:proofErr w:type="spellStart"/>
+      <w:r>
+        <w:t>Nivelul</w:t>
+      </w:r>
+      <w:proofErr w:type="spellEnd"/>
+      <w:r>
+        <w:t xml:space="preserve"> de </w:t>
+      </w:r>
+      <w:proofErr w:type="spellStart"/>
+      <w:r>
+        <w:t>prezentare</w:t>
+      </w:r>
+      <w:proofErr w:type="spellEnd"/>
+      <w:r>
+        <w:t xml:space="preserve"> </w:t>
+      </w:r>
+      <w:proofErr w:type="spellStart"/>
+      <w:r>
+        <w:t>cuprinde</w:t>
+      </w:r>
+      <w:proofErr w:type="spellEnd"/>
+      <w:r>
+        <w:t xml:space="preserve"> </w:t>
+      </w:r>
+      <w:proofErr w:type="spellStart"/>
+      <w:r>
+        <w:t>interfața</w:t>
+      </w:r>
+      <w:proofErr w:type="spellEnd"/>
+      <w:r>
+        <w:t xml:space="preserve"> web </w:t>
+      </w:r>
+      <w:proofErr w:type="spellStart"/>
+      <w:r>
+        <w:t>unde</w:t>
+      </w:r>
+      <w:proofErr w:type="spellEnd"/>
+      <w:r>
+        <w:t xml:space="preserve"> se </w:t>
+      </w:r>
+      <w:proofErr w:type="spellStart"/>
+      <w:r>
+        <w:t>execută</w:t>
+      </w:r>
+      <w:proofErr w:type="spellEnd"/>
+      <w:r>
+        <w:t xml:space="preserve"> </w:t>
+      </w:r>
+      <w:proofErr w:type="spellStart"/>
+      <w:r>
+        <w:t>calculele</w:t>
+      </w:r>
+      <w:proofErr w:type="spellEnd"/>
+      <w:r>
+        <w:t xml:space="preserve"> ZKP pe </w:t>
+      </w:r>
+      <w:proofErr w:type="spellStart"/>
+      <w:r>
+        <w:t>dispozitivul</w:t>
+      </w:r>
+      <w:proofErr w:type="spellEnd"/>
+      <w:r>
+        <w:t xml:space="preserve"> </w:t>
+      </w:r>
+      <w:proofErr w:type="spellStart"/>
+      <w:r>
+        <w:t>utilizatorului</w:t>
+      </w:r>
+      <w:proofErr w:type="spellEnd"/>
+      <w:r>
+        <w:t xml:space="preserve">, cu un monitor de </w:t>
+      </w:r>
+      <w:proofErr w:type="spellStart"/>
+      <w:r>
+        <w:t>rețea</w:t>
+      </w:r>
+      <w:proofErr w:type="spellEnd"/>
+      <w:r>
+        <w:t xml:space="preserve"> </w:t>
+      </w:r>
+      <w:proofErr w:type="spellStart"/>
+      <w:r>
+        <w:t>pentru</w:t>
+      </w:r>
+      <w:proofErr w:type="spellEnd"/>
+      <w:r>
+        <w:t xml:space="preserve"> </w:t>
+      </w:r>
+      <w:proofErr w:type="spellStart"/>
+      <w:r>
+        <w:t>auditare</w:t>
+      </w:r>
+      <w:proofErr w:type="spellEnd"/>
+      <w:r>
+        <w:t xml:space="preserve"> </w:t>
+      </w:r>
+      <w:proofErr w:type="spellStart"/>
+      <w:r>
+        <w:t>vizuală</w:t>
+      </w:r>
+      <w:proofErr w:type="spellEnd"/>
+      <w:r>
+        <w:t>.</w:t>
       </w:r>
     </w:p>
+    <w:p/>
     <w:p>
+      <w:proofErr w:type="spellStart"/>
+      <w:r>
+        <w:t>Nivelul</w:t>
+      </w:r>
+      <w:proofErr w:type="spellEnd"/>
+      <w:r>
+        <w:t xml:space="preserve"> de </w:t>
+      </w:r>
+      <w:proofErr w:type="spellStart"/>
+      <w:r>
+        <w:t>aplicație</w:t>
+      </w:r>
+      <w:proofErr w:type="spellEnd"/>
+      <w:r>
+        <w:t xml:space="preserve">, </w:t>
+      </w:r>
+      <w:proofErr w:type="spellStart"/>
+      <w:r>
+        <w:t>conturat</w:t>
+      </w:r>
+      <w:proofErr w:type="spellEnd"/>
+      <w:r>
+        <w:t xml:space="preserve"> de Flask, </w:t>
+      </w:r>
+      <w:proofErr w:type="spellStart"/>
+      <w:r>
+        <w:t>gestionează</w:t>
+      </w:r>
+      <w:proofErr w:type="spellEnd"/>
+      <w:r>
+        <w:t xml:space="preserve"> </w:t>
+      </w:r>
+      <w:proofErr w:type="spellStart"/>
+      <w:r>
+        <w:t>logica</w:t>
+      </w:r>
+      <w:proofErr w:type="spellEnd"/>
+      <w:r>
+        <w:t xml:space="preserve"> </w:t>
+      </w:r>
+      <w:proofErr w:type="spellStart"/>
+      <w:r>
+        <w:t>criptografică</w:t>
+      </w:r>
+      <w:proofErr w:type="spellEnd"/>
+      <w:r>
+        <w:t xml:space="preserve">, </w:t>
+      </w:r>
+      <w:proofErr w:type="spellStart"/>
+      <w:r>
+        <w:t>validarea</w:t>
+      </w:r>
+      <w:proofErr w:type="spellEnd"/>
+      <w:r>
+        <w:t xml:space="preserve"> </w:t>
+      </w:r>
+      <w:proofErr w:type="spellStart"/>
+      <w:r>
+        <w:t>apartenenței</w:t>
+      </w:r>
+      <w:proofErr w:type="spellEnd"/>
+      <w:r>
+        <w:t xml:space="preserve"> la </w:t>
+      </w:r>
+      <w:proofErr w:type="spellStart"/>
+      <w:r>
+        <w:t>subgrup</w:t>
+      </w:r>
+      <w:proofErr w:type="spellEnd"/>
+      <w:r>
+        <w:t xml:space="preserve">, </w:t>
+      </w:r>
+      <w:proofErr w:type="spellStart"/>
+      <w:r>
+        <w:t>emiterea</w:t>
+      </w:r>
+      <w:proofErr w:type="spellEnd"/>
+      <w:r>
+        <w:t xml:space="preserve"> JWT </w:t>
+      </w:r>
+      <w:proofErr w:type="spellStart"/>
+      <w:r>
+        <w:t>și</w:t>
+      </w:r>
+      <w:proofErr w:type="spellEnd"/>
+      <w:r>
+        <w:t xml:space="preserve"> </w:t>
+      </w:r>
+      <w:proofErr w:type="spellStart"/>
+      <w:r>
+        <w:t>modulele</w:t>
+      </w:r>
+      <w:proofErr w:type="spellEnd"/>
+      <w:r>
+        <w:t xml:space="preserve"> OAuth 2.0. </w:t>
+      </w:r>
+      <w:proofErr w:type="spellStart"/>
+      <w:r>
+        <w:t>Securitatea</w:t>
+      </w:r>
+      <w:proofErr w:type="spellEnd"/>
+      <w:r>
+        <w:t xml:space="preserve"> </w:t>
+      </w:r>
+      <w:proofErr w:type="spellStart"/>
+      <w:r>
+        <w:t>este</w:t>
+      </w:r>
+      <w:proofErr w:type="spellEnd"/>
+      <w:r>
+        <w:t xml:space="preserve"> </w:t>
+      </w:r>
+      <w:proofErr w:type="spellStart"/>
+      <w:r>
+        <w:t>consolidată</w:t>
+      </w:r>
+      <w:proofErr w:type="spellEnd"/>
+      <w:r>
+        <w:t xml:space="preserve"> </w:t>
+      </w:r>
+      <w:proofErr w:type="spellStart"/>
+      <w:r>
+        <w:t>prin</w:t>
+      </w:r>
+      <w:proofErr w:type="spellEnd"/>
+      <w:r>
+        <w:t xml:space="preserve"> </w:t>
+      </w:r>
+      <w:proofErr w:type="spellStart"/>
+      <w:r>
+        <w:t>legarea</w:t>
+      </w:r>
+      <w:proofErr w:type="spellEnd"/>
+      <w:r>
+        <w:t xml:space="preserve"> de canal.</w:t>
+      </w:r>
+    </w:p>
+    <w:p/>
+    <w:p>
+      <w:proofErr w:type="spellStart"/>
+      <w:r>
+        <w:t>Nivelul</w:t>
+      </w:r>
+      <w:proofErr w:type="spellEnd"/>
+      <w:r>
+        <w:t xml:space="preserve"> de date </w:t>
+      </w:r>
+      <w:proofErr w:type="spellStart"/>
+      <w:r>
+        <w:t>conține</w:t>
+      </w:r>
+      <w:proofErr w:type="spellEnd"/>
+      <w:r>
+        <w:t xml:space="preserve"> </w:t>
+      </w:r>
+      <w:proofErr w:type="spellStart"/>
+      <w:r>
+        <w:t>baza</w:t>
+      </w:r>
+      <w:proofErr w:type="spellEnd"/>
+      <w:r>
+        <w:t xml:space="preserve"> SQLite. Nu se </w:t>
+      </w:r>
+      <w:proofErr w:type="spellStart"/>
+      <w:r>
+        <w:t>stochează</w:t>
+      </w:r>
+      <w:proofErr w:type="spellEnd"/>
+      <w:r>
+        <w:t xml:space="preserve"> </w:t>
+      </w:r>
+      <w:proofErr w:type="spellStart"/>
+      <w:r>
+        <w:t>niciun</w:t>
+      </w:r>
+      <w:proofErr w:type="spellEnd"/>
+      <w:r>
+        <w:t xml:space="preserve"> secret </w:t>
+      </w:r>
+      <w:proofErr w:type="spellStart"/>
+      <w:r>
+        <w:t>privat</w:t>
+      </w:r>
+      <w:proofErr w:type="spellEnd"/>
+      <w:r>
+        <w:t xml:space="preserve">. </w:t>
+      </w:r>
+      <w:proofErr w:type="spellStart"/>
+      <w:r>
+        <w:t>Parametrii</w:t>
+      </w:r>
+      <w:proofErr w:type="spellEnd"/>
+      <w:r>
+        <w:t xml:space="preserve"> </w:t>
+      </w:r>
+      <w:proofErr w:type="spellStart"/>
+      <w:r>
+        <w:t>criptografici</w:t>
+      </w:r>
+      <w:proofErr w:type="spellEnd"/>
+      <w:r>
+        <w:t xml:space="preserve">: P de 2048 de </w:t>
+      </w:r>
+      <w:proofErr w:type="spellStart"/>
+      <w:r>
+        <w:t>biți</w:t>
+      </w:r>
+      <w:proofErr w:type="spellEnd"/>
+      <w:r>
+        <w:t xml:space="preserve"> din RFC 3526, G = 4, </w:t>
+      </w:r>
+      <w:proofErr w:type="spellStart"/>
+      <w:r>
+        <w:t>securitate</w:t>
+      </w:r>
+      <w:proofErr w:type="spellEnd"/>
+      <w:r>
+        <w:t xml:space="preserve"> de </w:t>
+      </w:r>
+      <w:proofErr w:type="spellStart"/>
+      <w:r>
+        <w:t>aproximativ</w:t>
+      </w:r>
+      <w:proofErr w:type="spellEnd"/>
+      <w:r>
+        <w:t xml:space="preserve"> 112 </w:t>
+      </w:r>
+      <w:proofErr w:type="spellStart"/>
+      <w:r>
+        <w:t>biți</w:t>
+      </w:r>
+      <w:proofErr w:type="spellEnd"/>
+      <w:r>
+        <w:t>.</w:t>
+      </w:r>
+    </w:p>
+    <w:p/>
+    <w:p>
+      <w:r>
+        <w:t xml:space="preserve">Slide 6 - </w:t>
+      </w:r>
+      <w:proofErr w:type="spellStart"/>
+      <w:r>
+        <w:t>Algoritmul</w:t>
+      </w:r>
+      <w:proofErr w:type="spellEnd"/>
+      <w:r>
+        <w:t xml:space="preserve"> Schnorr</w:t>
+      </w:r>
+    </w:p>
+    <w:p/>
+    <w:p>
+      <w:r>
+        <w:t xml:space="preserve">Schema Schnorr se </w:t>
+      </w:r>
+      <w:proofErr w:type="spellStart"/>
+      <w:r>
+        <w:t>bazează</w:t>
+      </w:r>
+      <w:proofErr w:type="spellEnd"/>
+      <w:r>
+        <w:t xml:space="preserve"> pe </w:t>
+      </w:r>
+      <w:proofErr w:type="spellStart"/>
+      <w:r>
+        <w:t>dificultatea</w:t>
+      </w:r>
+      <w:proofErr w:type="spellEnd"/>
+      <w:r>
+        <w:t xml:space="preserve"> </w:t>
+      </w:r>
+      <w:proofErr w:type="spellStart"/>
+      <w:r>
+        <w:t>logaritmului</w:t>
+      </w:r>
+      <w:proofErr w:type="spellEnd"/>
+      <w:r>
+        <w:t xml:space="preserve"> </w:t>
+      </w:r>
+      <w:proofErr w:type="spellStart"/>
+      <w:r>
+        <w:t>discret</w:t>
+      </w:r>
+      <w:proofErr w:type="spellEnd"/>
+      <w:r>
+        <w:t xml:space="preserve">. Se </w:t>
+      </w:r>
+      <w:proofErr w:type="spellStart"/>
+      <w:r>
+        <w:t>utilizează</w:t>
+      </w:r>
+      <w:proofErr w:type="spellEnd"/>
+      <w:r>
+        <w:t xml:space="preserve"> un prim </w:t>
+      </w:r>
+      <w:proofErr w:type="spellStart"/>
+      <w:r>
+        <w:t>sigur</w:t>
+      </w:r>
+      <w:proofErr w:type="spellEnd"/>
+      <w:r>
+        <w:t xml:space="preserve"> P = 2Q + 1, </w:t>
+      </w:r>
+      <w:proofErr w:type="spellStart"/>
+      <w:r>
+        <w:t>generatorul</w:t>
+      </w:r>
+      <w:proofErr w:type="spellEnd"/>
+      <w:r>
+        <w:t xml:space="preserve"> G </w:t>
+      </w:r>
+      <w:proofErr w:type="spellStart"/>
+      <w:r>
+        <w:t>și</w:t>
+      </w:r>
+      <w:proofErr w:type="spellEnd"/>
+      <w:r>
+        <w:t xml:space="preserve"> </w:t>
+      </w:r>
+      <w:proofErr w:type="spellStart"/>
+      <w:r>
+        <w:t>cheia</w:t>
+      </w:r>
+      <w:proofErr w:type="spellEnd"/>
+      <w:r>
+        <w:t xml:space="preserve"> </w:t>
+      </w:r>
+      <w:proofErr w:type="spellStart"/>
+      <w:r>
+        <w:t>privată</w:t>
+      </w:r>
+      <w:proofErr w:type="spellEnd"/>
+      <w:r>
+        <w:t xml:space="preserve"> x din Z_Q. </w:t>
+      </w:r>
+      <w:proofErr w:type="spellStart"/>
+      <w:r>
+        <w:t>Protocolul</w:t>
+      </w:r>
+      <w:proofErr w:type="spellEnd"/>
+      <w:r>
+        <w:t xml:space="preserve"> </w:t>
+      </w:r>
+      <w:proofErr w:type="spellStart"/>
+      <w:r>
+        <w:t>presupune</w:t>
+      </w:r>
+      <w:proofErr w:type="spellEnd"/>
+      <w:r>
+        <w:t xml:space="preserve">: </w:t>
+      </w:r>
+      <w:proofErr w:type="spellStart"/>
+      <w:r>
+        <w:t>generarea</w:t>
+      </w:r>
+      <w:proofErr w:type="spellEnd"/>
+      <w:r>
+        <w:t xml:space="preserve"> </w:t>
+      </w:r>
+      <w:proofErr w:type="spellStart"/>
+      <w:r>
+        <w:t>cheii</w:t>
+      </w:r>
+      <w:proofErr w:type="spellEnd"/>
+      <w:r>
+        <w:t xml:space="preserve"> </w:t>
+      </w:r>
+      <w:proofErr w:type="spellStart"/>
+      <w:r>
+        <w:t>publice</w:t>
+      </w:r>
+      <w:proofErr w:type="spellEnd"/>
+      <w:r>
+        <w:t xml:space="preserve"> y = </w:t>
+      </w:r>
+      <w:proofErr w:type="spellStart"/>
+      <w:r>
+        <w:t>G^x</w:t>
+      </w:r>
+      <w:proofErr w:type="spellEnd"/>
+      <w:r>
+        <w:t xml:space="preserve"> mod P, </w:t>
+      </w:r>
+      <w:proofErr w:type="spellStart"/>
+      <w:r>
+        <w:t>transmiterea</w:t>
+      </w:r>
+      <w:proofErr w:type="spellEnd"/>
+      <w:r>
+        <w:t xml:space="preserve"> </w:t>
+      </w:r>
+      <w:proofErr w:type="spellStart"/>
+      <w:r>
+        <w:t>angajamentului</w:t>
+      </w:r>
+      <w:proofErr w:type="spellEnd"/>
+      <w:r>
+        <w:t xml:space="preserve"> t = </w:t>
+      </w:r>
+      <w:proofErr w:type="spellStart"/>
+      <w:r>
+        <w:t>G^r</w:t>
+      </w:r>
+      <w:proofErr w:type="spellEnd"/>
+      <w:r>
+        <w:t xml:space="preserve"> mod P, </w:t>
+      </w:r>
+      <w:proofErr w:type="spellStart"/>
+      <w:r>
+        <w:t>primirea</w:t>
+      </w:r>
+      <w:proofErr w:type="spellEnd"/>
+      <w:r>
+        <w:t xml:space="preserve"> </w:t>
+      </w:r>
+      <w:proofErr w:type="spellStart"/>
+      <w:r>
+        <w:t>provocării</w:t>
+      </w:r>
+      <w:proofErr w:type="spellEnd"/>
+      <w:r>
+        <w:t xml:space="preserve"> c, </w:t>
+      </w:r>
+      <w:proofErr w:type="spellStart"/>
+      <w:r>
+        <w:t>calculul</w:t>
+      </w:r>
+      <w:proofErr w:type="spellEnd"/>
+      <w:r>
+        <w:t xml:space="preserve"> </w:t>
+      </w:r>
+      <w:proofErr w:type="spellStart"/>
+      <w:r>
+        <w:t>răspunsului</w:t>
+      </w:r>
+      <w:proofErr w:type="spellEnd"/>
+      <w:r>
+        <w:t xml:space="preserve"> s = (r + c * x) mod Q </w:t>
+      </w:r>
+      <w:proofErr w:type="spellStart"/>
+      <w:r>
+        <w:t>și</w:t>
+      </w:r>
+      <w:proofErr w:type="spellEnd"/>
+      <w:r>
+        <w:t xml:space="preserve"> </w:t>
+      </w:r>
+      <w:proofErr w:type="spellStart"/>
+      <w:r>
+        <w:t>verificarea</w:t>
+      </w:r>
+      <w:proofErr w:type="spellEnd"/>
+      <w:r>
+        <w:t xml:space="preserve"> </w:t>
+      </w:r>
+      <w:proofErr w:type="spellStart"/>
+      <w:r>
+        <w:t>egalității</w:t>
+      </w:r>
+      <w:proofErr w:type="spellEnd"/>
+      <w:r>
+        <w:t xml:space="preserve"> G^s mod P = t * </w:t>
+      </w:r>
+      <w:proofErr w:type="spellStart"/>
+      <w:r>
+        <w:t>y^c</w:t>
+      </w:r>
+      <w:proofErr w:type="spellEnd"/>
+      <w:r>
+        <w:t xml:space="preserve"> mod P.</w:t>
+      </w:r>
+    </w:p>
+    <w:p/>
+    <w:p>
+      <w:r>
+        <w:t xml:space="preserve">Slide 7 - </w:t>
+      </w:r>
+      <w:proofErr w:type="spellStart"/>
+      <w:r>
+        <w:t>Fluxul</w:t>
+      </w:r>
+      <w:proofErr w:type="spellEnd"/>
+      <w:r>
+        <w:t xml:space="preserve"> de </w:t>
+      </w:r>
+      <w:proofErr w:type="spellStart"/>
+      <w:r>
+        <w:t>înregistrare</w:t>
+      </w:r>
+      <w:proofErr w:type="spellEnd"/>
+    </w:p>
+    <w:p/>
+    <w:p>
+      <w:proofErr w:type="spellStart"/>
+      <w:r>
+        <w:t>Clientul</w:t>
+      </w:r>
+      <w:proofErr w:type="spellEnd"/>
+      <w:r>
+        <w:t xml:space="preserve"> </w:t>
+      </w:r>
+      <w:proofErr w:type="spellStart"/>
+      <w:r>
+        <w:t>derivă</w:t>
+      </w:r>
+      <w:proofErr w:type="spellEnd"/>
+      <w:r>
+        <w:t xml:space="preserve"> local </w:t>
+      </w:r>
+      <w:proofErr w:type="spellStart"/>
+      <w:r>
+        <w:t>cheia</w:t>
+      </w:r>
+      <w:proofErr w:type="spellEnd"/>
+      <w:r>
+        <w:t xml:space="preserve"> </w:t>
+      </w:r>
+      <w:proofErr w:type="spellStart"/>
+      <w:r>
+        <w:t>privată</w:t>
+      </w:r>
+      <w:proofErr w:type="spellEnd"/>
+      <w:r>
+        <w:t xml:space="preserve"> din </w:t>
+      </w:r>
+      <w:proofErr w:type="spellStart"/>
+      <w:r>
+        <w:t>parolă</w:t>
+      </w:r>
+      <w:proofErr w:type="spellEnd"/>
+      <w:r>
+        <w:t xml:space="preserve"> </w:t>
+      </w:r>
+      <w:proofErr w:type="spellStart"/>
+      <w:r>
+        <w:t>prin</w:t>
+      </w:r>
+      <w:proofErr w:type="spellEnd"/>
+      <w:r>
+        <w:t xml:space="preserve"> </w:t>
+      </w:r>
+      <w:proofErr w:type="spellStart"/>
+      <w:r>
+        <w:t>scrypt</w:t>
+      </w:r>
+      <w:proofErr w:type="spellEnd"/>
+      <w:r>
+        <w:t xml:space="preserve"> cu un salt </w:t>
+      </w:r>
+      <w:proofErr w:type="spellStart"/>
+      <w:r>
+        <w:t>aleatoriu</w:t>
+      </w:r>
+      <w:proofErr w:type="spellEnd"/>
+      <w:r>
+        <w:t xml:space="preserve"> </w:t>
+      </w:r>
+      <w:proofErr w:type="spellStart"/>
+      <w:r>
+        <w:t>unic</w:t>
+      </w:r>
+      <w:proofErr w:type="spellEnd"/>
+      <w:r>
+        <w:t xml:space="preserve"> </w:t>
+      </w:r>
+      <w:proofErr w:type="spellStart"/>
+      <w:r>
+        <w:t>și</w:t>
+      </w:r>
+      <w:proofErr w:type="spellEnd"/>
+      <w:r>
+        <w:t xml:space="preserve"> </w:t>
+      </w:r>
+      <w:proofErr w:type="spellStart"/>
+      <w:r>
+        <w:t>calculează</w:t>
+      </w:r>
+      <w:proofErr w:type="spellEnd"/>
+      <w:r>
+        <w:t xml:space="preserve"> </w:t>
+      </w:r>
+      <w:proofErr w:type="spellStart"/>
+      <w:r>
+        <w:t>cheia</w:t>
+      </w:r>
+      <w:proofErr w:type="spellEnd"/>
+      <w:r>
+        <w:t xml:space="preserve"> </w:t>
+      </w:r>
+      <w:proofErr w:type="spellStart"/>
+      <w:r>
+        <w:t>publică</w:t>
+      </w:r>
+      <w:proofErr w:type="spellEnd"/>
+      <w:r>
+        <w:t xml:space="preserve"> y. </w:t>
+      </w:r>
+      <w:proofErr w:type="spellStart"/>
+      <w:r>
+        <w:t>Către</w:t>
+      </w:r>
+      <w:proofErr w:type="spellEnd"/>
+      <w:r>
+        <w:t xml:space="preserve"> server se </w:t>
+      </w:r>
+      <w:proofErr w:type="spellStart"/>
+      <w:r>
+        <w:t>transmite</w:t>
+      </w:r>
+      <w:proofErr w:type="spellEnd"/>
+      <w:r>
+        <w:t xml:space="preserve"> </w:t>
+      </w:r>
+      <w:proofErr w:type="spellStart"/>
+      <w:r>
+        <w:t>exclusiv</w:t>
+      </w:r>
+      <w:proofErr w:type="spellEnd"/>
+      <w:r>
+        <w:t xml:space="preserve"> </w:t>
+      </w:r>
+      <w:proofErr w:type="spellStart"/>
+      <w:r>
+        <w:t>cheia</w:t>
+      </w:r>
+      <w:proofErr w:type="spellEnd"/>
+      <w:r>
+        <w:t xml:space="preserve"> </w:t>
+      </w:r>
+      <w:proofErr w:type="spellStart"/>
+      <w:r>
+        <w:t>publică</w:t>
+      </w:r>
+      <w:proofErr w:type="spellEnd"/>
+      <w:r>
+        <w:t xml:space="preserve">, </w:t>
+      </w:r>
+      <w:proofErr w:type="spellStart"/>
+      <w:r>
+        <w:t>validată</w:t>
+      </w:r>
+      <w:proofErr w:type="spellEnd"/>
+      <w:r>
+        <w:t xml:space="preserve"> </w:t>
+      </w:r>
+      <w:proofErr w:type="spellStart"/>
+      <w:r>
+        <w:t>prin</w:t>
+      </w:r>
+      <w:proofErr w:type="spellEnd"/>
+      <w:r>
+        <w:t xml:space="preserve"> </w:t>
+      </w:r>
+      <w:proofErr w:type="spellStart"/>
+      <w:r>
+        <w:t>verificarea</w:t>
+      </w:r>
+      <w:proofErr w:type="spellEnd"/>
+      <w:r>
+        <w:t xml:space="preserve"> </w:t>
+      </w:r>
+      <w:proofErr w:type="spellStart"/>
+      <w:r>
+        <w:t>apartenenței</w:t>
+      </w:r>
+      <w:proofErr w:type="spellEnd"/>
+      <w:r>
+        <w:t xml:space="preserve"> la </w:t>
+      </w:r>
+      <w:proofErr w:type="spellStart"/>
+      <w:r>
+        <w:t>subgrup</w:t>
+      </w:r>
+      <w:proofErr w:type="spellEnd"/>
+      <w:r>
+        <w:t xml:space="preserve"> </w:t>
+      </w:r>
+      <w:proofErr w:type="spellStart"/>
+      <w:r>
+        <w:t>și</w:t>
+      </w:r>
+      <w:proofErr w:type="spellEnd"/>
+      <w:r>
+        <w:t xml:space="preserve"> </w:t>
+      </w:r>
+      <w:proofErr w:type="spellStart"/>
+      <w:r>
+        <w:t>respingerea</w:t>
+      </w:r>
+      <w:proofErr w:type="spellEnd"/>
+      <w:r>
+        <w:t xml:space="preserve"> </w:t>
+      </w:r>
+      <w:proofErr w:type="spellStart"/>
+      <w:r>
+        <w:t>valorilor</w:t>
+      </w:r>
+      <w:proofErr w:type="spellEnd"/>
+      <w:r>
+        <w:t xml:space="preserve"> </w:t>
+      </w:r>
+      <w:proofErr w:type="spellStart"/>
+      <w:r>
+        <w:t>triviale</w:t>
+      </w:r>
+      <w:proofErr w:type="spellEnd"/>
+      <w:r>
+        <w:t>.</w:t>
+      </w:r>
+    </w:p>
+    <w:p/>
+    <w:p>
+      <w:r>
+        <w:t xml:space="preserve">Parola nu </w:t>
+      </w:r>
+      <w:proofErr w:type="spellStart"/>
+      <w:r>
+        <w:t>părăsește</w:t>
+      </w:r>
+      <w:proofErr w:type="spellEnd"/>
+      <w:r>
+        <w:t xml:space="preserve"> </w:t>
+      </w:r>
+      <w:proofErr w:type="spellStart"/>
+      <w:r>
+        <w:t>niciodată</w:t>
+      </w:r>
+      <w:proofErr w:type="spellEnd"/>
+      <w:r>
+        <w:t xml:space="preserve"> </w:t>
+      </w:r>
+      <w:proofErr w:type="spellStart"/>
+      <w:r>
+        <w:t>dispozitivul</w:t>
+      </w:r>
+      <w:proofErr w:type="spellEnd"/>
+      <w:r>
+        <w:t xml:space="preserve">. La </w:t>
+      </w:r>
+      <w:proofErr w:type="spellStart"/>
+      <w:r>
+        <w:t>compromiterea</w:t>
+      </w:r>
+      <w:proofErr w:type="spellEnd"/>
+      <w:r>
+        <w:t xml:space="preserve"> </w:t>
+      </w:r>
+      <w:proofErr w:type="spellStart"/>
+      <w:r>
+        <w:t>bazei</w:t>
+      </w:r>
+      <w:proofErr w:type="spellEnd"/>
+      <w:r>
+        <w:t xml:space="preserve"> de date, </w:t>
+      </w:r>
+      <w:proofErr w:type="spellStart"/>
+      <w:r>
+        <w:t>derivarea</w:t>
+      </w:r>
+      <w:proofErr w:type="spellEnd"/>
+      <w:r>
+        <w:t xml:space="preserve"> </w:t>
+      </w:r>
+      <w:proofErr w:type="spellStart"/>
+      <w:r>
+        <w:t>cheii</w:t>
+      </w:r>
+      <w:proofErr w:type="spellEnd"/>
+      <w:r>
+        <w:t xml:space="preserve"> private </w:t>
+      </w:r>
+      <w:proofErr w:type="spellStart"/>
+      <w:r>
+        <w:t>echivalează</w:t>
+      </w:r>
+      <w:proofErr w:type="spellEnd"/>
+      <w:r>
+        <w:t xml:space="preserve"> cu </w:t>
+      </w:r>
+      <w:proofErr w:type="spellStart"/>
+      <w:r>
+        <w:t>rezolvarea</w:t>
+      </w:r>
+      <w:proofErr w:type="spellEnd"/>
+      <w:r>
+        <w:t xml:space="preserve"> </w:t>
+      </w:r>
+      <w:proofErr w:type="spellStart"/>
+      <w:r>
+        <w:t>logaritmului</w:t>
+      </w:r>
+      <w:proofErr w:type="spellEnd"/>
+      <w:r>
+        <w:t xml:space="preserve"> </w:t>
+      </w:r>
+      <w:proofErr w:type="spellStart"/>
+      <w:r>
+        <w:t>discret</w:t>
+      </w:r>
+      <w:proofErr w:type="spellEnd"/>
+      <w:r>
+        <w:t xml:space="preserve"> pe 2048 de </w:t>
+      </w:r>
+      <w:proofErr w:type="spellStart"/>
+      <w:r>
+        <w:t>biți</w:t>
+      </w:r>
+      <w:proofErr w:type="spellEnd"/>
+      <w:r>
+        <w:t>.</w:t>
+      </w:r>
+    </w:p>
+    <w:p/>
+    <w:p>
+      <w:r>
+        <w:t xml:space="preserve">Slide 8 - </w:t>
+      </w:r>
+      <w:proofErr w:type="spellStart"/>
+      <w:r>
+        <w:t>Fluxul</w:t>
+      </w:r>
+      <w:proofErr w:type="spellEnd"/>
+      <w:r>
+        <w:t xml:space="preserve"> de </w:t>
+      </w:r>
+      <w:proofErr w:type="spellStart"/>
+      <w:r>
+        <w:t>autentificare</w:t>
+      </w:r>
+      <w:proofErr w:type="spellEnd"/>
+    </w:p>
+    <w:p/>
+    <w:p>
+      <w:proofErr w:type="spellStart"/>
+      <w:r>
+        <w:t>Clientul</w:t>
+      </w:r>
+      <w:proofErr w:type="spellEnd"/>
+      <w:r>
+        <w:t xml:space="preserve"> </w:t>
+      </w:r>
+      <w:proofErr w:type="spellStart"/>
+      <w:r>
+        <w:t>generează</w:t>
+      </w:r>
+      <w:proofErr w:type="spellEnd"/>
+      <w:r>
+        <w:t xml:space="preserve"> un nonce </w:t>
+      </w:r>
+      <w:proofErr w:type="spellStart"/>
+      <w:r>
+        <w:t>aleatoriu</w:t>
+      </w:r>
+      <w:proofErr w:type="spellEnd"/>
+      <w:r>
+        <w:t xml:space="preserve"> r, </w:t>
+      </w:r>
+      <w:proofErr w:type="spellStart"/>
+      <w:r>
+        <w:t>calculează</w:t>
+      </w:r>
+      <w:proofErr w:type="spellEnd"/>
+      <w:r>
+        <w:t xml:space="preserve"> </w:t>
+      </w:r>
+      <w:proofErr w:type="spellStart"/>
+      <w:r>
+        <w:t>angajamentul</w:t>
+      </w:r>
+      <w:proofErr w:type="spellEnd"/>
+      <w:r>
+        <w:t xml:space="preserve"> t </w:t>
+      </w:r>
+      <w:proofErr w:type="spellStart"/>
+      <w:r>
+        <w:t>și</w:t>
+      </w:r>
+      <w:proofErr w:type="spellEnd"/>
+      <w:r>
+        <w:t xml:space="preserve"> </w:t>
+      </w:r>
+      <w:proofErr w:type="spellStart"/>
+      <w:r>
+        <w:t>îl</w:t>
+      </w:r>
+      <w:proofErr w:type="spellEnd"/>
+      <w:r>
+        <w:t xml:space="preserve"> </w:t>
+      </w:r>
+      <w:proofErr w:type="spellStart"/>
+      <w:r>
+        <w:t>transmite</w:t>
+      </w:r>
+      <w:proofErr w:type="spellEnd"/>
+      <w:r>
+        <w:t xml:space="preserve">. </w:t>
+      </w:r>
+      <w:proofErr w:type="spellStart"/>
+      <w:r>
+        <w:t>Serverul</w:t>
+      </w:r>
+      <w:proofErr w:type="spellEnd"/>
+      <w:r>
+        <w:t xml:space="preserve"> </w:t>
+      </w:r>
+      <w:proofErr w:type="spellStart"/>
+      <w:r>
+        <w:t>validează</w:t>
+      </w:r>
+      <w:proofErr w:type="spellEnd"/>
+      <w:r>
+        <w:t xml:space="preserve"> </w:t>
+      </w:r>
+      <w:proofErr w:type="spellStart"/>
+      <w:r>
+        <w:t>apartenența</w:t>
+      </w:r>
+      <w:proofErr w:type="spellEnd"/>
+      <w:r>
+        <w:t xml:space="preserve"> la </w:t>
+      </w:r>
+      <w:proofErr w:type="spellStart"/>
+      <w:r>
+        <w:t>subgrup</w:t>
+      </w:r>
+      <w:proofErr w:type="spellEnd"/>
+      <w:r>
+        <w:t xml:space="preserve">, </w:t>
+      </w:r>
+      <w:proofErr w:type="spellStart"/>
+      <w:r>
+        <w:t>creează</w:t>
+      </w:r>
+      <w:proofErr w:type="spellEnd"/>
+      <w:r>
+        <w:t xml:space="preserve"> o </w:t>
+      </w:r>
+      <w:proofErr w:type="spellStart"/>
+      <w:r>
+        <w:t>sesiune</w:t>
+      </w:r>
+      <w:proofErr w:type="spellEnd"/>
+      <w:r>
+        <w:t xml:space="preserve"> </w:t>
+      </w:r>
+      <w:proofErr w:type="spellStart"/>
+      <w:r>
+        <w:t>temporară</w:t>
+      </w:r>
+      <w:proofErr w:type="spellEnd"/>
+      <w:r>
+        <w:t xml:space="preserve"> de 5 </w:t>
+      </w:r>
+      <w:proofErr w:type="spellStart"/>
+      <w:r>
+        <w:t>secunde</w:t>
+      </w:r>
+      <w:proofErr w:type="spellEnd"/>
+      <w:r>
+        <w:t xml:space="preserve"> </w:t>
+      </w:r>
+      <w:proofErr w:type="spellStart"/>
+      <w:r>
+        <w:t>și</w:t>
+      </w:r>
+      <w:proofErr w:type="spellEnd"/>
+      <w:r>
+        <w:t xml:space="preserve"> </w:t>
+      </w:r>
+      <w:proofErr w:type="spellStart"/>
+      <w:r>
+        <w:t>returnează</w:t>
+      </w:r>
+      <w:proofErr w:type="spellEnd"/>
+      <w:r>
+        <w:t xml:space="preserve"> </w:t>
+      </w:r>
+      <w:proofErr w:type="spellStart"/>
+      <w:r>
+        <w:t>provocarea</w:t>
+      </w:r>
+      <w:proofErr w:type="spellEnd"/>
+      <w:r>
+        <w:t xml:space="preserve"> c.</w:t>
+      </w:r>
+    </w:p>
+    <w:p/>
+    <w:p>
+      <w:proofErr w:type="spellStart"/>
       <w:r>
         <w:lastRenderedPageBreak/>
-        <w:t>JavaScript a fost ales pentru client, unde toate calculele criptografice se execută local, prin BigInt și Web Crypto, fără cadre de lucru externe.</w:t>
+        <w:t>Clientul</w:t>
+      </w:r>
+      <w:proofErr w:type="spellEnd"/>
+      <w:r>
+        <w:t xml:space="preserve"> </w:t>
+      </w:r>
+      <w:proofErr w:type="spellStart"/>
+      <w:r>
+        <w:t>recalculează</w:t>
+      </w:r>
+      <w:proofErr w:type="spellEnd"/>
+      <w:r>
+        <w:t xml:space="preserve"> </w:t>
+      </w:r>
+      <w:proofErr w:type="spellStart"/>
+      <w:r>
+        <w:t>cheia</w:t>
+      </w:r>
+      <w:proofErr w:type="spellEnd"/>
+      <w:r>
+        <w:t xml:space="preserve"> </w:t>
+      </w:r>
+      <w:proofErr w:type="spellStart"/>
+      <w:r>
+        <w:t>privată</w:t>
+      </w:r>
+      <w:proofErr w:type="spellEnd"/>
+      <w:r>
+        <w:t xml:space="preserve">, </w:t>
+      </w:r>
+      <w:proofErr w:type="spellStart"/>
+      <w:r>
+        <w:t>calculează</w:t>
+      </w:r>
+      <w:proofErr w:type="spellEnd"/>
+      <w:r>
+        <w:t xml:space="preserve"> </w:t>
+      </w:r>
+      <w:proofErr w:type="spellStart"/>
+      <w:r>
+        <w:t>răspunsul</w:t>
+      </w:r>
+      <w:proofErr w:type="spellEnd"/>
+      <w:r>
+        <w:t xml:space="preserve"> s </w:t>
+      </w:r>
+      <w:proofErr w:type="spellStart"/>
+      <w:r>
+        <w:t>și</w:t>
+      </w:r>
+      <w:proofErr w:type="spellEnd"/>
+      <w:r>
+        <w:t xml:space="preserve"> </w:t>
+      </w:r>
+      <w:proofErr w:type="spellStart"/>
+      <w:r>
+        <w:t>îl</w:t>
+      </w:r>
+      <w:proofErr w:type="spellEnd"/>
+      <w:r>
+        <w:t xml:space="preserve"> </w:t>
+      </w:r>
+      <w:proofErr w:type="spellStart"/>
+      <w:r>
+        <w:t>transmite</w:t>
+      </w:r>
+      <w:proofErr w:type="spellEnd"/>
+      <w:r>
+        <w:t xml:space="preserve">. </w:t>
+      </w:r>
+      <w:proofErr w:type="spellStart"/>
+      <w:r>
+        <w:t>Serverul</w:t>
+      </w:r>
+      <w:proofErr w:type="spellEnd"/>
+      <w:r>
+        <w:t xml:space="preserve"> </w:t>
+      </w:r>
+      <w:proofErr w:type="spellStart"/>
+      <w:r>
+        <w:t>verifică</w:t>
+      </w:r>
+      <w:proofErr w:type="spellEnd"/>
+      <w:r>
+        <w:t xml:space="preserve"> </w:t>
+      </w:r>
+      <w:proofErr w:type="spellStart"/>
+      <w:r>
+        <w:t>egalitatea</w:t>
+      </w:r>
+      <w:proofErr w:type="spellEnd"/>
+      <w:r>
+        <w:t xml:space="preserve"> </w:t>
+      </w:r>
+      <w:proofErr w:type="spellStart"/>
+      <w:r>
+        <w:t>matematică</w:t>
+      </w:r>
+      <w:proofErr w:type="spellEnd"/>
+      <w:r>
+        <w:t xml:space="preserve"> </w:t>
+      </w:r>
+      <w:proofErr w:type="spellStart"/>
+      <w:r>
+        <w:t>utilizând</w:t>
+      </w:r>
+      <w:proofErr w:type="spellEnd"/>
+      <w:r>
+        <w:t xml:space="preserve"> </w:t>
+      </w:r>
+      <w:proofErr w:type="spellStart"/>
+      <w:r>
+        <w:t>exclusiv</w:t>
+      </w:r>
+      <w:proofErr w:type="spellEnd"/>
+      <w:r>
+        <w:t xml:space="preserve"> </w:t>
+      </w:r>
+      <w:proofErr w:type="spellStart"/>
+      <w:r>
+        <w:t>cheia</w:t>
+      </w:r>
+      <w:proofErr w:type="spellEnd"/>
+      <w:r>
+        <w:t xml:space="preserve"> </w:t>
+      </w:r>
+      <w:proofErr w:type="spellStart"/>
+      <w:r>
+        <w:t>publică</w:t>
+      </w:r>
+      <w:proofErr w:type="spellEnd"/>
+      <w:r>
+        <w:t xml:space="preserve"> </w:t>
+      </w:r>
+      <w:proofErr w:type="spellStart"/>
+      <w:r>
+        <w:t>stocată</w:t>
+      </w:r>
+      <w:proofErr w:type="spellEnd"/>
+      <w:r>
+        <w:t xml:space="preserve">, </w:t>
+      </w:r>
+      <w:proofErr w:type="spellStart"/>
+      <w:r>
+        <w:t>apoi</w:t>
+      </w:r>
+      <w:proofErr w:type="spellEnd"/>
+      <w:r>
+        <w:t xml:space="preserve"> </w:t>
+      </w:r>
+      <w:proofErr w:type="spellStart"/>
+      <w:r>
+        <w:t>emite</w:t>
+      </w:r>
+      <w:proofErr w:type="spellEnd"/>
+      <w:r>
+        <w:t xml:space="preserve"> un JWT </w:t>
+      </w:r>
+      <w:proofErr w:type="spellStart"/>
+      <w:r>
+        <w:t>ancorat</w:t>
+      </w:r>
+      <w:proofErr w:type="spellEnd"/>
+      <w:r>
+        <w:t xml:space="preserve"> de </w:t>
+      </w:r>
+      <w:proofErr w:type="spellStart"/>
+      <w:r>
+        <w:t>sesiunea</w:t>
+      </w:r>
+      <w:proofErr w:type="spellEnd"/>
+      <w:r>
+        <w:t xml:space="preserve"> ZKP. </w:t>
+      </w:r>
+      <w:proofErr w:type="spellStart"/>
+      <w:r>
+        <w:t>Sesiunea</w:t>
+      </w:r>
+      <w:proofErr w:type="spellEnd"/>
+      <w:r>
+        <w:t xml:space="preserve"> se </w:t>
+      </w:r>
+      <w:proofErr w:type="spellStart"/>
+      <w:r>
+        <w:t>invalidează</w:t>
+      </w:r>
+      <w:proofErr w:type="spellEnd"/>
+      <w:r>
+        <w:t xml:space="preserve"> </w:t>
+      </w:r>
+      <w:proofErr w:type="spellStart"/>
+      <w:r>
+        <w:t>imediat</w:t>
+      </w:r>
+      <w:proofErr w:type="spellEnd"/>
+      <w:r>
+        <w:t xml:space="preserve">, </w:t>
+      </w:r>
+      <w:proofErr w:type="spellStart"/>
+      <w:r>
+        <w:t>iar</w:t>
+      </w:r>
+      <w:proofErr w:type="spellEnd"/>
+      <w:r>
+        <w:t xml:space="preserve"> </w:t>
+      </w:r>
+      <w:proofErr w:type="spellStart"/>
+      <w:r>
+        <w:t>mecanismul</w:t>
+      </w:r>
+      <w:proofErr w:type="spellEnd"/>
+      <w:r>
+        <w:t xml:space="preserve"> de </w:t>
+      </w:r>
+      <w:proofErr w:type="spellStart"/>
+      <w:r>
+        <w:t>excludere</w:t>
+      </w:r>
+      <w:proofErr w:type="spellEnd"/>
+      <w:r>
+        <w:t xml:space="preserve"> </w:t>
+      </w:r>
+      <w:proofErr w:type="spellStart"/>
+      <w:r>
+        <w:t>reciprocă</w:t>
+      </w:r>
+      <w:proofErr w:type="spellEnd"/>
+      <w:r>
+        <w:t xml:space="preserve"> </w:t>
+      </w:r>
+      <w:proofErr w:type="spellStart"/>
+      <w:r>
+        <w:t>asigură</w:t>
+      </w:r>
+      <w:proofErr w:type="spellEnd"/>
+      <w:r>
+        <w:t xml:space="preserve"> cel </w:t>
+      </w:r>
+      <w:proofErr w:type="spellStart"/>
+      <w:r>
+        <w:t>mult</w:t>
+      </w:r>
+      <w:proofErr w:type="spellEnd"/>
+      <w:r>
+        <w:t xml:space="preserve"> o </w:t>
+      </w:r>
+      <w:proofErr w:type="spellStart"/>
+      <w:r>
+        <w:t>sesiune</w:t>
+      </w:r>
+      <w:proofErr w:type="spellEnd"/>
+      <w:r>
+        <w:t xml:space="preserve"> </w:t>
+      </w:r>
+      <w:proofErr w:type="spellStart"/>
+      <w:r>
+        <w:t>activă</w:t>
+      </w:r>
+      <w:proofErr w:type="spellEnd"/>
+      <w:r>
+        <w:t xml:space="preserve"> per </w:t>
+      </w:r>
+      <w:proofErr w:type="spellStart"/>
+      <w:r>
+        <w:t>utilizator</w:t>
+      </w:r>
+      <w:proofErr w:type="spellEnd"/>
+      <w:r>
+        <w:t>.</w:t>
       </w:r>
     </w:p>
+    <w:p/>
     <w:p>
-      <w:pPr>
-        <w:spacing w:before="360" w:after="160"/>
-      </w:pPr>
-      <w:r>
-        <w:rPr>
-          <w:b/>
-          <w:sz w:val="26"/>
-        </w:rPr>
-        <w:t>Slide 5 – Arhitectură</w:t>
-      </w:r>
+      <w:r>
+        <w:t xml:space="preserve">Slide 9 - </w:t>
+      </w:r>
+      <w:proofErr w:type="spellStart"/>
+      <w:r>
+        <w:t>Proprietăți</w:t>
+      </w:r>
+      <w:proofErr w:type="spellEnd"/>
+      <w:r>
+        <w:t xml:space="preserve"> de </w:t>
+      </w:r>
+      <w:proofErr w:type="spellStart"/>
+      <w:r>
+        <w:t>securitate</w:t>
+      </w:r>
+      <w:proofErr w:type="spellEnd"/>
     </w:p>
+    <w:p/>
     <w:p>
-      <w:r>
-        <w:t>Arhitectura este de tip trei niveluri. Nivelul de prezentare cuprinde interfața web statică unde se execută calculele criptografice ZKP pe dispozitivul utilizatorului.</w:t>
+      <w:proofErr w:type="spellStart"/>
+      <w:r>
+        <w:t>Rezistența</w:t>
+      </w:r>
+      <w:proofErr w:type="spellEnd"/>
+      <w:r>
+        <w:t xml:space="preserve"> la </w:t>
+      </w:r>
+      <w:proofErr w:type="spellStart"/>
+      <w:r>
+        <w:t>interceptare</w:t>
+      </w:r>
+      <w:proofErr w:type="spellEnd"/>
+      <w:r>
+        <w:t xml:space="preserve">: </w:t>
+      </w:r>
+      <w:proofErr w:type="spellStart"/>
+      <w:r>
+        <w:t>ecuația</w:t>
+      </w:r>
+      <w:proofErr w:type="spellEnd"/>
+      <w:r>
+        <w:t xml:space="preserve"> s = (r + c * x) mod Q nu </w:t>
+      </w:r>
+      <w:proofErr w:type="spellStart"/>
+      <w:r>
+        <w:t>poate</w:t>
+      </w:r>
+      <w:proofErr w:type="spellEnd"/>
+      <w:r>
+        <w:t xml:space="preserve"> fi </w:t>
+      </w:r>
+      <w:proofErr w:type="spellStart"/>
+      <w:r>
+        <w:t>rezolvată</w:t>
+      </w:r>
+      <w:proofErr w:type="spellEnd"/>
+      <w:r>
+        <w:t xml:space="preserve"> </w:t>
+      </w:r>
+      <w:proofErr w:type="spellStart"/>
+      <w:r>
+        <w:t>fără</w:t>
+      </w:r>
+      <w:proofErr w:type="spellEnd"/>
+      <w:r>
+        <w:t xml:space="preserve"> nonce-ul r, </w:t>
+      </w:r>
+      <w:proofErr w:type="spellStart"/>
+      <w:r>
+        <w:t>netransmis</w:t>
+      </w:r>
+      <w:proofErr w:type="spellEnd"/>
+      <w:r>
+        <w:t xml:space="preserve"> </w:t>
+      </w:r>
+      <w:proofErr w:type="spellStart"/>
+      <w:r>
+        <w:t>prin</w:t>
+      </w:r>
+      <w:proofErr w:type="spellEnd"/>
+      <w:r>
+        <w:t xml:space="preserve"> </w:t>
+      </w:r>
+      <w:proofErr w:type="spellStart"/>
+      <w:r>
+        <w:t>rețea</w:t>
+      </w:r>
+      <w:proofErr w:type="spellEnd"/>
+      <w:r>
+        <w:t xml:space="preserve">. </w:t>
+      </w:r>
+      <w:proofErr w:type="spellStart"/>
+      <w:r>
+        <w:t>Protocolul</w:t>
+      </w:r>
+      <w:proofErr w:type="spellEnd"/>
+      <w:r>
+        <w:t xml:space="preserve"> </w:t>
+      </w:r>
+      <w:proofErr w:type="spellStart"/>
+      <w:r>
+        <w:t>oferă</w:t>
+      </w:r>
+      <w:proofErr w:type="spellEnd"/>
+      <w:r>
+        <w:t xml:space="preserve"> </w:t>
+      </w:r>
+      <w:proofErr w:type="spellStart"/>
+      <w:r>
+        <w:t>reziliență</w:t>
+      </w:r>
+      <w:proofErr w:type="spellEnd"/>
+      <w:r>
+        <w:t xml:space="preserve"> la </w:t>
+      </w:r>
+      <w:proofErr w:type="spellStart"/>
+      <w:r>
+        <w:t>atacuri</w:t>
+      </w:r>
+      <w:proofErr w:type="spellEnd"/>
+      <w:r>
+        <w:t xml:space="preserve"> Store Now, Decrypt Later.</w:t>
       </w:r>
     </w:p>
+    <w:p/>
     <w:p>
-      <w:r>
-        <w:t>Nivelul de aplicație, conturat de Flask, gestionează logica criptografică, emiterea jetoanelor JWT și modulele comparative OAuth 2.0.</w:t>
+      <w:proofErr w:type="spellStart"/>
+      <w:r>
+        <w:t>Serverul</w:t>
+      </w:r>
+      <w:proofErr w:type="spellEnd"/>
+      <w:r>
+        <w:t xml:space="preserve"> </w:t>
+      </w:r>
+      <w:proofErr w:type="spellStart"/>
+      <w:r>
+        <w:t>stochează</w:t>
+      </w:r>
+      <w:proofErr w:type="spellEnd"/>
+      <w:r>
+        <w:t xml:space="preserve"> </w:t>
+      </w:r>
+      <w:proofErr w:type="spellStart"/>
+      <w:r>
+        <w:t>doar</w:t>
+      </w:r>
+      <w:proofErr w:type="spellEnd"/>
+      <w:r>
+        <w:t xml:space="preserve"> </w:t>
+      </w:r>
+      <w:proofErr w:type="spellStart"/>
+      <w:r>
+        <w:t>cheia</w:t>
+      </w:r>
+      <w:proofErr w:type="spellEnd"/>
+      <w:r>
+        <w:t xml:space="preserve"> </w:t>
+      </w:r>
+      <w:proofErr w:type="spellStart"/>
+      <w:r>
+        <w:t>publică</w:t>
+      </w:r>
+      <w:proofErr w:type="spellEnd"/>
+      <w:r>
+        <w:t xml:space="preserve">, </w:t>
+      </w:r>
+      <w:proofErr w:type="spellStart"/>
+      <w:r>
+        <w:t>neutralizând</w:t>
+      </w:r>
+      <w:proofErr w:type="spellEnd"/>
+      <w:r>
+        <w:t xml:space="preserve"> </w:t>
+      </w:r>
+      <w:proofErr w:type="spellStart"/>
+      <w:r>
+        <w:t>breșele</w:t>
+      </w:r>
+      <w:proofErr w:type="spellEnd"/>
+      <w:r>
+        <w:t xml:space="preserve"> de date. </w:t>
+      </w:r>
+      <w:proofErr w:type="spellStart"/>
+      <w:r>
+        <w:t>Provocarea</w:t>
+      </w:r>
+      <w:proofErr w:type="spellEnd"/>
+      <w:r>
+        <w:t xml:space="preserve"> </w:t>
+      </w:r>
+      <w:proofErr w:type="spellStart"/>
+      <w:r>
+        <w:t>unică</w:t>
+      </w:r>
+      <w:proofErr w:type="spellEnd"/>
+      <w:r>
+        <w:t xml:space="preserve"> </w:t>
+      </w:r>
+      <w:proofErr w:type="spellStart"/>
+      <w:r>
+        <w:t>și</w:t>
+      </w:r>
+      <w:proofErr w:type="spellEnd"/>
+      <w:r>
+        <w:t xml:space="preserve"> </w:t>
+      </w:r>
+      <w:proofErr w:type="spellStart"/>
+      <w:r>
+        <w:t>invalidarea</w:t>
+      </w:r>
+      <w:proofErr w:type="spellEnd"/>
+      <w:r>
+        <w:t xml:space="preserve"> </w:t>
+      </w:r>
+      <w:proofErr w:type="spellStart"/>
+      <w:r>
+        <w:t>după</w:t>
+      </w:r>
+      <w:proofErr w:type="spellEnd"/>
+      <w:r>
+        <w:t xml:space="preserve"> </w:t>
+      </w:r>
+      <w:proofErr w:type="spellStart"/>
+      <w:r>
+        <w:t>consum</w:t>
+      </w:r>
+      <w:proofErr w:type="spellEnd"/>
+      <w:r>
+        <w:t xml:space="preserve"> </w:t>
+      </w:r>
+      <w:proofErr w:type="spellStart"/>
+      <w:r>
+        <w:t>previn</w:t>
+      </w:r>
+      <w:proofErr w:type="spellEnd"/>
+      <w:r>
+        <w:t xml:space="preserve"> replay-ul. </w:t>
+      </w:r>
+      <w:proofErr w:type="spellStart"/>
+      <w:r>
+        <w:t>Legarea</w:t>
+      </w:r>
+      <w:proofErr w:type="spellEnd"/>
+      <w:r>
+        <w:t xml:space="preserve"> de canal </w:t>
+      </w:r>
+      <w:proofErr w:type="spellStart"/>
+      <w:r>
+        <w:t>și</w:t>
+      </w:r>
+      <w:proofErr w:type="spellEnd"/>
+      <w:r>
+        <w:t xml:space="preserve"> </w:t>
+      </w:r>
+      <w:proofErr w:type="spellStart"/>
+      <w:r>
+        <w:t>expirarea</w:t>
+      </w:r>
+      <w:proofErr w:type="spellEnd"/>
+      <w:r>
+        <w:t xml:space="preserve"> JWT </w:t>
+      </w:r>
+      <w:proofErr w:type="spellStart"/>
+      <w:r>
+        <w:t>atenuează</w:t>
+      </w:r>
+      <w:proofErr w:type="spellEnd"/>
+      <w:r>
+        <w:t xml:space="preserve"> </w:t>
+      </w:r>
+      <w:proofErr w:type="spellStart"/>
+      <w:r>
+        <w:t>deturnarea</w:t>
+      </w:r>
+      <w:proofErr w:type="spellEnd"/>
+      <w:r>
+        <w:t xml:space="preserve"> </w:t>
+      </w:r>
+      <w:proofErr w:type="spellStart"/>
+      <w:r>
+        <w:t>sesiunii</w:t>
+      </w:r>
+      <w:proofErr w:type="spellEnd"/>
+      <w:r>
+        <w:t>.</w:t>
       </w:r>
     </w:p>
+    <w:p/>
     <w:p>
-      <w:r>
-        <w:t>Nivelul de date conține persistența într-o bază SQLite cu cele trei tabele menționate: utilizatorii cu cheile publice (secret_y), jetoanele emise (AuthToken) și entitățile de date protejate (PersoData). La nivelul bazei de date nu se stochează niciun secret privat.</w:t>
+      <w:proofErr w:type="spellStart"/>
+      <w:r>
+        <w:t>Auditul</w:t>
+      </w:r>
+      <w:proofErr w:type="spellEnd"/>
+      <w:r>
+        <w:t xml:space="preserve"> Wireshark a </w:t>
+      </w:r>
+      <w:proofErr w:type="spellStart"/>
+      <w:r>
+        <w:t>confirmat</w:t>
+      </w:r>
+      <w:proofErr w:type="spellEnd"/>
+      <w:r>
+        <w:t xml:space="preserve"> </w:t>
+      </w:r>
+      <w:proofErr w:type="spellStart"/>
+      <w:r>
+        <w:t>absența</w:t>
+      </w:r>
+      <w:proofErr w:type="spellEnd"/>
+      <w:r>
+        <w:t xml:space="preserve"> </w:t>
+      </w:r>
+      <w:proofErr w:type="spellStart"/>
+      <w:r>
+        <w:t>parolei</w:t>
+      </w:r>
+      <w:proofErr w:type="spellEnd"/>
+      <w:r>
+        <w:t xml:space="preserve"> </w:t>
+      </w:r>
+      <w:proofErr w:type="spellStart"/>
+      <w:r>
+        <w:t>în</w:t>
+      </w:r>
+      <w:proofErr w:type="spellEnd"/>
+      <w:r>
+        <w:t xml:space="preserve"> </w:t>
+      </w:r>
+      <w:proofErr w:type="spellStart"/>
+      <w:r>
+        <w:t>traficul</w:t>
+      </w:r>
+      <w:proofErr w:type="spellEnd"/>
+      <w:r>
+        <w:t xml:space="preserve"> de </w:t>
+      </w:r>
+      <w:proofErr w:type="spellStart"/>
+      <w:r>
+        <w:t>rețea</w:t>
+      </w:r>
+      <w:proofErr w:type="spellEnd"/>
+      <w:r>
+        <w:t>.</w:t>
       </w:r>
     </w:p>
+    <w:p/>
     <w:p>
-      <w:pPr>
-        <w:spacing w:before="360" w:after="160"/>
-      </w:pPr>
-      <w:r>
-        <w:rPr>
-          <w:b/>
-          <w:sz w:val="26"/>
-        </w:rPr>
-        <w:t>Slide 6 – Algoritmul Schnorr</w:t>
-      </w:r>
+      <w:r>
+        <w:t xml:space="preserve">Slide 10-11 - </w:t>
+      </w:r>
+      <w:proofErr w:type="spellStart"/>
+      <w:r>
+        <w:t>Validare</w:t>
+      </w:r>
+      <w:proofErr w:type="spellEnd"/>
+      <w:r>
+        <w:t xml:space="preserve"> </w:t>
+      </w:r>
+      <w:proofErr w:type="spellStart"/>
+      <w:r>
+        <w:t>și</w:t>
+      </w:r>
+      <w:proofErr w:type="spellEnd"/>
+      <w:r>
+        <w:t xml:space="preserve"> teste de </w:t>
+      </w:r>
+      <w:proofErr w:type="spellStart"/>
+      <w:r>
+        <w:t>securitate</w:t>
+      </w:r>
+      <w:proofErr w:type="spellEnd"/>
     </w:p>
+    <w:p/>
     <w:p>
-      <w:r>
-        <w:t>Schema Schnorr este fundamentată pe dificultatea problemei logaritmului discret în grupuri finite. Se utilizează un număr prim sigur P, unde P = 2Q + 1, un generator G al subgrupului de ordin Q, iar cheia privată x aparține spațiului ZQ. Protocolul se desfășoară între un solicitant, care deține secretul, și un verificator, care validează dovada fără a obține informații despre secret. Interacțiunea presupune patru etape: generarea cheii publice y = G^x mod P, transmiterea angajamentului t = G^r mod P, primirea provocării aleatorii c, calculul răspunsului s = (r + c * x) mod Q și, în final, verificarea egalității G^s mod P = t * y^c mod P.</w:t>
+      <w:proofErr w:type="spellStart"/>
+      <w:r>
+        <w:t>Validarea</w:t>
+      </w:r>
+      <w:proofErr w:type="spellEnd"/>
+      <w:r>
+        <w:t xml:space="preserve"> </w:t>
+      </w:r>
+      <w:proofErr w:type="spellStart"/>
+      <w:r>
+        <w:t>acoperă</w:t>
+      </w:r>
+      <w:proofErr w:type="spellEnd"/>
+      <w:r>
+        <w:t xml:space="preserve"> 49 de </w:t>
+      </w:r>
+      <w:proofErr w:type="spellStart"/>
+      <w:r>
+        <w:t>cazuri</w:t>
+      </w:r>
+      <w:proofErr w:type="spellEnd"/>
+      <w:r>
+        <w:t xml:space="preserve"> </w:t>
+      </w:r>
+      <w:proofErr w:type="spellStart"/>
+      <w:r>
+        <w:t>pytest</w:t>
+      </w:r>
+      <w:proofErr w:type="spellEnd"/>
+      <w:r>
+        <w:t xml:space="preserve">: 5 </w:t>
+      </w:r>
+      <w:proofErr w:type="spellStart"/>
+      <w:r>
+        <w:t>pozitive</w:t>
+      </w:r>
+      <w:proofErr w:type="spellEnd"/>
+      <w:r>
+        <w:t xml:space="preserve">, 5 negative, 31 </w:t>
+      </w:r>
+      <w:proofErr w:type="spellStart"/>
+      <w:r>
+        <w:t>cazuri</w:t>
+      </w:r>
+      <w:proofErr w:type="spellEnd"/>
+      <w:r>
+        <w:t xml:space="preserve"> </w:t>
+      </w:r>
+      <w:proofErr w:type="spellStart"/>
+      <w:r>
+        <w:t>limită</w:t>
+      </w:r>
+      <w:proofErr w:type="spellEnd"/>
+      <w:r>
+        <w:t xml:space="preserve"> </w:t>
+      </w:r>
+      <w:proofErr w:type="spellStart"/>
+      <w:r>
+        <w:t>și</w:t>
+      </w:r>
+      <w:proofErr w:type="spellEnd"/>
+      <w:r>
+        <w:t xml:space="preserve"> 8 teste de </w:t>
+      </w:r>
+      <w:proofErr w:type="spellStart"/>
+      <w:r>
+        <w:t>securitate</w:t>
+      </w:r>
+      <w:proofErr w:type="spellEnd"/>
+      <w:r>
+        <w:t xml:space="preserve">, cu </w:t>
+      </w:r>
+      <w:proofErr w:type="spellStart"/>
+      <w:r>
+        <w:t>rată</w:t>
+      </w:r>
+      <w:proofErr w:type="spellEnd"/>
+      <w:r>
+        <w:t xml:space="preserve"> de </w:t>
+      </w:r>
+      <w:proofErr w:type="spellStart"/>
+      <w:r>
+        <w:t>succes</w:t>
+      </w:r>
+      <w:proofErr w:type="spellEnd"/>
+      <w:r>
+        <w:t xml:space="preserve"> 100%.</w:t>
       </w:r>
     </w:p>
+    <w:p/>
     <w:p>
-      <w:pPr>
-        <w:spacing w:before="360" w:after="160"/>
-      </w:pPr>
-      <w:r>
-        <w:rPr>
-          <w:b/>
-          <w:sz w:val="26"/>
-        </w:rPr>
-        <w:t>Slide 7 – Fluxul de înregistrare</w:t>
+      <w:proofErr w:type="spellStart"/>
+      <w:r>
+        <w:t>Testele</w:t>
+      </w:r>
+      <w:proofErr w:type="spellEnd"/>
+      <w:r>
+        <w:t xml:space="preserve"> </w:t>
+      </w:r>
+      <w:proofErr w:type="spellStart"/>
+      <w:r>
+        <w:t>pozitive</w:t>
+      </w:r>
+      <w:proofErr w:type="spellEnd"/>
+      <w:r>
+        <w:t xml:space="preserve"> </w:t>
+      </w:r>
+      <w:proofErr w:type="spellStart"/>
+      <w:r>
+        <w:t>verifică</w:t>
+      </w:r>
+      <w:proofErr w:type="spellEnd"/>
+      <w:r>
+        <w:t xml:space="preserve"> </w:t>
+      </w:r>
+      <w:proofErr w:type="spellStart"/>
+      <w:r>
+        <w:t>absența</w:t>
+      </w:r>
+      <w:proofErr w:type="spellEnd"/>
+      <w:r>
+        <w:t xml:space="preserve"> </w:t>
+      </w:r>
+      <w:proofErr w:type="spellStart"/>
+      <w:r>
+        <w:t>parolei</w:t>
+      </w:r>
+      <w:proofErr w:type="spellEnd"/>
+      <w:r>
+        <w:t xml:space="preserve"> </w:t>
+      </w:r>
+      <w:proofErr w:type="spellStart"/>
+      <w:r>
+        <w:t>în</w:t>
+      </w:r>
+      <w:proofErr w:type="spellEnd"/>
+      <w:r>
+        <w:t xml:space="preserve"> </w:t>
+      </w:r>
+      <w:proofErr w:type="spellStart"/>
+      <w:r>
+        <w:t>baza</w:t>
+      </w:r>
+      <w:proofErr w:type="spellEnd"/>
+      <w:r>
+        <w:t xml:space="preserve"> de date </w:t>
+      </w:r>
+      <w:proofErr w:type="spellStart"/>
+      <w:r>
+        <w:t>și</w:t>
+      </w:r>
+      <w:proofErr w:type="spellEnd"/>
+      <w:r>
+        <w:t xml:space="preserve"> </w:t>
+      </w:r>
+      <w:proofErr w:type="spellStart"/>
+      <w:r>
+        <w:t>fluxurile</w:t>
+      </w:r>
+      <w:proofErr w:type="spellEnd"/>
+      <w:r>
+        <w:t xml:space="preserve"> complete. </w:t>
+      </w:r>
+      <w:proofErr w:type="spellStart"/>
+      <w:r>
+        <w:t>Testele</w:t>
+      </w:r>
+      <w:proofErr w:type="spellEnd"/>
+      <w:r>
+        <w:t xml:space="preserve"> negative </w:t>
+      </w:r>
+      <w:proofErr w:type="spellStart"/>
+      <w:r>
+        <w:t>acoperă</w:t>
+      </w:r>
+      <w:proofErr w:type="spellEnd"/>
+      <w:r>
+        <w:t xml:space="preserve"> </w:t>
+      </w:r>
+      <w:proofErr w:type="spellStart"/>
+      <w:r>
+        <w:t>autentificarea</w:t>
+      </w:r>
+      <w:proofErr w:type="spellEnd"/>
+      <w:r>
+        <w:t xml:space="preserve"> cu </w:t>
+      </w:r>
+      <w:proofErr w:type="spellStart"/>
+      <w:r>
+        <w:t>parolă</w:t>
+      </w:r>
+      <w:proofErr w:type="spellEnd"/>
+      <w:r>
+        <w:t xml:space="preserve"> </w:t>
+      </w:r>
+      <w:proofErr w:type="spellStart"/>
+      <w:r>
+        <w:t>greșită</w:t>
+      </w:r>
+      <w:proofErr w:type="spellEnd"/>
+      <w:r>
+        <w:t xml:space="preserve">, replay, </w:t>
+      </w:r>
+      <w:proofErr w:type="spellStart"/>
+      <w:r>
+        <w:t>expirarea</w:t>
+      </w:r>
+      <w:proofErr w:type="spellEnd"/>
+      <w:r>
+        <w:t xml:space="preserve"> </w:t>
+      </w:r>
+      <w:proofErr w:type="spellStart"/>
+      <w:r>
+        <w:t>sesiunii</w:t>
+      </w:r>
+      <w:proofErr w:type="spellEnd"/>
+      <w:r>
+        <w:t xml:space="preserve"> </w:t>
+      </w:r>
+      <w:proofErr w:type="spellStart"/>
+      <w:r>
+        <w:t>și</w:t>
+      </w:r>
+      <w:proofErr w:type="spellEnd"/>
+      <w:r>
+        <w:t xml:space="preserve"> </w:t>
+      </w:r>
+      <w:proofErr w:type="spellStart"/>
+      <w:r>
+        <w:t>conflictele</w:t>
+      </w:r>
+      <w:proofErr w:type="spellEnd"/>
+      <w:r>
+        <w:t xml:space="preserve">. </w:t>
+      </w:r>
+      <w:proofErr w:type="spellStart"/>
+      <w:r>
+        <w:t>Cazurile</w:t>
+      </w:r>
+      <w:proofErr w:type="spellEnd"/>
+      <w:r>
+        <w:t xml:space="preserve"> </w:t>
+      </w:r>
+      <w:proofErr w:type="spellStart"/>
+      <w:r>
+        <w:t>limită</w:t>
+      </w:r>
+      <w:proofErr w:type="spellEnd"/>
+      <w:r>
+        <w:t xml:space="preserve"> </w:t>
+      </w:r>
+      <w:proofErr w:type="spellStart"/>
+      <w:r>
+        <w:t>testează</w:t>
+      </w:r>
+      <w:proofErr w:type="spellEnd"/>
+      <w:r>
+        <w:t xml:space="preserve"> </w:t>
+      </w:r>
+      <w:proofErr w:type="spellStart"/>
+      <w:r>
+        <w:t>respingerea</w:t>
+      </w:r>
+      <w:proofErr w:type="spellEnd"/>
+      <w:r>
+        <w:t xml:space="preserve"> </w:t>
+      </w:r>
+      <w:proofErr w:type="spellStart"/>
+      <w:r>
+        <w:t>valorilor</w:t>
+      </w:r>
+      <w:proofErr w:type="spellEnd"/>
+      <w:r>
+        <w:t xml:space="preserve"> </w:t>
+      </w:r>
+      <w:proofErr w:type="spellStart"/>
+      <w:r>
+        <w:t>în</w:t>
+      </w:r>
+      <w:proofErr w:type="spellEnd"/>
+      <w:r>
+        <w:t xml:space="preserve"> afara Z_Q, </w:t>
+      </w:r>
+      <w:proofErr w:type="spellStart"/>
+      <w:r>
+        <w:t>valorile</w:t>
+      </w:r>
+      <w:proofErr w:type="spellEnd"/>
+      <w:r>
+        <w:t xml:space="preserve"> </w:t>
+      </w:r>
+      <w:proofErr w:type="spellStart"/>
+      <w:r>
+        <w:t>triviale</w:t>
+      </w:r>
+      <w:proofErr w:type="spellEnd"/>
+      <w:r>
+        <w:t xml:space="preserve">, </w:t>
+      </w:r>
+      <w:proofErr w:type="spellStart"/>
+      <w:r>
+        <w:t>concurența</w:t>
+      </w:r>
+      <w:proofErr w:type="spellEnd"/>
+      <w:r>
+        <w:t xml:space="preserve"> pe 10 fire </w:t>
+      </w:r>
+      <w:proofErr w:type="spellStart"/>
+      <w:r>
+        <w:t>și</w:t>
+      </w:r>
+      <w:proofErr w:type="spellEnd"/>
+      <w:r>
+        <w:t xml:space="preserve"> </w:t>
+      </w:r>
+      <w:proofErr w:type="spellStart"/>
+      <w:r>
+        <w:t>tipuri</w:t>
+      </w:r>
+      <w:proofErr w:type="spellEnd"/>
+      <w:r>
+        <w:t xml:space="preserve"> de date </w:t>
+      </w:r>
+      <w:proofErr w:type="spellStart"/>
+      <w:r>
+        <w:t>neconforme</w:t>
+      </w:r>
+      <w:proofErr w:type="spellEnd"/>
+      <w:r>
+        <w:t xml:space="preserve">. </w:t>
+      </w:r>
+      <w:proofErr w:type="spellStart"/>
+      <w:r>
+        <w:t>Testele</w:t>
+      </w:r>
+      <w:proofErr w:type="spellEnd"/>
+      <w:r>
+        <w:t xml:space="preserve"> de </w:t>
+      </w:r>
+      <w:proofErr w:type="spellStart"/>
+      <w:r>
+        <w:t>securitate</w:t>
+      </w:r>
+      <w:proofErr w:type="spellEnd"/>
+      <w:r>
+        <w:t xml:space="preserve"> </w:t>
+      </w:r>
+      <w:proofErr w:type="spellStart"/>
+      <w:r>
+        <w:t>validează</w:t>
+      </w:r>
+      <w:proofErr w:type="spellEnd"/>
+      <w:r>
+        <w:t xml:space="preserve"> </w:t>
+      </w:r>
+      <w:proofErr w:type="spellStart"/>
+      <w:r>
+        <w:t>simulatorul</w:t>
+      </w:r>
+      <w:proofErr w:type="spellEnd"/>
+      <w:r>
+        <w:t xml:space="preserve"> Schnorr, </w:t>
+      </w:r>
+      <w:proofErr w:type="spellStart"/>
+      <w:r>
+        <w:t>falsificarea</w:t>
+      </w:r>
+      <w:proofErr w:type="spellEnd"/>
+      <w:r>
+        <w:t xml:space="preserve"> </w:t>
+      </w:r>
+      <w:proofErr w:type="spellStart"/>
+      <w:r>
+        <w:t>fără</w:t>
+      </w:r>
+      <w:proofErr w:type="spellEnd"/>
+      <w:r>
+        <w:t xml:space="preserve"> </w:t>
+      </w:r>
+      <w:proofErr w:type="spellStart"/>
+      <w:r>
+        <w:t>cheie</w:t>
+      </w:r>
+      <w:proofErr w:type="spellEnd"/>
+      <w:r>
+        <w:t xml:space="preserve"> </w:t>
+      </w:r>
+      <w:proofErr w:type="spellStart"/>
+      <w:r>
+        <w:t>privată</w:t>
+      </w:r>
+      <w:proofErr w:type="spellEnd"/>
+      <w:r>
+        <w:t xml:space="preserve">, </w:t>
+      </w:r>
+      <w:proofErr w:type="spellStart"/>
+      <w:r>
+        <w:t>izolarea</w:t>
+      </w:r>
+      <w:proofErr w:type="spellEnd"/>
+      <w:r>
+        <w:t xml:space="preserve"> </w:t>
+      </w:r>
+      <w:proofErr w:type="spellStart"/>
+      <w:r>
+        <w:t>sesiunilor</w:t>
+      </w:r>
+      <w:proofErr w:type="spellEnd"/>
+      <w:r>
+        <w:t xml:space="preserve"> </w:t>
+      </w:r>
+      <w:proofErr w:type="spellStart"/>
+      <w:r>
+        <w:t>și</w:t>
+      </w:r>
+      <w:proofErr w:type="spellEnd"/>
+      <w:r>
+        <w:t xml:space="preserve"> </w:t>
+      </w:r>
+      <w:proofErr w:type="spellStart"/>
+      <w:r>
+        <w:t>autentificarea</w:t>
+      </w:r>
+      <w:proofErr w:type="spellEnd"/>
+      <w:r>
+        <w:t xml:space="preserve"> cu </w:t>
+      </w:r>
+      <w:proofErr w:type="spellStart"/>
+      <w:r>
+        <w:t>cheia</w:t>
+      </w:r>
+      <w:proofErr w:type="spellEnd"/>
+      <w:r>
+        <w:t xml:space="preserve"> </w:t>
+      </w:r>
+      <w:proofErr w:type="spellStart"/>
+      <w:r>
+        <w:t>publică</w:t>
+      </w:r>
+      <w:proofErr w:type="spellEnd"/>
+      <w:r>
+        <w:t xml:space="preserve"> </w:t>
+      </w:r>
+      <w:proofErr w:type="spellStart"/>
+      <w:r>
+        <w:t>furată</w:t>
+      </w:r>
+      <w:proofErr w:type="spellEnd"/>
+      <w:r>
+        <w:t>.</w:t>
       </w:r>
     </w:p>
+    <w:p/>
     <w:p>
-      <w:r>
-        <w:t>În procesul de înregistrare, clientul derivă local cheia privată din parolă utilizând funcția scrypt și calculează cheia publică y = G^x mod P. Către server se transmite exclusiv cheia publică, care este stocată și asociată identității utilizatorului.</w:t>
+      <w:proofErr w:type="spellStart"/>
+      <w:r>
+        <w:t>Simulările</w:t>
+      </w:r>
+      <w:proofErr w:type="spellEnd"/>
+      <w:r>
+        <w:t xml:space="preserve"> de </w:t>
+      </w:r>
+      <w:proofErr w:type="spellStart"/>
+      <w:r>
+        <w:t>atac</w:t>
+      </w:r>
+      <w:proofErr w:type="spellEnd"/>
+      <w:r>
+        <w:t xml:space="preserve"> </w:t>
+      </w:r>
+      <w:proofErr w:type="spellStart"/>
+      <w:r>
+        <w:t>includ</w:t>
+      </w:r>
+      <w:proofErr w:type="spellEnd"/>
+      <w:r>
+        <w:t xml:space="preserve">: </w:t>
+      </w:r>
+      <w:proofErr w:type="spellStart"/>
+      <w:r>
+        <w:t>compromiterea</w:t>
+      </w:r>
+      <w:proofErr w:type="spellEnd"/>
+      <w:r>
+        <w:t xml:space="preserve"> </w:t>
+      </w:r>
+      <w:proofErr w:type="spellStart"/>
+      <w:r>
+        <w:t>bazei</w:t>
+      </w:r>
+      <w:proofErr w:type="spellEnd"/>
+      <w:r>
+        <w:t xml:space="preserve"> de date </w:t>
+      </w:r>
+      <w:proofErr w:type="spellStart"/>
+      <w:r>
+        <w:t>respinsă</w:t>
+      </w:r>
+      <w:proofErr w:type="spellEnd"/>
+      <w:r>
+        <w:t xml:space="preserve"> </w:t>
+      </w:r>
+      <w:proofErr w:type="spellStart"/>
+      <w:r>
+        <w:t>matematic</w:t>
+      </w:r>
+      <w:proofErr w:type="spellEnd"/>
+      <w:r>
+        <w:t xml:space="preserve">, 10.000 de </w:t>
+      </w:r>
+      <w:proofErr w:type="spellStart"/>
+      <w:r>
+        <w:t>cereri</w:t>
+      </w:r>
+      <w:proofErr w:type="spellEnd"/>
+      <w:r>
+        <w:t xml:space="preserve"> </w:t>
+      </w:r>
+      <w:proofErr w:type="spellStart"/>
+      <w:r>
+        <w:t>fără</w:t>
+      </w:r>
+      <w:proofErr w:type="spellEnd"/>
+      <w:r>
+        <w:t xml:space="preserve"> </w:t>
+      </w:r>
+      <w:proofErr w:type="spellStart"/>
+      <w:r>
+        <w:t>coliziune</w:t>
+      </w:r>
+      <w:proofErr w:type="spellEnd"/>
+      <w:r>
+        <w:t xml:space="preserve">, </w:t>
+      </w:r>
+      <w:proofErr w:type="spellStart"/>
+      <w:r>
+        <w:t>injectarea</w:t>
+      </w:r>
+      <w:proofErr w:type="spellEnd"/>
+      <w:r>
+        <w:t xml:space="preserve"> de </w:t>
+      </w:r>
+      <w:proofErr w:type="spellStart"/>
+      <w:r>
+        <w:t>parametri</w:t>
+      </w:r>
+      <w:proofErr w:type="spellEnd"/>
+      <w:r>
+        <w:t xml:space="preserve"> </w:t>
+      </w:r>
+      <w:proofErr w:type="spellStart"/>
+      <w:r>
+        <w:t>slabi</w:t>
+      </w:r>
+      <w:proofErr w:type="spellEnd"/>
+      <w:r>
+        <w:t xml:space="preserve"> </w:t>
+      </w:r>
+      <w:proofErr w:type="spellStart"/>
+      <w:r>
+        <w:t>prin</w:t>
+      </w:r>
+      <w:proofErr w:type="spellEnd"/>
+      <w:r>
+        <w:t xml:space="preserve"> MitM </w:t>
+      </w:r>
+      <w:proofErr w:type="spellStart"/>
+      <w:r>
+        <w:t>respinsă</w:t>
+      </w:r>
+      <w:proofErr w:type="spellEnd"/>
+      <w:r>
+        <w:t xml:space="preserve"> </w:t>
+      </w:r>
+      <w:proofErr w:type="spellStart"/>
+      <w:r>
+        <w:t>prin</w:t>
+      </w:r>
+      <w:proofErr w:type="spellEnd"/>
+      <w:r>
+        <w:t xml:space="preserve"> HTTP 422, </w:t>
+      </w:r>
+      <w:proofErr w:type="spellStart"/>
+      <w:r>
+        <w:t>și</w:t>
+      </w:r>
+      <w:proofErr w:type="spellEnd"/>
+      <w:r>
+        <w:t xml:space="preserve"> </w:t>
+      </w:r>
+      <w:proofErr w:type="spellStart"/>
+      <w:r>
+        <w:t>escaladarea</w:t>
+      </w:r>
+      <w:proofErr w:type="spellEnd"/>
+      <w:r>
+        <w:t xml:space="preserve"> </w:t>
+      </w:r>
+      <w:proofErr w:type="spellStart"/>
+      <w:r>
+        <w:t>forței</w:t>
+      </w:r>
+      <w:proofErr w:type="spellEnd"/>
+      <w:r>
+        <w:t xml:space="preserve"> brute de la 8 la 64 de </w:t>
+      </w:r>
+      <w:proofErr w:type="spellStart"/>
+      <w:r>
+        <w:t>biți</w:t>
+      </w:r>
+      <w:proofErr w:type="spellEnd"/>
+      <w:r>
+        <w:t xml:space="preserve"> </w:t>
+      </w:r>
+      <w:proofErr w:type="spellStart"/>
+      <w:r>
+        <w:t>demonstrând</w:t>
+      </w:r>
+      <w:proofErr w:type="spellEnd"/>
+      <w:r>
+        <w:t xml:space="preserve"> </w:t>
+      </w:r>
+      <w:proofErr w:type="spellStart"/>
+      <w:r>
+        <w:t>imposibilitatea</w:t>
+      </w:r>
+      <w:proofErr w:type="spellEnd"/>
+      <w:r>
+        <w:t xml:space="preserve"> </w:t>
+      </w:r>
+      <w:proofErr w:type="spellStart"/>
+      <w:r>
+        <w:t>computațională</w:t>
+      </w:r>
+      <w:proofErr w:type="spellEnd"/>
+      <w:r>
+        <w:t>.</w:t>
       </w:r>
     </w:p>
+    <w:p/>
     <w:p>
       <w:r>
-        <w:t>Parola și cheia privată nu părăsesc niciodată dispozitivul clientului. În eventualitatea compromiterii bazei de date, valorile publice sunt inutile criptografic, derivarea cheii private fiind echivalentă cu rezolvarea problemei logaritmului discret.</w:t>
-      </w:r>
+        <w:t xml:space="preserve">Slide 12 - </w:t>
+      </w:r>
+      <w:proofErr w:type="spellStart"/>
+      <w:r>
+        <w:t>Evaluarea</w:t>
+      </w:r>
+      <w:proofErr w:type="spellEnd"/>
+      <w:r>
+        <w:t xml:space="preserve"> </w:t>
+      </w:r>
+      <w:proofErr w:type="spellStart"/>
+      <w:r>
+        <w:t>performanței</w:t>
+      </w:r>
+      <w:proofErr w:type="spellEnd"/>
     </w:p>
+    <w:p/>
     <w:p>
-      <w:pPr>
-        <w:spacing w:before="360" w:after="160"/>
-      </w:pPr>
-      <w:r>
-        <w:rPr>
-          <w:b/>
-          <w:sz w:val="26"/>
-        </w:rPr>
-        <w:t>Slide 8 – Fluxul de autentificare</w:t>
+      <w:r>
+        <w:t xml:space="preserve">Pe 100 de </w:t>
+      </w:r>
+      <w:proofErr w:type="spellStart"/>
+      <w:r>
+        <w:t>iterații</w:t>
+      </w:r>
+      <w:proofErr w:type="spellEnd"/>
+      <w:r>
+        <w:t xml:space="preserve">: </w:t>
+      </w:r>
+      <w:proofErr w:type="spellStart"/>
+      <w:r>
+        <w:t>latență</w:t>
+      </w:r>
+      <w:proofErr w:type="spellEnd"/>
+      <w:r>
+        <w:t xml:space="preserve"> de </w:t>
+      </w:r>
+      <w:proofErr w:type="spellStart"/>
+      <w:r>
+        <w:t>verificare</w:t>
+      </w:r>
+      <w:proofErr w:type="spellEnd"/>
+      <w:r>
+        <w:t xml:space="preserve"> </w:t>
+      </w:r>
+      <w:proofErr w:type="spellStart"/>
+      <w:r>
+        <w:t>criptografică</w:t>
+      </w:r>
+      <w:proofErr w:type="spellEnd"/>
+      <w:r>
+        <w:t xml:space="preserve"> 33,87 </w:t>
+      </w:r>
+      <w:proofErr w:type="spellStart"/>
+      <w:r>
+        <w:t>ms</w:t>
+      </w:r>
+      <w:proofErr w:type="spellEnd"/>
+      <w:r>
+        <w:t xml:space="preserve">, </w:t>
+      </w:r>
+      <w:proofErr w:type="spellStart"/>
+      <w:r>
+        <w:t>latență</w:t>
+      </w:r>
+      <w:proofErr w:type="spellEnd"/>
+      <w:r>
+        <w:t xml:space="preserve"> </w:t>
+      </w:r>
+      <w:proofErr w:type="spellStart"/>
+      <w:r>
+        <w:t>totală</w:t>
+      </w:r>
+      <w:proofErr w:type="spellEnd"/>
+      <w:r>
+        <w:t xml:space="preserve"> ZKP 64,76 </w:t>
+      </w:r>
+      <w:proofErr w:type="spellStart"/>
+      <w:r>
+        <w:t>ms</w:t>
+      </w:r>
+      <w:proofErr w:type="spellEnd"/>
+      <w:r>
+        <w:t xml:space="preserve">, debit de 15,36 RPS </w:t>
+      </w:r>
+      <w:proofErr w:type="spellStart"/>
+      <w:r>
+        <w:t>secvențial</w:t>
+      </w:r>
+      <w:proofErr w:type="spellEnd"/>
+      <w:r>
+        <w:t xml:space="preserve"> </w:t>
+      </w:r>
+      <w:proofErr w:type="spellStart"/>
+      <w:r>
+        <w:t>și</w:t>
+      </w:r>
+      <w:proofErr w:type="spellEnd"/>
+      <w:r>
+        <w:t xml:space="preserve"> 17-19 RPS </w:t>
+      </w:r>
+      <w:proofErr w:type="spellStart"/>
+      <w:r>
+        <w:t>concurent</w:t>
+      </w:r>
+      <w:proofErr w:type="spellEnd"/>
+      <w:r>
+        <w:t xml:space="preserve">. </w:t>
+      </w:r>
+      <w:proofErr w:type="spellStart"/>
+      <w:r>
+        <w:t>Fluxurile</w:t>
+      </w:r>
+      <w:proofErr w:type="spellEnd"/>
+      <w:r>
+        <w:t xml:space="preserve"> OAuth 2.0 </w:t>
+      </w:r>
+      <w:proofErr w:type="spellStart"/>
+      <w:r>
+        <w:t>ating</w:t>
+      </w:r>
+      <w:proofErr w:type="spellEnd"/>
+      <w:r>
+        <w:t xml:space="preserve"> 440-505 RPS.</w:t>
       </w:r>
     </w:p>
+    <w:p/>
     <w:p>
-      <w:r>
-        <w:t>Clientul generează un nonce aleatoriu r, calculează angajamentul t și îl transmite împreună cu identitatea utilizatorului. Serverul validează apartenența la subgrup, creează o sesiune temporară cu un timp de viață de 5 secunde și returnează provocarea aleatorie c.</w:t>
+      <w:proofErr w:type="spellStart"/>
+      <w:r>
+        <w:lastRenderedPageBreak/>
+        <w:t>Compromisul</w:t>
+      </w:r>
+      <w:proofErr w:type="spellEnd"/>
+      <w:r>
+        <w:t xml:space="preserve"> </w:t>
+      </w:r>
+      <w:proofErr w:type="spellStart"/>
+      <w:r>
+        <w:t>este</w:t>
+      </w:r>
+      <w:proofErr w:type="spellEnd"/>
+      <w:r>
+        <w:t xml:space="preserve"> </w:t>
+      </w:r>
+      <w:proofErr w:type="spellStart"/>
+      <w:r>
+        <w:t>justificat</w:t>
+      </w:r>
+      <w:proofErr w:type="spellEnd"/>
+      <w:r>
+        <w:t xml:space="preserve"> de </w:t>
+      </w:r>
+      <w:proofErr w:type="spellStart"/>
+      <w:r>
+        <w:t>garanțiile</w:t>
+      </w:r>
+      <w:proofErr w:type="spellEnd"/>
+      <w:r>
+        <w:t xml:space="preserve"> </w:t>
+      </w:r>
+      <w:proofErr w:type="spellStart"/>
+      <w:r>
+        <w:t>criptografice</w:t>
+      </w:r>
+      <w:proofErr w:type="spellEnd"/>
+      <w:r>
+        <w:t xml:space="preserve"> </w:t>
+      </w:r>
+      <w:proofErr w:type="spellStart"/>
+      <w:r>
+        <w:t>superioare</w:t>
+      </w:r>
+      <w:proofErr w:type="spellEnd"/>
+      <w:r>
+        <w:t xml:space="preserve">, </w:t>
+      </w:r>
+      <w:proofErr w:type="spellStart"/>
+      <w:r>
+        <w:t>iar</w:t>
+      </w:r>
+      <w:proofErr w:type="spellEnd"/>
+      <w:r>
+        <w:t xml:space="preserve"> </w:t>
+      </w:r>
+      <w:proofErr w:type="spellStart"/>
+      <w:r>
+        <w:t>latența</w:t>
+      </w:r>
+      <w:proofErr w:type="spellEnd"/>
+      <w:r>
+        <w:t xml:space="preserve"> </w:t>
+      </w:r>
+      <w:proofErr w:type="spellStart"/>
+      <w:r>
+        <w:t>rămâne</w:t>
+      </w:r>
+      <w:proofErr w:type="spellEnd"/>
+      <w:r>
+        <w:t xml:space="preserve"> </w:t>
+      </w:r>
+      <w:proofErr w:type="spellStart"/>
+      <w:r>
+        <w:t>imperceptibilă</w:t>
+      </w:r>
+      <w:proofErr w:type="spellEnd"/>
+      <w:r>
+        <w:t xml:space="preserve"> </w:t>
+      </w:r>
+      <w:proofErr w:type="spellStart"/>
+      <w:r>
+        <w:t>în</w:t>
+      </w:r>
+      <w:proofErr w:type="spellEnd"/>
+      <w:r>
+        <w:t xml:space="preserve"> </w:t>
+      </w:r>
+      <w:proofErr w:type="spellStart"/>
+      <w:r>
+        <w:t>autentificarea</w:t>
+      </w:r>
+      <w:proofErr w:type="spellEnd"/>
+      <w:r>
+        <w:t xml:space="preserve"> </w:t>
+      </w:r>
+      <w:proofErr w:type="spellStart"/>
+      <w:r>
+        <w:t>interactivă</w:t>
+      </w:r>
+      <w:proofErr w:type="spellEnd"/>
+      <w:r>
+        <w:t>.</w:t>
       </w:r>
     </w:p>
+    <w:p/>
     <w:p>
       <w:r>
-        <w:t>Clientul recalculează cheia privată din parolă, calculează răspunsul s = (r + c * x) mod Q și îl transmite. Serverul verifică egalitatea matematică G^s mod P = t * y^c mod P, utilizând exclusiv cheia publică stocată. La succes, emite un jeton JWT ancorat de contextul sesiunii ZKP prin mecanismul de legare de canal.</w:t>
+        <w:t xml:space="preserve">Slide 13 - </w:t>
+      </w:r>
+      <w:proofErr w:type="spellStart"/>
+      <w:r>
+        <w:t>Comparație</w:t>
+      </w:r>
+      <w:proofErr w:type="spellEnd"/>
+      <w:r>
+        <w:t xml:space="preserve"> ZKP </w:t>
+      </w:r>
+      <w:proofErr w:type="spellStart"/>
+      <w:r>
+        <w:t>față</w:t>
+      </w:r>
+      <w:proofErr w:type="spellEnd"/>
+      <w:r>
+        <w:t xml:space="preserve"> de OAuth 2.0</w:t>
       </w:r>
     </w:p>
+    <w:p/>
     <w:p>
-      <w:pPr>
-        <w:spacing w:before="360" w:after="160"/>
-      </w:pPr>
-      <w:r>
-        <w:rPr>
-          <w:b/>
-          <w:sz w:val="26"/>
-        </w:rPr>
+      <w:proofErr w:type="spellStart"/>
+      <w:r>
+        <w:t>În</w:t>
+      </w:r>
+      <w:proofErr w:type="spellEnd"/>
+      <w:r>
+        <w:t xml:space="preserve"> ZKP Schnorr, </w:t>
+      </w:r>
+      <w:proofErr w:type="spellStart"/>
+      <w:r>
+        <w:t>secretul</w:t>
+      </w:r>
+      <w:proofErr w:type="spellEnd"/>
+      <w:r>
+        <w:t xml:space="preserve"> nu </w:t>
+      </w:r>
+      <w:proofErr w:type="spellStart"/>
+      <w:r>
+        <w:t>traversează</w:t>
+      </w:r>
+      <w:proofErr w:type="spellEnd"/>
+      <w:r>
+        <w:t xml:space="preserve"> </w:t>
+      </w:r>
+      <w:proofErr w:type="spellStart"/>
+      <w:r>
+        <w:t>rețeaua</w:t>
+      </w:r>
+      <w:proofErr w:type="spellEnd"/>
+      <w:r>
+        <w:t xml:space="preserve">. </w:t>
+      </w:r>
+      <w:proofErr w:type="spellStart"/>
+      <w:r>
+        <w:t>În</w:t>
+      </w:r>
+      <w:proofErr w:type="spellEnd"/>
+      <w:r>
+        <w:t xml:space="preserve"> OAuth, </w:t>
+      </w:r>
+      <w:proofErr w:type="spellStart"/>
+      <w:r>
+        <w:t>parola</w:t>
+      </w:r>
+      <w:proofErr w:type="spellEnd"/>
+      <w:r>
+        <w:t xml:space="preserve"> </w:t>
+      </w:r>
+      <w:proofErr w:type="spellStart"/>
+      <w:r>
+        <w:t>este</w:t>
+      </w:r>
+      <w:proofErr w:type="spellEnd"/>
+      <w:r>
+        <w:t xml:space="preserve"> </w:t>
+      </w:r>
+      <w:proofErr w:type="spellStart"/>
+      <w:r>
+        <w:t>transmisă</w:t>
+      </w:r>
+      <w:proofErr w:type="spellEnd"/>
+      <w:r>
+        <w:t xml:space="preserve"> la </w:t>
+      </w:r>
+      <w:proofErr w:type="spellStart"/>
+      <w:r>
+        <w:t>autentificare</w:t>
+      </w:r>
+      <w:proofErr w:type="spellEnd"/>
+      <w:r>
+        <w:t xml:space="preserve">. </w:t>
+      </w:r>
+      <w:proofErr w:type="spellStart"/>
+      <w:r>
+        <w:t>Latența</w:t>
+      </w:r>
+      <w:proofErr w:type="spellEnd"/>
+      <w:r>
+        <w:t xml:space="preserve"> ZKP: 64,76 </w:t>
+      </w:r>
+      <w:proofErr w:type="spellStart"/>
+      <w:r>
+        <w:t>ms</w:t>
+      </w:r>
+      <w:proofErr w:type="spellEnd"/>
+      <w:r>
+        <w:t xml:space="preserve">, OAuth: sub 2,23 </w:t>
+      </w:r>
+      <w:proofErr w:type="spellStart"/>
+      <w:r>
+        <w:t>ms</w:t>
+      </w:r>
+      <w:proofErr w:type="spellEnd"/>
+      <w:r>
+        <w:t xml:space="preserve">, </w:t>
+      </w:r>
+      <w:proofErr w:type="spellStart"/>
+      <w:r>
+        <w:t>raport</w:t>
+      </w:r>
+      <w:proofErr w:type="spellEnd"/>
+      <w:r>
+        <w:t xml:space="preserve"> </w:t>
+      </w:r>
+      <w:proofErr w:type="spellStart"/>
+      <w:r>
+        <w:t>aproximativ</w:t>
+      </w:r>
+      <w:proofErr w:type="spellEnd"/>
+      <w:r>
+        <w:t xml:space="preserve"> 1:67. </w:t>
+      </w:r>
+      <w:proofErr w:type="spellStart"/>
+      <w:r>
+        <w:t>Compromisul</w:t>
+      </w:r>
+      <w:proofErr w:type="spellEnd"/>
+      <w:r>
+        <w:t xml:space="preserve"> </w:t>
+      </w:r>
+      <w:proofErr w:type="spellStart"/>
+      <w:r>
+        <w:t>este</w:t>
+      </w:r>
+      <w:proofErr w:type="spellEnd"/>
+      <w:r>
+        <w:t xml:space="preserve"> </w:t>
+      </w:r>
+      <w:proofErr w:type="spellStart"/>
+      <w:r>
+        <w:t>justificat</w:t>
+      </w:r>
+      <w:proofErr w:type="spellEnd"/>
+      <w:r>
+        <w:t xml:space="preserve"> de </w:t>
+      </w:r>
+      <w:proofErr w:type="spellStart"/>
+      <w:r>
+        <w:t>eliminarea</w:t>
+      </w:r>
+      <w:proofErr w:type="spellEnd"/>
+      <w:r>
+        <w:t xml:space="preserve"> </w:t>
+      </w:r>
+      <w:proofErr w:type="spellStart"/>
+      <w:r>
+        <w:t>completă</w:t>
+      </w:r>
+      <w:proofErr w:type="spellEnd"/>
+      <w:r>
+        <w:t xml:space="preserve"> a </w:t>
+      </w:r>
+      <w:proofErr w:type="spellStart"/>
+      <w:r>
+        <w:t>riscului</w:t>
+      </w:r>
+      <w:proofErr w:type="spellEnd"/>
+      <w:r>
+        <w:t xml:space="preserve"> de </w:t>
+      </w:r>
+      <w:proofErr w:type="spellStart"/>
+      <w:r>
+        <w:t>exfiltrare</w:t>
+      </w:r>
+      <w:proofErr w:type="spellEnd"/>
+      <w:r>
+        <w:t xml:space="preserve"> a </w:t>
+      </w:r>
+      <w:proofErr w:type="spellStart"/>
+      <w:r>
+        <w:t>parolei</w:t>
+      </w:r>
+      <w:proofErr w:type="spellEnd"/>
+      <w:r>
+        <w:t>.</w:t>
+      </w:r>
+    </w:p>
+    <w:p/>
+    <w:p>
+      <w:r>
+        <w:t xml:space="preserve">Slide 14 - </w:t>
+      </w:r>
+      <w:proofErr w:type="spellStart"/>
+      <w:r>
+        <w:t>Comparație</w:t>
+      </w:r>
+      <w:proofErr w:type="spellEnd"/>
+      <w:r>
+        <w:t xml:space="preserve"> cu </w:t>
+      </w:r>
+      <w:proofErr w:type="spellStart"/>
+      <w:r>
+        <w:t>protocoalele</w:t>
+      </w:r>
+      <w:proofErr w:type="spellEnd"/>
+      <w:r>
+        <w:t xml:space="preserve"> PAKE</w:t>
+      </w:r>
+    </w:p>
+    <w:p/>
+    <w:p>
+      <w:proofErr w:type="spellStart"/>
+      <w:r>
+        <w:t>Pentru</w:t>
+      </w:r>
+      <w:proofErr w:type="spellEnd"/>
+      <w:r>
+        <w:t xml:space="preserve"> </w:t>
+      </w:r>
+      <w:proofErr w:type="spellStart"/>
+      <w:r>
+        <w:t>echitatea</w:t>
+      </w:r>
+      <w:proofErr w:type="spellEnd"/>
+      <w:r>
+        <w:t xml:space="preserve"> </w:t>
+      </w:r>
+      <w:proofErr w:type="spellStart"/>
+      <w:r>
+        <w:t>comparației</w:t>
+      </w:r>
+      <w:proofErr w:type="spellEnd"/>
+      <w:r>
+        <w:t xml:space="preserve">, Schnorr a </w:t>
+      </w:r>
+      <w:proofErr w:type="spellStart"/>
+      <w:r>
+        <w:t>fost</w:t>
+      </w:r>
+      <w:proofErr w:type="spellEnd"/>
+      <w:r>
+        <w:t xml:space="preserve"> </w:t>
+      </w:r>
+      <w:proofErr w:type="spellStart"/>
+      <w:r>
+        <w:t>adaptat</w:t>
+      </w:r>
+      <w:proofErr w:type="spellEnd"/>
+      <w:r>
+        <w:t xml:space="preserve"> pe </w:t>
+      </w:r>
+      <w:proofErr w:type="spellStart"/>
+      <w:r>
+        <w:t>curba</w:t>
+      </w:r>
+      <w:proofErr w:type="spellEnd"/>
+      <w:r>
+        <w:t xml:space="preserve"> </w:t>
+      </w:r>
+      <w:proofErr w:type="spellStart"/>
+      <w:r>
+        <w:t>eliptică</w:t>
+      </w:r>
+      <w:proofErr w:type="spellEnd"/>
+      <w:r>
+        <w:t xml:space="preserve"> secp256r1 cu </w:t>
+      </w:r>
+      <w:proofErr w:type="spellStart"/>
+      <w:r>
+        <w:t>verificare</w:t>
+      </w:r>
+      <w:proofErr w:type="spellEnd"/>
+      <w:r>
+        <w:t xml:space="preserve"> </w:t>
+      </w:r>
+      <w:proofErr w:type="spellStart"/>
+      <w:r>
+        <w:t>mutuală</w:t>
+      </w:r>
+      <w:proofErr w:type="spellEnd"/>
+      <w:r>
+        <w:t xml:space="preserve"> </w:t>
+      </w:r>
+      <w:proofErr w:type="spellStart"/>
+      <w:r>
+        <w:t>și</w:t>
+      </w:r>
+      <w:proofErr w:type="spellEnd"/>
+      <w:r>
+        <w:t xml:space="preserve"> </w:t>
+      </w:r>
+      <w:proofErr w:type="spellStart"/>
+      <w:r>
+        <w:t>derivare</w:t>
+      </w:r>
+      <w:proofErr w:type="spellEnd"/>
+      <w:r>
+        <w:t xml:space="preserve"> ECDH. </w:t>
+      </w:r>
+      <w:proofErr w:type="spellStart"/>
+      <w:r>
+        <w:t>Rezultate</w:t>
+      </w:r>
+      <w:proofErr w:type="spellEnd"/>
+      <w:r>
+        <w:t xml:space="preserve"> pe 100 de </w:t>
+      </w:r>
+      <w:proofErr w:type="spellStart"/>
+      <w:r>
+        <w:t>iterații</w:t>
+      </w:r>
+      <w:proofErr w:type="spellEnd"/>
+      <w:r>
+        <w:t xml:space="preserve">: </w:t>
+      </w:r>
+      <w:proofErr w:type="spellStart"/>
+      <w:r>
+        <w:t>pysnark</w:t>
+      </w:r>
+      <w:proofErr w:type="spellEnd"/>
+      <w:r>
+        <w:t xml:space="preserve"> 1,92 </w:t>
+      </w:r>
+      <w:proofErr w:type="spellStart"/>
+      <w:r>
+        <w:t>ms</w:t>
+      </w:r>
+      <w:proofErr w:type="spellEnd"/>
+      <w:r>
+        <w:t xml:space="preserve">, SRP-6a 42,27 </w:t>
+      </w:r>
+      <w:proofErr w:type="spellStart"/>
+      <w:r>
+        <w:t>ms</w:t>
+      </w:r>
+      <w:proofErr w:type="spellEnd"/>
+      <w:r>
+        <w:t xml:space="preserve">, Schnorr-EC 38,09 </w:t>
+      </w:r>
+      <w:proofErr w:type="spellStart"/>
+      <w:r>
+        <w:t>ms</w:t>
+      </w:r>
+      <w:proofErr w:type="spellEnd"/>
+      <w:r>
+        <w:t xml:space="preserve">, Schnorr-EC-C-Lib 9,51 </w:t>
+      </w:r>
+      <w:proofErr w:type="spellStart"/>
+      <w:r>
+        <w:t>ms</w:t>
+      </w:r>
+      <w:proofErr w:type="spellEnd"/>
+      <w:r>
+        <w:t xml:space="preserve">, Schnorr-Pow 155,91 </w:t>
+      </w:r>
+      <w:proofErr w:type="spellStart"/>
+      <w:r>
+        <w:t>ms.</w:t>
+      </w:r>
+      <w:proofErr w:type="spellEnd"/>
+    </w:p>
+    <w:p/>
+    <w:p>
+      <w:proofErr w:type="spellStart"/>
+      <w:r>
+        <w:t>Toate</w:t>
+      </w:r>
+      <w:proofErr w:type="spellEnd"/>
+      <w:r>
+        <w:t xml:space="preserve"> </w:t>
+      </w:r>
+      <w:proofErr w:type="spellStart"/>
+      <w:r>
+        <w:t>asigură</w:t>
+      </w:r>
+      <w:proofErr w:type="spellEnd"/>
+      <w:r>
+        <w:t xml:space="preserve"> </w:t>
+      </w:r>
+      <w:proofErr w:type="spellStart"/>
+      <w:r>
+        <w:t>netransmiterea</w:t>
+      </w:r>
+      <w:proofErr w:type="spellEnd"/>
+      <w:r>
+        <w:t xml:space="preserve"> </w:t>
+      </w:r>
+      <w:proofErr w:type="spellStart"/>
+      <w:r>
+        <w:t>parolei</w:t>
+      </w:r>
+      <w:proofErr w:type="spellEnd"/>
+      <w:r>
+        <w:t xml:space="preserve">. SRP-6a </w:t>
+      </w:r>
+      <w:proofErr w:type="spellStart"/>
+      <w:r>
+        <w:t>oferă</w:t>
+      </w:r>
+      <w:proofErr w:type="spellEnd"/>
+      <w:r>
+        <w:t xml:space="preserve"> </w:t>
+      </w:r>
+      <w:proofErr w:type="spellStart"/>
+      <w:r>
+        <w:t>suplimentar</w:t>
+      </w:r>
+      <w:proofErr w:type="spellEnd"/>
+      <w:r>
+        <w:t xml:space="preserve"> </w:t>
+      </w:r>
+      <w:proofErr w:type="spellStart"/>
+      <w:r>
+        <w:t>rezistență</w:t>
+      </w:r>
+      <w:proofErr w:type="spellEnd"/>
+      <w:r>
+        <w:t xml:space="preserve"> la </w:t>
+      </w:r>
+      <w:proofErr w:type="spellStart"/>
+      <w:r>
+        <w:t>compromiterea</w:t>
+      </w:r>
+      <w:proofErr w:type="spellEnd"/>
+      <w:r>
+        <w:t xml:space="preserve"> </w:t>
+      </w:r>
+      <w:proofErr w:type="spellStart"/>
+      <w:r>
+        <w:t>bazei</w:t>
+      </w:r>
+      <w:proofErr w:type="spellEnd"/>
+      <w:r>
+        <w:t xml:space="preserve"> de date </w:t>
+      </w:r>
+      <w:proofErr w:type="spellStart"/>
+      <w:r>
+        <w:t>și</w:t>
+      </w:r>
+      <w:proofErr w:type="spellEnd"/>
+      <w:r>
+        <w:t xml:space="preserve"> </w:t>
+      </w:r>
+      <w:proofErr w:type="spellStart"/>
+      <w:r>
+        <w:t>standardizare</w:t>
+      </w:r>
+      <w:proofErr w:type="spellEnd"/>
+      <w:r>
+        <w:t xml:space="preserve"> </w:t>
+      </w:r>
+      <w:proofErr w:type="spellStart"/>
+      <w:r>
+        <w:t>prin</w:t>
+      </w:r>
+      <w:proofErr w:type="spellEnd"/>
+      <w:r>
+        <w:t xml:space="preserve"> RFC 5054. </w:t>
+      </w:r>
+      <w:proofErr w:type="spellStart"/>
+      <w:r>
+        <w:t>zk</w:t>
+      </w:r>
+      <w:proofErr w:type="spellEnd"/>
+      <w:r>
+        <w:t xml:space="preserve">-SNARK are </w:t>
+      </w:r>
+      <w:proofErr w:type="spellStart"/>
+      <w:r>
+        <w:t>latența</w:t>
+      </w:r>
+      <w:proofErr w:type="spellEnd"/>
+      <w:r>
+        <w:t xml:space="preserve"> </w:t>
+      </w:r>
+      <w:proofErr w:type="spellStart"/>
+      <w:r>
+        <w:t>cea</w:t>
+      </w:r>
+      <w:proofErr w:type="spellEnd"/>
+      <w:r>
+        <w:t xml:space="preserve"> </w:t>
+      </w:r>
+      <w:proofErr w:type="spellStart"/>
+      <w:r>
+        <w:t>mai</w:t>
+      </w:r>
+      <w:proofErr w:type="spellEnd"/>
+      <w:r>
+        <w:t xml:space="preserve"> </w:t>
+      </w:r>
+      <w:proofErr w:type="spellStart"/>
+      <w:r>
+        <w:t>redusă</w:t>
+      </w:r>
+      <w:proofErr w:type="spellEnd"/>
+      <w:r>
+        <w:t xml:space="preserve">, </w:t>
+      </w:r>
+      <w:proofErr w:type="spellStart"/>
+      <w:r>
+        <w:t>dar</w:t>
+      </w:r>
+      <w:proofErr w:type="spellEnd"/>
+      <w:r>
+        <w:t xml:space="preserve"> </w:t>
+      </w:r>
+      <w:proofErr w:type="spellStart"/>
+      <w:r>
+        <w:t>presupune</w:t>
+      </w:r>
+      <w:proofErr w:type="spellEnd"/>
+      <w:r>
+        <w:t xml:space="preserve"> o </w:t>
+      </w:r>
+      <w:proofErr w:type="spellStart"/>
+      <w:r>
+        <w:t>fază</w:t>
+      </w:r>
+      <w:proofErr w:type="spellEnd"/>
+      <w:r>
+        <w:t xml:space="preserve"> de </w:t>
+      </w:r>
+      <w:proofErr w:type="spellStart"/>
+      <w:r>
+        <w:t>configurare</w:t>
+      </w:r>
+      <w:proofErr w:type="spellEnd"/>
+      <w:r>
+        <w:t xml:space="preserve"> </w:t>
+      </w:r>
+      <w:proofErr w:type="spellStart"/>
+      <w:r>
+        <w:t>inițială</w:t>
+      </w:r>
+      <w:proofErr w:type="spellEnd"/>
+      <w:r>
+        <w:t xml:space="preserve"> ale </w:t>
+      </w:r>
+      <w:proofErr w:type="spellStart"/>
+      <w:r>
+        <w:t>cărei</w:t>
+      </w:r>
+      <w:proofErr w:type="spellEnd"/>
+      <w:r>
+        <w:t xml:space="preserve"> </w:t>
+      </w:r>
+      <w:proofErr w:type="spellStart"/>
+      <w:r>
+        <w:t>costuri</w:t>
+      </w:r>
+      <w:proofErr w:type="spellEnd"/>
+      <w:r>
+        <w:t xml:space="preserve"> nu sunt </w:t>
+      </w:r>
+      <w:proofErr w:type="spellStart"/>
+      <w:r>
+        <w:t>reflectate</w:t>
+      </w:r>
+      <w:proofErr w:type="spellEnd"/>
+      <w:r>
+        <w:t xml:space="preserve"> </w:t>
+      </w:r>
+      <w:proofErr w:type="spellStart"/>
+      <w:r>
+        <w:t>în</w:t>
+      </w:r>
+      <w:proofErr w:type="spellEnd"/>
+      <w:r>
+        <w:t xml:space="preserve"> </w:t>
+      </w:r>
+      <w:proofErr w:type="spellStart"/>
+      <w:r>
+        <w:t>măsurători</w:t>
+      </w:r>
+      <w:proofErr w:type="spellEnd"/>
+      <w:r>
+        <w:t>.</w:t>
+      </w:r>
+    </w:p>
+    <w:p/>
+    <w:p>
+      <w:r>
+        <w:t xml:space="preserve">Slide 15 - </w:t>
+      </w:r>
+      <w:proofErr w:type="spellStart"/>
+      <w:r>
+        <w:t>Direcții</w:t>
+      </w:r>
+      <w:proofErr w:type="spellEnd"/>
+      <w:r>
+        <w:t xml:space="preserve"> de </w:t>
+      </w:r>
+      <w:proofErr w:type="spellStart"/>
+      <w:r>
+        <w:t>dezvoltare</w:t>
+      </w:r>
+      <w:proofErr w:type="spellEnd"/>
+    </w:p>
+    <w:p/>
+    <w:p>
+      <w:r>
+        <w:t xml:space="preserve">Ca </w:t>
+      </w:r>
+      <w:proofErr w:type="spellStart"/>
+      <w:r>
+        <w:t>direcții</w:t>
+      </w:r>
+      <w:proofErr w:type="spellEnd"/>
+      <w:r>
+        <w:t xml:space="preserve"> </w:t>
+      </w:r>
+      <w:proofErr w:type="spellStart"/>
+      <w:r>
+        <w:t>prioritare</w:t>
+      </w:r>
+      <w:proofErr w:type="spellEnd"/>
+      <w:r>
+        <w:t xml:space="preserve">: </w:t>
+      </w:r>
+      <w:proofErr w:type="spellStart"/>
+      <w:r>
+        <w:t>derivarea</w:t>
+      </w:r>
+      <w:proofErr w:type="spellEnd"/>
+      <w:r>
+        <w:t xml:space="preserve"> </w:t>
+      </w:r>
+      <w:proofErr w:type="spellStart"/>
+      <w:r>
+        <w:t>secretului</w:t>
+      </w:r>
+      <w:proofErr w:type="spellEnd"/>
+      <w:r>
+        <w:t xml:space="preserve"> </w:t>
+      </w:r>
+      <w:proofErr w:type="spellStart"/>
+      <w:r>
+        <w:t>prin</w:t>
+      </w:r>
+      <w:proofErr w:type="spellEnd"/>
+      <w:r>
+        <w:t xml:space="preserve"> Argon2id, </w:t>
+      </w:r>
+      <w:proofErr w:type="spellStart"/>
+      <w:r>
+        <w:t>migrarea</w:t>
+      </w:r>
+      <w:proofErr w:type="spellEnd"/>
+      <w:r>
+        <w:t xml:space="preserve"> </w:t>
+      </w:r>
+      <w:proofErr w:type="spellStart"/>
+      <w:r>
+        <w:t>către</w:t>
+      </w:r>
+      <w:proofErr w:type="spellEnd"/>
+      <w:r>
+        <w:t xml:space="preserve"> </w:t>
+      </w:r>
+      <w:proofErr w:type="spellStart"/>
+      <w:r>
+        <w:t>curbe</w:t>
+      </w:r>
+      <w:proofErr w:type="spellEnd"/>
+      <w:r>
+        <w:t xml:space="preserve"> </w:t>
+      </w:r>
+      <w:proofErr w:type="spellStart"/>
+      <w:r>
+        <w:t>eliptice</w:t>
+      </w:r>
+      <w:proofErr w:type="spellEnd"/>
+      <w:r>
+        <w:t xml:space="preserve">, </w:t>
+      </w:r>
+      <w:proofErr w:type="spellStart"/>
+      <w:r>
+        <w:t>reimplementarea</w:t>
+      </w:r>
+      <w:proofErr w:type="spellEnd"/>
+      <w:r>
+        <w:t xml:space="preserve"> </w:t>
+      </w:r>
+      <w:proofErr w:type="spellStart"/>
+      <w:r>
+        <w:t>nucleului</w:t>
+      </w:r>
+      <w:proofErr w:type="spellEnd"/>
+      <w:r>
+        <w:t xml:space="preserve"> </w:t>
+      </w:r>
+      <w:proofErr w:type="spellStart"/>
+      <w:r>
+        <w:t>criptografic</w:t>
+      </w:r>
+      <w:proofErr w:type="spellEnd"/>
+      <w:r>
+        <w:t xml:space="preserve"> </w:t>
+      </w:r>
+      <w:proofErr w:type="spellStart"/>
+      <w:r>
+        <w:t>în</w:t>
+      </w:r>
+      <w:proofErr w:type="spellEnd"/>
+      <w:r>
+        <w:t xml:space="preserve"> Rust </w:t>
+      </w:r>
+      <w:proofErr w:type="spellStart"/>
+      <w:r>
+        <w:t>sau</w:t>
+      </w:r>
+      <w:proofErr w:type="spellEnd"/>
+      <w:r>
+        <w:t xml:space="preserve"> C, </w:t>
+      </w:r>
+      <w:proofErr w:type="spellStart"/>
+      <w:r>
+        <w:t>explorarea</w:t>
+      </w:r>
+      <w:proofErr w:type="spellEnd"/>
+      <w:r>
+        <w:t xml:space="preserve"> </w:t>
+      </w:r>
+      <w:proofErr w:type="spellStart"/>
+      <w:r>
+        <w:t>algoritmilor</w:t>
+      </w:r>
+      <w:proofErr w:type="spellEnd"/>
+      <w:r>
+        <w:t xml:space="preserve"> post-</w:t>
+      </w:r>
+      <w:proofErr w:type="spellStart"/>
+      <w:r>
+        <w:t>cuantici</w:t>
+      </w:r>
+      <w:proofErr w:type="spellEnd"/>
+      <w:r>
+        <w:t xml:space="preserve">, </w:t>
+      </w:r>
+      <w:proofErr w:type="spellStart"/>
+      <w:r>
+        <w:t>semnături</w:t>
+      </w:r>
+      <w:proofErr w:type="spellEnd"/>
+      <w:r>
+        <w:t xml:space="preserve"> </w:t>
+      </w:r>
+      <w:proofErr w:type="spellStart"/>
+      <w:r>
+        <w:t>asimetrice</w:t>
+      </w:r>
+      <w:proofErr w:type="spellEnd"/>
+      <w:r>
+        <w:t xml:space="preserve"> </w:t>
+      </w:r>
+      <w:proofErr w:type="spellStart"/>
+      <w:r>
+        <w:t>pentru</w:t>
+      </w:r>
+      <w:proofErr w:type="spellEnd"/>
+      <w:r>
+        <w:t xml:space="preserve"> </w:t>
+      </w:r>
+      <w:proofErr w:type="spellStart"/>
+      <w:r>
+        <w:t>jetoane</w:t>
+      </w:r>
+      <w:proofErr w:type="spellEnd"/>
+      <w:r>
+        <w:t xml:space="preserve">, </w:t>
+      </w:r>
+      <w:proofErr w:type="spellStart"/>
+      <w:r>
+        <w:t>externalizarea</w:t>
+      </w:r>
+      <w:proofErr w:type="spellEnd"/>
+      <w:r>
+        <w:t xml:space="preserve"> </w:t>
+      </w:r>
+      <w:proofErr w:type="spellStart"/>
+      <w:r>
+        <w:t>sesiunilor</w:t>
+      </w:r>
+      <w:proofErr w:type="spellEnd"/>
+      <w:r>
+        <w:t xml:space="preserve"> </w:t>
+      </w:r>
+      <w:proofErr w:type="spellStart"/>
+      <w:r>
+        <w:t>către</w:t>
+      </w:r>
+      <w:proofErr w:type="spellEnd"/>
+      <w:r>
+        <w:t xml:space="preserve"> Redis, HTTPS </w:t>
+      </w:r>
+      <w:proofErr w:type="spellStart"/>
+      <w:r>
+        <w:t>obligatoriu</w:t>
+      </w:r>
+      <w:proofErr w:type="spellEnd"/>
+      <w:r>
+        <w:t xml:space="preserve"> </w:t>
+      </w:r>
+      <w:proofErr w:type="spellStart"/>
+      <w:r>
+        <w:t>și</w:t>
+      </w:r>
+      <w:proofErr w:type="spellEnd"/>
+      <w:r>
+        <w:t xml:space="preserve"> </w:t>
+      </w:r>
+      <w:proofErr w:type="spellStart"/>
+      <w:r>
+        <w:t>jetoane</w:t>
+      </w:r>
+      <w:proofErr w:type="spellEnd"/>
+      <w:r>
+        <w:t xml:space="preserve"> proof-of-possession.</w:t>
+      </w:r>
+    </w:p>
+    <w:p/>
+    <w:p>
+      <w:r>
+        <w:t xml:space="preserve">Slide 16 - </w:t>
+      </w:r>
+      <w:proofErr w:type="spellStart"/>
+      <w:r>
+        <w:t>Concluzii</w:t>
+      </w:r>
+      <w:proofErr w:type="spellEnd"/>
+    </w:p>
+    <w:p/>
+    <w:p>
+      <w:proofErr w:type="spellStart"/>
+      <w:r>
+        <w:t>Implementarea</w:t>
+      </w:r>
+      <w:proofErr w:type="spellEnd"/>
+      <w:r>
+        <w:t xml:space="preserve"> </w:t>
+      </w:r>
+      <w:proofErr w:type="spellStart"/>
+      <w:r>
+        <w:t>demonstrează</w:t>
+      </w:r>
+      <w:proofErr w:type="spellEnd"/>
+      <w:r>
+        <w:t xml:space="preserve"> </w:t>
+      </w:r>
+      <w:proofErr w:type="spellStart"/>
+      <w:r>
+        <w:t>viabilitatea</w:t>
+      </w:r>
+      <w:proofErr w:type="spellEnd"/>
+      <w:r>
+        <w:t xml:space="preserve"> </w:t>
+      </w:r>
+      <w:proofErr w:type="spellStart"/>
+      <w:r>
+        <w:t>autentificării</w:t>
+      </w:r>
+      <w:proofErr w:type="spellEnd"/>
+      <w:r>
+        <w:t xml:space="preserve"> web </w:t>
+      </w:r>
+      <w:proofErr w:type="spellStart"/>
+      <w:r>
+        <w:t>fără</w:t>
+      </w:r>
+      <w:proofErr w:type="spellEnd"/>
+      <w:r>
+        <w:t xml:space="preserve"> </w:t>
+      </w:r>
+      <w:proofErr w:type="spellStart"/>
+      <w:r>
+        <w:t>transmiterea</w:t>
+      </w:r>
+      <w:proofErr w:type="spellEnd"/>
+      <w:r>
+        <w:t xml:space="preserve"> </w:t>
+      </w:r>
+      <w:proofErr w:type="spellStart"/>
+      <w:r>
+        <w:t>parolei</w:t>
+      </w:r>
+      <w:proofErr w:type="spellEnd"/>
+      <w:r>
+        <w:t xml:space="preserve">. </w:t>
+      </w:r>
+      <w:proofErr w:type="spellStart"/>
+      <w:r>
+        <w:t>Protocolul</w:t>
+      </w:r>
+      <w:proofErr w:type="spellEnd"/>
+      <w:r>
+        <w:t xml:space="preserve"> </w:t>
+      </w:r>
+      <w:proofErr w:type="spellStart"/>
+      <w:r>
+        <w:t>satisface</w:t>
+      </w:r>
+      <w:proofErr w:type="spellEnd"/>
+      <w:r>
+        <w:t xml:space="preserve"> </w:t>
+      </w:r>
+      <w:proofErr w:type="spellStart"/>
+      <w:r>
+        <w:t>rigorile</w:t>
+      </w:r>
+      <w:proofErr w:type="spellEnd"/>
+      <w:r>
+        <w:t xml:space="preserve"> </w:t>
+      </w:r>
+      <w:proofErr w:type="spellStart"/>
+      <w:r>
+        <w:t>funcționale</w:t>
+      </w:r>
+      <w:proofErr w:type="spellEnd"/>
+      <w:r>
+        <w:t xml:space="preserve">, de </w:t>
+      </w:r>
+      <w:proofErr w:type="spellStart"/>
+      <w:r>
+        <w:t>securitate</w:t>
+      </w:r>
+      <w:proofErr w:type="spellEnd"/>
+      <w:r>
+        <w:t xml:space="preserve"> </w:t>
+      </w:r>
+      <w:proofErr w:type="spellStart"/>
+      <w:r>
+        <w:t>și</w:t>
+      </w:r>
+      <w:proofErr w:type="spellEnd"/>
+      <w:r>
+        <w:t xml:space="preserve"> de </w:t>
+      </w:r>
+      <w:proofErr w:type="spellStart"/>
+      <w:r>
+        <w:t>performanță</w:t>
+      </w:r>
+      <w:proofErr w:type="spellEnd"/>
+      <w:r>
+        <w:t xml:space="preserve">, validate </w:t>
+      </w:r>
+      <w:proofErr w:type="spellStart"/>
+      <w:r>
+        <w:t>prin</w:t>
+      </w:r>
+      <w:proofErr w:type="spellEnd"/>
+      <w:r>
+        <w:t xml:space="preserve"> 49 de teste cu </w:t>
+      </w:r>
+      <w:proofErr w:type="spellStart"/>
+      <w:r>
+        <w:t>succes</w:t>
+      </w:r>
+      <w:proofErr w:type="spellEnd"/>
+      <w:r>
+        <w:t xml:space="preserve"> 100%. </w:t>
+      </w:r>
+      <w:proofErr w:type="spellStart"/>
+      <w:r>
+        <w:t>Evaluarea</w:t>
+      </w:r>
+      <w:proofErr w:type="spellEnd"/>
+      <w:r>
+        <w:t xml:space="preserve"> </w:t>
+      </w:r>
+      <w:proofErr w:type="spellStart"/>
+      <w:r>
+        <w:t>comparativă</w:t>
+      </w:r>
+      <w:proofErr w:type="spellEnd"/>
+      <w:r>
+        <w:t xml:space="preserve"> </w:t>
+      </w:r>
+      <w:proofErr w:type="spellStart"/>
+      <w:r>
+        <w:t>poziționează</w:t>
+      </w:r>
+      <w:proofErr w:type="spellEnd"/>
+      <w:r>
+        <w:t xml:space="preserve"> </w:t>
+      </w:r>
+      <w:proofErr w:type="spellStart"/>
+      <w:r>
+        <w:t>soluția</w:t>
+      </w:r>
+      <w:proofErr w:type="spellEnd"/>
+      <w:r>
+        <w:t xml:space="preserve"> </w:t>
+      </w:r>
+      <w:proofErr w:type="spellStart"/>
+      <w:r>
+        <w:t>într</w:t>
+      </w:r>
+      <w:proofErr w:type="spellEnd"/>
+      <w:r>
+        <w:t xml:space="preserve">-o </w:t>
+      </w:r>
+      <w:proofErr w:type="spellStart"/>
+      <w:r>
+        <w:t>zonă</w:t>
+      </w:r>
+      <w:proofErr w:type="spellEnd"/>
+      <w:r>
+        <w:t xml:space="preserve"> </w:t>
+      </w:r>
+      <w:proofErr w:type="spellStart"/>
+      <w:r>
+        <w:t>intermediară</w:t>
+      </w:r>
+      <w:proofErr w:type="spellEnd"/>
+      <w:r>
+        <w:t xml:space="preserve">, </w:t>
+      </w:r>
+      <w:proofErr w:type="spellStart"/>
+      <w:r>
+        <w:t>iar</w:t>
+      </w:r>
+      <w:proofErr w:type="spellEnd"/>
+      <w:r>
+        <w:t xml:space="preserve"> </w:t>
+      </w:r>
+      <w:proofErr w:type="spellStart"/>
+      <w:r>
+        <w:t>varianta</w:t>
+      </w:r>
+      <w:proofErr w:type="spellEnd"/>
+      <w:r>
+        <w:t xml:space="preserve"> Schnorr-EC-C-Lib la 9,51 </w:t>
+      </w:r>
+      <w:proofErr w:type="spellStart"/>
+      <w:r>
+        <w:t>ms</w:t>
+      </w:r>
+      <w:proofErr w:type="spellEnd"/>
+      <w:r>
+        <w:t xml:space="preserve"> </w:t>
+      </w:r>
+      <w:proofErr w:type="spellStart"/>
+      <w:r>
+        <w:t>demonstrează</w:t>
+      </w:r>
+      <w:proofErr w:type="spellEnd"/>
+      <w:r>
+        <w:t xml:space="preserve"> </w:t>
+      </w:r>
+      <w:proofErr w:type="spellStart"/>
+      <w:r>
+        <w:t>potențialul</w:t>
+      </w:r>
+      <w:proofErr w:type="spellEnd"/>
+      <w:r>
+        <w:t xml:space="preserve"> de </w:t>
+      </w:r>
+      <w:proofErr w:type="spellStart"/>
+      <w:r>
+        <w:t>optimizare</w:t>
+      </w:r>
+      <w:proofErr w:type="spellEnd"/>
+      <w:r>
+        <w:t>.</w:t>
+      </w:r>
+    </w:p>
+    <w:p/>
+    <w:p>
+      <w:r>
+        <w:t xml:space="preserve">Ca </w:t>
+      </w:r>
+      <w:proofErr w:type="spellStart"/>
+      <w:r>
+        <w:t>limitări</w:t>
+      </w:r>
+      <w:proofErr w:type="spellEnd"/>
+      <w:r>
+        <w:t xml:space="preserve">, </w:t>
+      </w:r>
+      <w:proofErr w:type="spellStart"/>
+      <w:r>
+        <w:t>parametrii</w:t>
+      </w:r>
+      <w:proofErr w:type="spellEnd"/>
+      <w:r>
+        <w:t xml:space="preserve"> </w:t>
+      </w:r>
+      <w:proofErr w:type="spellStart"/>
+      <w:r>
+        <w:t>actuali</w:t>
+      </w:r>
+      <w:proofErr w:type="spellEnd"/>
+      <w:r>
+        <w:t xml:space="preserve"> sunt </w:t>
+      </w:r>
+      <w:proofErr w:type="spellStart"/>
+      <w:r>
+        <w:t>adecvați</w:t>
+      </w:r>
+      <w:proofErr w:type="spellEnd"/>
+      <w:r>
+        <w:t xml:space="preserve"> </w:t>
+      </w:r>
+      <w:proofErr w:type="spellStart"/>
+      <w:r>
+        <w:t>exclusiv</w:t>
+      </w:r>
+      <w:proofErr w:type="spellEnd"/>
+      <w:r>
+        <w:t xml:space="preserve"> </w:t>
+      </w:r>
+      <w:proofErr w:type="spellStart"/>
+      <w:r>
+        <w:t>prototipului</w:t>
+      </w:r>
+      <w:proofErr w:type="spellEnd"/>
+      <w:r>
+        <w:t xml:space="preserve">. Ca </w:t>
+      </w:r>
+      <w:proofErr w:type="spellStart"/>
+      <w:r>
+        <w:t>direcții</w:t>
+      </w:r>
+      <w:proofErr w:type="spellEnd"/>
+      <w:r>
+        <w:t xml:space="preserve"> </w:t>
+      </w:r>
+      <w:proofErr w:type="spellStart"/>
+      <w:r>
+        <w:t>viitoare</w:t>
+      </w:r>
+      <w:proofErr w:type="spellEnd"/>
+      <w:r>
+        <w:t xml:space="preserve"> se </w:t>
+      </w:r>
+      <w:proofErr w:type="spellStart"/>
+      <w:r>
+        <w:t>impun</w:t>
+      </w:r>
+      <w:proofErr w:type="spellEnd"/>
+      <w:r>
+        <w:t xml:space="preserve"> </w:t>
+      </w:r>
+      <w:proofErr w:type="spellStart"/>
+      <w:r>
+        <w:t>tranziția</w:t>
+      </w:r>
+      <w:proofErr w:type="spellEnd"/>
+      <w:r>
+        <w:t xml:space="preserve"> </w:t>
+      </w:r>
+      <w:proofErr w:type="spellStart"/>
+      <w:r>
+        <w:t>către</w:t>
+      </w:r>
+      <w:proofErr w:type="spellEnd"/>
+      <w:r>
+        <w:t xml:space="preserve"> </w:t>
+      </w:r>
+      <w:proofErr w:type="spellStart"/>
+      <w:r>
+        <w:t>curbe</w:t>
+      </w:r>
+      <w:proofErr w:type="spellEnd"/>
+      <w:r>
+        <w:t xml:space="preserve"> </w:t>
+      </w:r>
+      <w:proofErr w:type="spellStart"/>
+      <w:r>
+        <w:t>eliptice</w:t>
+      </w:r>
+      <w:proofErr w:type="spellEnd"/>
+      <w:r>
+        <w:t xml:space="preserve">, Argon2id, </w:t>
+      </w:r>
+      <w:proofErr w:type="spellStart"/>
+      <w:r>
+        <w:t>limbaj</w:t>
+      </w:r>
+      <w:proofErr w:type="spellEnd"/>
+      <w:r>
+        <w:t xml:space="preserve"> </w:t>
+      </w:r>
+      <w:proofErr w:type="spellStart"/>
+      <w:r>
+        <w:t>compilat</w:t>
+      </w:r>
+      <w:proofErr w:type="spellEnd"/>
+      <w:r>
+        <w:t xml:space="preserve"> </w:t>
+      </w:r>
+      <w:proofErr w:type="spellStart"/>
+      <w:r>
+        <w:t>și</w:t>
+      </w:r>
+      <w:proofErr w:type="spellEnd"/>
+      <w:r>
+        <w:t xml:space="preserve"> </w:t>
+      </w:r>
+      <w:proofErr w:type="spellStart"/>
+      <w:r>
+        <w:t>rezistența</w:t>
+      </w:r>
+      <w:proofErr w:type="spellEnd"/>
+      <w:r>
+        <w:t xml:space="preserve"> la </w:t>
+      </w:r>
+      <w:proofErr w:type="spellStart"/>
+      <w:r>
+        <w:t>compromiterea</w:t>
+      </w:r>
+      <w:proofErr w:type="spellEnd"/>
+      <w:r>
+        <w:t xml:space="preserve"> </w:t>
+      </w:r>
+      <w:proofErr w:type="spellStart"/>
+      <w:r>
+        <w:t>bazei</w:t>
+      </w:r>
+      <w:proofErr w:type="spellEnd"/>
+      <w:r>
+        <w:t xml:space="preserve"> de date.</w:t>
+      </w:r>
+    </w:p>
+    <w:p/>
+    <w:p>
+      <w:r>
         <w:lastRenderedPageBreak/>
-        <w:t>Slide 9 – Proprietăți de securitate</w:t>
-      </w:r>
+        <w:t xml:space="preserve">Slide 17 - </w:t>
+      </w:r>
+      <w:proofErr w:type="spellStart"/>
+      <w:r>
+        <w:t>Bibliografie</w:t>
+      </w:r>
+      <w:proofErr w:type="spellEnd"/>
+      <w:r>
+        <w:t xml:space="preserve"> </w:t>
+      </w:r>
+      <w:proofErr w:type="spellStart"/>
+      <w:r>
+        <w:t>selectivă</w:t>
+      </w:r>
+      <w:proofErr w:type="spellEnd"/>
     </w:p>
+    <w:p/>
     <w:p>
-      <w:r>
-        <w:t>Rezistența la interceptare: un adversar vizualizează exclusiv transcrisul efemer. Ecuația s = (r + c * x) mod Q nu poate fi rezolvată fără nonce-ul r, care nu este transmis prin rețea. Protocolul oferă reziliență la atacurile de tip Store Now, Decrypt Later.</w:t>
+      <w:proofErr w:type="spellStart"/>
+      <w:r>
+        <w:t>Acestea</w:t>
+      </w:r>
+      <w:proofErr w:type="spellEnd"/>
+      <w:r>
+        <w:t xml:space="preserve"> sunt </w:t>
+      </w:r>
+      <w:proofErr w:type="spellStart"/>
+      <w:r>
+        <w:t>câteva</w:t>
+      </w:r>
+      <w:proofErr w:type="spellEnd"/>
+      <w:r>
+        <w:t xml:space="preserve"> </w:t>
+      </w:r>
+      <w:proofErr w:type="spellStart"/>
+      <w:r>
+        <w:t>referințe</w:t>
+      </w:r>
+      <w:proofErr w:type="spellEnd"/>
+      <w:r>
+        <w:t xml:space="preserve"> din </w:t>
+      </w:r>
+      <w:proofErr w:type="spellStart"/>
+      <w:r>
+        <w:t>bibliografia</w:t>
+      </w:r>
+      <w:proofErr w:type="spellEnd"/>
+      <w:r>
+        <w:t xml:space="preserve"> </w:t>
+      </w:r>
+      <w:proofErr w:type="spellStart"/>
+      <w:r>
+        <w:t>utilizată</w:t>
+      </w:r>
+      <w:proofErr w:type="spellEnd"/>
+      <w:r>
+        <w:t>.</w:t>
       </w:r>
     </w:p>
+    <w:p/>
     <w:p>
       <w:r>
-        <w:t>Eliminarea secretului partajat: serverul stochează doar cheia publică, neutralizând impactul breșelor de date. Provocarea unică per sesiune previne atacurile replay. Legarea de canal și expirarea JWT atenuează deturnarea sesiunii.</w:t>
-      </w:r>
+        <w:t xml:space="preserve">Slide 18 - </w:t>
+      </w:r>
+      <w:proofErr w:type="spellStart"/>
+      <w:r>
+        <w:t>Mulțumesc</w:t>
+      </w:r>
+      <w:proofErr w:type="spellEnd"/>
     </w:p>
+    <w:p/>
     <w:p>
-      <w:r>
-        <w:t>Poza cu wireshark</w:t>
-      </w:r>
-    </w:p>
-    <w:p>
-      <w:pPr>
-        <w:spacing w:before="360" w:after="160"/>
-      </w:pPr>
-      <w:r>
-        <w:rPr>
-          <w:b/>
-          <w:sz w:val="26"/>
-        </w:rPr>
-        <w:t>Slide 10–11 – Validare și teste de securitate</w:t>
-      </w:r>
-    </w:p>
-    <w:p>
-      <w:r>
-        <w:t>Validarea a fost realizată prin suite pytest acoperind 49 de cazuri de test distribuite pe patru categorii: 5 pozitive, 5 negative, 31 cazuri limită și 8 teste de securitate.</w:t>
-      </w:r>
-    </w:p>
-    <w:p>
-      <w:r>
-        <w:t>Testele pozitive verifică: absența parolei în orice format în baza de date, fluxurile complete de înregistrare și autentificare, autentificarea simultană a mai multor utilizatori.</w:t>
-      </w:r>
-    </w:p>
-    <w:p>
-      <w:r>
-        <w:t>Testele negative acoperă: tentativa de autentificare cu parolă greșită având doar cheia publică y fără cheia privată x, atacul de tip replay, expirarea sesiunii ca prevenire DoS, suprascrierea sesiunii existente și conflictul la înregistrare duplicată.</w:t>
-      </w:r>
-    </w:p>
-    <w:p>
-      <w:r>
-        <w:t>Cazurile limită testează: respingerea valorilor s în afara spațiului ZQ, respingerea valorilor y și t din subgrupuri triviale (0, 1, -1, P-1), încercări concurente de autentificare, valori neconforme ca tip de dată pentru y, t și s, și lipsa header-ului de sesiune.</w:t>
-      </w:r>
-    </w:p>
-    <w:p>
-      <w:r>
-        <w:t>Testele de securitate validează: simulatorul Schnorr, autentificarea cu t = y, falsificarea s fără cheia privată, erori off-by-one pe soluție, izolarea sesiunilor, unicitatea valorilor generate și autentificarea cu cheia publică furată.</w:t>
-      </w:r>
-    </w:p>
-    <w:p>
-      <w:r>
-        <w:t>Auditul de trafic prin Wireshark a confirmat că niciun mesaj HTTP nu conține parola brută sau derivate directe.</w:t>
-      </w:r>
-    </w:p>
-    <w:p>
-      <w:pPr>
-        <w:spacing w:before="360" w:after="160"/>
-      </w:pPr>
-      <w:r>
-        <w:rPr>
-          <w:b/>
-          <w:sz w:val="26"/>
-        </w:rPr>
-        <w:t>Slide 12 – Evaluarea performanței</w:t>
-      </w:r>
-    </w:p>
-    <w:p>
-      <w:r>
-        <w:t>Evaluările pe 100 de iterații au indicat o latență medie de verificare criptografică de 33,87 milisecunde pe server, o latență totală a fluxului ZKP complet de 64,76 milisecunde și un debit susținut de aproximativ 15,36 cereri pe secundă. Prin comparație, fluxurile OAuth 2.0 ating între 460 și 1034 cereri pe secundă.</w:t>
-      </w:r>
-    </w:p>
-    <w:p>
-      <w:r>
-        <w:t>Compromisul temporal este justificat de garanțiile criptografice superioare obținute, iar latența totală rămâne imperceptibilă pentru utilizatorul final în contextul autentificării interactive.</w:t>
-      </w:r>
-    </w:p>
-    <w:p>
-      <w:pPr>
-        <w:spacing w:before="360" w:after="160"/>
-      </w:pPr>
-      <w:r>
-        <w:rPr>
-          <w:b/>
-          <w:sz w:val="26"/>
-        </w:rPr>
-        <w:t>Slide 13 – Comparație ZKP față de OAuth 2.0</w:t>
-      </w:r>
-    </w:p>
-    <w:p>
-      <w:r>
-        <w:lastRenderedPageBreak/>
-        <w:t>În protocolul ZKP Schnorr, secretul nu traversează niciodată rețeaua. În fluxurile OAuth PKCE, simplificat și Authlib, parola este transmisă în faza de autentificare, chiar dacă restul fluxului beneficiază de protecție.</w:t>
-      </w:r>
-    </w:p>
-    <w:p>
-      <w:r>
-        <w:t>Din perspectiva costurilor, fluxul ZKP complet are o latență medie de 64,76 milisecunde, comparativ cu sub 2,23 milisecunde pentru fluxurile OAuth. Acest compromis este justificat de eliminarea completă a riscului de exfiltrare a parolei.</w:t>
-      </w:r>
-    </w:p>
-    <w:p>
-      <w:pPr>
-        <w:spacing w:before="360" w:after="160"/>
-      </w:pPr>
-      <w:r>
-        <w:rPr>
-          <w:b/>
-          <w:sz w:val="26"/>
-        </w:rPr>
-        <w:t>Slide 14 – Comparație cu protocoalele PAKE: SRP-6a și zk-SNARK</w:t>
-      </w:r>
-    </w:p>
-    <w:p>
-      <w:r>
-        <w:t>Deoarece o comparație directă între protocolul ZKP și fluxurile OAuth 2.0 nu reflectă cu fidelitate poziționarea soluției în peisajul protocoalelor fără divulgare a secretului, s-a realizat o evaluare complementară față de SRP-6a, standardizat prin RFC 5054, și zk-SNARK, prin intermediul bibliotecii pysnark.</w:t>
-      </w:r>
-    </w:p>
-    <w:p>
-      <w:r>
-        <w:t>Pentru echitatea comparației, implementarea Schnorr a fost adaptată pe curba eliptică secp256r1, cu verificare mutuală și derivarea unei chei de sesiune prin ECDH.</w:t>
-      </w:r>
-    </w:p>
-    <w:p>
-      <w:r>
-        <w:t>Rezultatele pe 100 de iterații indică: pysnark înregistrează 1,92 milisecunde, SRP-6a prezintă 42,27 milisecunde, Schnorr-EC se poziționează la 38,09 milisecunde, iar Schnorr-EC-C-Lib atinge 9,51 milisecunde. Protocolul Schnorr-Pow, operând pe grupul modular original, înregistrează costul cel mai ridicat, de 155,91 milisecunde. Toate protocoalele evaluate asigură netransmiterea parolei prin rețea. SRP-6a și Schnorr asigură autentificare mutuală și derivarea unei chei de sesiune. SRP-6a oferă suplimentar rezistență la compromiterea bazei de date, proprietate pe care varianta Schnorr curentă nu o implementează nativ. Ca nivel de securitate, SRP-6a operează la aproximativ 112 biți, iar variantele Schnorr-EC ating 128 de biți. Protocolul zk-SNARK prezintă latența cea mai redusă datorită naturii neinteractive a demonstrației, dar presupune o fază de configurare inițială de încredere ale cărei costuri nu sunt reflectate în măsurători.</w:t>
-      </w:r>
-    </w:p>
-    <w:p>
-      <w:pPr>
-        <w:spacing w:before="360" w:after="160"/>
-      </w:pPr>
-      <w:r>
-        <w:rPr>
-          <w:b/>
-          <w:sz w:val="26"/>
-        </w:rPr>
-        <w:t>Slide 15 – Direcții de dezvoltare</w:t>
-      </w:r>
-    </w:p>
-    <w:p>
-      <w:r>
-        <w:t>Ca direcții prioritare de dezvoltare se impun: adoptarea unor algoritmi robuști de derivare a secretului cu factor de cost ajustabil, precum scrypt cu parametri OWASP sau Argon2. De asemenea, se propune migrarea fundamentului matematic de la aritmetica modulară către criptografia pe curbe eliptice, unde schema Schnorr operează nativ cu parametri de dimensiuni reduse. Reimplementarea nucleului criptografic într-un limbaj compilat, precum Rust sau C, ar reduce semnificativ suprasarcina interpretorului Python. Explorarea algoritmilor criptografici post-cuantici ar consolida reziliența sistemului în fața atacurilor de tip Store Now, Decrypt Later. Trecerea de la semnături simetrice HS256 către algoritmi asimetrici RS256 sau ES256 ar decupla procesele de emitere de cele de verificare a jetoanelor.</w:t>
-      </w:r>
-    </w:p>
-    <w:p>
-      <w:pPr>
-        <w:spacing w:before="360" w:after="160"/>
-      </w:pPr>
-      <w:r>
-        <w:rPr>
-          <w:b/>
-          <w:sz w:val="26"/>
-        </w:rPr>
-        <w:t>Slide 16 – Concluzii</w:t>
-      </w:r>
-    </w:p>
-    <w:p>
-      <w:r>
-        <w:lastRenderedPageBreak/>
-        <w:t>Implementarea demonstrează viabilitatea autentificării web fără transmiterea parolei către server. Protocolul satisface rigorile funcționale, de securitate și de performanță, iar integrarea în ecosistemul OAuth confirmă compatibilitatea cu standardele existente. Evaluarea comparativă cu SRP-6a și zk-SNARK poziționează soluția într-o zonă intermediară de performanță, confirmând competitivitatea sa cu protocoalele PAKE consacrate.</w:t>
-      </w:r>
-    </w:p>
-    <w:p>
-      <w:r>
-        <w:t>Ca limitări, parametrii actuali, precum G = 4 și derivarea simplificată prin SHAKE256 în browser, sunt adecvați exclusiv prototipului. Ca direcții viitoare, se impun tranziția către curbe eliptice, derivarea cheilor prin Argon2, reimplementarea în limbaj compilat, externalizarea sesiunilor către Redis, semnături asimetrice pentru jetoane, implementarea obligatorie a HTTPS și încorporarea jetoanelor de tip proof-of-possession.</w:t>
-      </w:r>
-    </w:p>
-    <w:p>
-      <w:pPr>
-        <w:spacing w:before="360" w:after="160"/>
-      </w:pPr>
-      <w:r>
-        <w:rPr>
-          <w:b/>
-          <w:sz w:val="26"/>
-        </w:rPr>
-        <w:t>Slide 17 – Bibliografie selectivă</w:t>
-      </w:r>
-    </w:p>
-    <w:p>
-      <w:r>
-        <w:t>Acestea sunt câteva referințe din bibliografia utilizată.</w:t>
-      </w:r>
-    </w:p>
-    <w:p>
-      <w:pPr>
-        <w:spacing w:before="360" w:after="160"/>
-      </w:pPr>
-      <w:r>
-        <w:rPr>
-          <w:b/>
-          <w:sz w:val="26"/>
-        </w:rPr>
-        <w:t>Slide 18 – Mulțumesc</w:t>
-      </w:r>
-    </w:p>
-    <w:p>
-      <w:r>
-        <w:t>Vă mulțumesc pentru atenție!</w:t>
+      <w:proofErr w:type="spellStart"/>
+      <w:r>
+        <w:t>Vă</w:t>
+      </w:r>
+      <w:proofErr w:type="spellEnd"/>
+      <w:r>
+        <w:t xml:space="preserve"> </w:t>
+      </w:r>
+      <w:proofErr w:type="spellStart"/>
+      <w:r>
+        <w:t>mulțumesc</w:t>
+      </w:r>
+      <w:proofErr w:type="spellEnd"/>
+      <w:r>
+        <w:t xml:space="preserve"> </w:t>
+      </w:r>
+      <w:proofErr w:type="spellStart"/>
+      <w:r>
+        <w:t>pentru</w:t>
+      </w:r>
+      <w:proofErr w:type="spellEnd"/>
+      <w:r>
+        <w:t xml:space="preserve"> </w:t>
+      </w:r>
+      <w:proofErr w:type="spellStart"/>
+      <w:r>
+        <w:t>atenție</w:t>
+      </w:r>
+      <w:proofErr w:type="spellEnd"/>
+      <w:r>
+        <w:t>!</w:t>
       </w:r>
     </w:p>
     <w:sectPr>
@@ -477,7 +5398,7 @@
       <w:footerReference w:type="default" r:id="rId9"/>
       <w:footerReference w:type="first" r:id="rId10"/>
       <w:pgSz w:w="12240" w:h="15840"/>
-      <w:pgMar w:top="1440" w:right="1800" w:bottom="1440" w:left="1800" w:header="720" w:footer="720" w:gutter="0"/>
+      <w:pgMar w:top="1440" w:right="616" w:bottom="993" w:left="709" w:header="720" w:footer="720" w:gutter="0"/>
       <w:cols w:space="720"/>
       <w:docGrid w:linePitch="360"/>
     </w:sectPr>
@@ -523,7 +5444,7 @@
       <mc:AlternateContent>
         <mc:Choice Requires="wps">
           <w:drawing>
-            <wp:anchor distT="0" distB="0" distL="0" distR="0" simplePos="0" relativeHeight="251659264" behindDoc="0" locked="0" layoutInCell="1" allowOverlap="1" wp14:anchorId="7835C9F2" wp14:editId="0EF52F8F">
+            <wp:anchor distT="0" distB="0" distL="0" distR="0" simplePos="0" relativeHeight="251658752" behindDoc="0" locked="0" layoutInCell="1" allowOverlap="1" wp14:anchorId="7835C9F2" wp14:editId="0EF52F8F">
               <wp:simplePos x="635" y="635"/>
               <wp:positionH relativeFrom="page">
                 <wp:align>center</wp:align>
@@ -603,8 +5524,7 @@
               <v:stroke joinstyle="miter"/>
               <v:path gradientshapeok="t" o:connecttype="rect"/>
             </v:shapetype>
-            <v:shape id="Text Box 2" o:spid="_x0000_s1026" type="#_x0000_t202" alt="Internal" style="position:absolute;margin-left:0;margin-top:0;width:25.55pt;height:26.25pt;z-index:251659264;visibility:visible;mso-wrap-style:none;mso-wrap-distance-left:0;mso-wrap-distance-top:0;mso-wrap-distance-right:0;mso-wrap-distance-bottom:0;mso-position-horizontal:center;mso-position-horizontal-relative:page;mso-position-vertical:bottom;mso-position-vertical-relative:page;v-text-anchor:bottom" o:gfxdata="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" filled="f" stroked="f">
-              <v:fill o:detectmouseclick="t"/>
+            <v:shape id="Text Box 2" o:spid="_x0000_s1026" type="#_x0000_t202" alt="Internal" style="position:absolute;margin-left:0;margin-top:0;width:25.55pt;height:26.25pt;z-index:251658752;visibility:visible;mso-wrap-style:none;mso-wrap-distance-left:0;mso-wrap-distance-top:0;mso-wrap-distance-right:0;mso-wrap-distance-bottom:0;mso-position-horizontal:center;mso-position-horizontal-relative:page;mso-position-vertical:bottom;mso-position-vertical-relative:page;v-text-anchor:bottom" o:gfxdata="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" filled="f" stroked="f">
               <v:textbox style="mso-fit-shape-to-text:t" inset="0,0,0,15pt">
                 <w:txbxContent>
                   <w:p>
@@ -654,7 +5574,7 @@
       <mc:AlternateContent>
         <mc:Choice Requires="wps">
           <w:drawing>
-            <wp:anchor distT="0" distB="0" distL="0" distR="0" simplePos="0" relativeHeight="251660288" behindDoc="0" locked="0" layoutInCell="1" allowOverlap="1" wp14:anchorId="318E2C13" wp14:editId="37E4EA58">
+            <wp:anchor distT="0" distB="0" distL="0" distR="0" simplePos="0" relativeHeight="251661824" behindDoc="0" locked="0" layoutInCell="1" allowOverlap="1" wp14:anchorId="318E2C13" wp14:editId="37E4EA58">
               <wp:simplePos x="1143000" y="9429750"/>
               <wp:positionH relativeFrom="page">
                 <wp:align>center</wp:align>
@@ -734,8 +5654,7 @@
               <v:stroke joinstyle="miter"/>
               <v:path gradientshapeok="t" o:connecttype="rect"/>
             </v:shapetype>
-            <v:shape id="Text Box 3" o:spid="_x0000_s1027" type="#_x0000_t202" alt="Internal" style="position:absolute;margin-left:0;margin-top:0;width:25.55pt;height:26.25pt;z-index:251660288;visibility:visible;mso-wrap-style:none;mso-wrap-distance-left:0;mso-wrap-distance-top:0;mso-wrap-distance-right:0;mso-wrap-distance-bottom:0;mso-position-horizontal:center;mso-position-horizontal-relative:page;mso-position-vertical:bottom;mso-position-vertical-relative:page;v-text-anchor:bottom" o:gfxdata="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" filled="f" stroked="f">
-              <v:fill o:detectmouseclick="t"/>
+            <v:shape id="Text Box 3" o:spid="_x0000_s1027" type="#_x0000_t202" alt="Internal" style="position:absolute;margin-left:0;margin-top:0;width:25.55pt;height:26.25pt;z-index:251661824;visibility:visible;mso-wrap-style:none;mso-wrap-distance-left:0;mso-wrap-distance-top:0;mso-wrap-distance-right:0;mso-wrap-distance-bottom:0;mso-position-horizontal:center;mso-position-horizontal-relative:page;mso-position-vertical:bottom;mso-position-vertical-relative:page;v-text-anchor:bottom" o:gfxdata="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" filled="f" stroked="f">
               <v:textbox style="mso-fit-shape-to-text:t" inset="0,0,0,15pt">
                 <w:txbxContent>
                   <w:p>
@@ -785,7 +5704,7 @@
       <mc:AlternateContent>
         <mc:Choice Requires="wps">
           <w:drawing>
-            <wp:anchor distT="0" distB="0" distL="0" distR="0" simplePos="0" relativeHeight="251658240" behindDoc="0" locked="0" layoutInCell="1" allowOverlap="1" wp14:anchorId="1AD5764F" wp14:editId="36AB77E8">
+            <wp:anchor distT="0" distB="0" distL="0" distR="0" simplePos="0" relativeHeight="251655680" behindDoc="0" locked="0" layoutInCell="1" allowOverlap="1" wp14:anchorId="1AD5764F" wp14:editId="36AB77E8">
               <wp:simplePos x="635" y="635"/>
               <wp:positionH relativeFrom="page">
                 <wp:align>center</wp:align>
@@ -865,8 +5784,7 @@
               <v:stroke joinstyle="miter"/>
               <v:path gradientshapeok="t" o:connecttype="rect"/>
             </v:shapetype>
-            <v:shape id="Text Box 1" o:spid="_x0000_s1028" type="#_x0000_t202" alt="Internal" style="position:absolute;margin-left:0;margin-top:0;width:25.55pt;height:26.25pt;z-index:251658240;visibility:visible;mso-wrap-style:none;mso-wrap-distance-left:0;mso-wrap-distance-top:0;mso-wrap-distance-right:0;mso-wrap-distance-bottom:0;mso-position-horizontal:center;mso-position-horizontal-relative:page;mso-position-vertical:bottom;mso-position-vertical-relative:page;v-text-anchor:bottom" o:gfxdata="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" filled="f" stroked="f">
-              <v:fill o:detectmouseclick="t"/>
+            <v:shape id="Text Box 1" o:spid="_x0000_s1028" type="#_x0000_t202" alt="Internal" style="position:absolute;margin-left:0;margin-top:0;width:25.55pt;height:26.25pt;z-index:251655680;visibility:visible;mso-wrap-style:none;mso-wrap-distance-left:0;mso-wrap-distance-top:0;mso-wrap-distance-right:0;mso-wrap-distance-bottom:0;mso-position-horizontal:center;mso-position-horizontal-relative:page;mso-position-vertical:bottom;mso-position-vertical-relative:page;v-text-anchor:bottom" o:gfxdata="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" filled="f" stroked="f">
               <v:textbox style="mso-fit-shape-to-text:t" inset="0,0,0,15pt">
                 <w:txbxContent>
                   <w:p>

--- a/docs/prezentare/current_draft/disertatie_prezentare_text.docx
+++ b/docs/prezentare/current_draft/disertatie_prezentare_text.docx
@@ -27,6 +27,7 @@
     </w:p>
     <w:p/>
     <w:p>
+      <w:bookmarkStart w:id="0" w:name="_Hlk232844086"/>
       <w:proofErr w:type="spellStart"/>
       <w:r>
         <w:t>În</w:t>
@@ -67,20 +68,443 @@
       <w:r>
         <w:t>:</w:t>
       </w:r>
+    </w:p>
+    <w:bookmarkEnd w:id="0"/>
+    <w:p/>
+    <w:p>
+      <w:proofErr w:type="spellStart"/>
+      <w:r>
+        <w:t>În</w:t>
+      </w:r>
+      <w:proofErr w:type="spellEnd"/>
+      <w:r>
+        <w:t xml:space="preserve"> </w:t>
+      </w:r>
+      <w:proofErr w:type="spellStart"/>
+      <w:r>
+        <w:t>introducere</w:t>
+      </w:r>
+      <w:proofErr w:type="spellEnd"/>
+      <w:r>
+        <w:t xml:space="preserve">, </w:t>
+      </w:r>
+      <w:proofErr w:type="spellStart"/>
+      <w:r>
+        <w:t>despre</w:t>
+      </w:r>
+      <w:proofErr w:type="spellEnd"/>
+      <w:r>
+        <w:t xml:space="preserve"> </w:t>
+      </w:r>
+      <w:proofErr w:type="spellStart"/>
+      <w:r>
+        <w:t>tema</w:t>
+      </w:r>
+      <w:proofErr w:type="spellEnd"/>
+      <w:r>
+        <w:t xml:space="preserve"> </w:t>
+      </w:r>
+      <w:proofErr w:type="spellStart"/>
+      <w:r>
+        <w:t>și</w:t>
+      </w:r>
+      <w:proofErr w:type="spellEnd"/>
+      <w:r>
+        <w:t xml:space="preserve"> </w:t>
+      </w:r>
+      <w:proofErr w:type="spellStart"/>
+      <w:r>
+        <w:t>scopurile</w:t>
+      </w:r>
+      <w:proofErr w:type="spellEnd"/>
+      <w:r>
+        <w:t xml:space="preserve"> </w:t>
+      </w:r>
+      <w:proofErr w:type="spellStart"/>
+      <w:r>
+        <w:t>lucrării</w:t>
+      </w:r>
+      <w:proofErr w:type="spellEnd"/>
+    </w:p>
+    <w:p>
+      <w:proofErr w:type="spellStart"/>
+      <w:r>
+        <w:t>Apoi</w:t>
+      </w:r>
+      <w:proofErr w:type="spellEnd"/>
+      <w:r>
+        <w:t xml:space="preserve"> </w:t>
+      </w:r>
+      <w:proofErr w:type="spellStart"/>
+      <w:r>
+        <w:t>tehnologiile</w:t>
+      </w:r>
+      <w:proofErr w:type="spellEnd"/>
+      <w:r>
+        <w:t xml:space="preserve"> </w:t>
+      </w:r>
+      <w:proofErr w:type="spellStart"/>
+      <w:r>
+        <w:t>utilizate</w:t>
+      </w:r>
+      <w:proofErr w:type="spellEnd"/>
+    </w:p>
+    <w:p>
+      <w:proofErr w:type="spellStart"/>
+      <w:r>
+        <w:t>Arhitectura</w:t>
+      </w:r>
+      <w:proofErr w:type="spellEnd"/>
+      <w:r>
+        <w:t xml:space="preserve"> </w:t>
+      </w:r>
+      <w:proofErr w:type="spellStart"/>
+      <w:r>
+        <w:t>generală</w:t>
+      </w:r>
+      <w:proofErr w:type="spellEnd"/>
+      <w:r>
+        <w:t xml:space="preserve"> a </w:t>
+      </w:r>
+      <w:proofErr w:type="spellStart"/>
+      <w:r>
+        <w:t>sistemului</w:t>
+      </w:r>
+      <w:proofErr w:type="spellEnd"/>
+    </w:p>
+    <w:p>
+      <w:proofErr w:type="spellStart"/>
+      <w:r>
+        <w:t>Algoritmul</w:t>
+      </w:r>
+      <w:proofErr w:type="spellEnd"/>
+      <w:r>
+        <w:t xml:space="preserve"> Schnorr </w:t>
+      </w:r>
+      <w:proofErr w:type="spellStart"/>
+      <w:r>
+        <w:t>integrat</w:t>
+      </w:r>
+      <w:proofErr w:type="spellEnd"/>
+      <w:r>
+        <w:t xml:space="preserve"> </w:t>
+      </w:r>
+      <w:proofErr w:type="spellStart"/>
+      <w:r>
+        <w:t>în</w:t>
+      </w:r>
+      <w:proofErr w:type="spellEnd"/>
+      <w:r>
+        <w:t xml:space="preserve"> protocol</w:t>
+      </w:r>
+    </w:p>
+    <w:p>
+      <w:proofErr w:type="spellStart"/>
+      <w:r>
+        <w:t>Fluxurile</w:t>
+      </w:r>
+      <w:proofErr w:type="spellEnd"/>
+      <w:r>
+        <w:t xml:space="preserve"> de </w:t>
+      </w:r>
+      <w:proofErr w:type="spellStart"/>
+      <w:r>
+        <w:t>înregistrare</w:t>
+      </w:r>
+      <w:proofErr w:type="spellEnd"/>
+      <w:r>
+        <w:t xml:space="preserve"> </w:t>
+      </w:r>
+      <w:proofErr w:type="spellStart"/>
+      <w:r>
+        <w:t>și</w:t>
+      </w:r>
+      <w:proofErr w:type="spellEnd"/>
+      <w:r>
+        <w:t xml:space="preserve"> </w:t>
+      </w:r>
+      <w:proofErr w:type="spellStart"/>
+      <w:r>
+        <w:t>autentificare</w:t>
+      </w:r>
+      <w:proofErr w:type="spellEnd"/>
+    </w:p>
+    <w:p>
+      <w:proofErr w:type="spellStart"/>
+      <w:r>
+        <w:t>Proprietățile</w:t>
+      </w:r>
+      <w:proofErr w:type="spellEnd"/>
+      <w:r>
+        <w:t xml:space="preserve"> de </w:t>
+      </w:r>
+      <w:proofErr w:type="spellStart"/>
+      <w:r>
+        <w:t>securitate</w:t>
+      </w:r>
+      <w:proofErr w:type="spellEnd"/>
+    </w:p>
+    <w:p>
+      <w:proofErr w:type="spellStart"/>
+      <w:r>
+        <w:t>Testarea</w:t>
+      </w:r>
+      <w:proofErr w:type="spellEnd"/>
+      <w:r>
+        <w:t xml:space="preserve"> </w:t>
+      </w:r>
+      <w:proofErr w:type="spellStart"/>
+      <w:r>
+        <w:t>funcțională</w:t>
+      </w:r>
+      <w:proofErr w:type="spellEnd"/>
+      <w:r>
+        <w:t xml:space="preserve"> </w:t>
+      </w:r>
+      <w:proofErr w:type="spellStart"/>
+      <w:r>
+        <w:t>și</w:t>
+      </w:r>
+      <w:proofErr w:type="spellEnd"/>
+      <w:r>
+        <w:t xml:space="preserve"> </w:t>
+      </w:r>
+      <w:proofErr w:type="spellStart"/>
+      <w:r>
+        <w:t>simularea</w:t>
+      </w:r>
+      <w:proofErr w:type="spellEnd"/>
+      <w:r>
+        <w:t xml:space="preserve"> </w:t>
+      </w:r>
+      <w:proofErr w:type="spellStart"/>
+      <w:r>
+        <w:t>atacurilor</w:t>
+      </w:r>
+      <w:proofErr w:type="spellEnd"/>
+    </w:p>
+    <w:p>
+      <w:proofErr w:type="spellStart"/>
+      <w:r>
+        <w:t>Evaluarea</w:t>
+      </w:r>
+      <w:proofErr w:type="spellEnd"/>
+      <w:r>
+        <w:t xml:space="preserve"> </w:t>
+      </w:r>
+      <w:proofErr w:type="spellStart"/>
+      <w:r>
+        <w:t>performanței</w:t>
+      </w:r>
+      <w:proofErr w:type="spellEnd"/>
+      <w:r>
+        <w:t xml:space="preserve"> </w:t>
+      </w:r>
+      <w:proofErr w:type="spellStart"/>
+      <w:r>
+        <w:t>și</w:t>
+      </w:r>
+      <w:proofErr w:type="spellEnd"/>
+      <w:r>
+        <w:t xml:space="preserve"> </w:t>
+      </w:r>
+      <w:proofErr w:type="spellStart"/>
+      <w:r>
+        <w:t>comparațiile</w:t>
+      </w:r>
+      <w:proofErr w:type="spellEnd"/>
+      <w:r>
+        <w:t xml:space="preserve"> cu OAuth 2.0 </w:t>
+      </w:r>
+      <w:proofErr w:type="spellStart"/>
+      <w:r>
+        <w:t>și</w:t>
+      </w:r>
+      <w:proofErr w:type="spellEnd"/>
+      <w:r>
+        <w:t xml:space="preserve"> </w:t>
+      </w:r>
+      <w:proofErr w:type="spellStart"/>
+      <w:r>
+        <w:t>protocoalele</w:t>
+      </w:r>
+      <w:proofErr w:type="spellEnd"/>
+      <w:r>
+        <w:t xml:space="preserve"> PAKE</w:t>
+      </w:r>
+    </w:p>
+    <w:p>
+      <w:r>
+        <w:t xml:space="preserve">La final, </w:t>
+      </w:r>
+      <w:proofErr w:type="spellStart"/>
+      <w:r>
+        <w:t>concluziile</w:t>
+      </w:r>
+      <w:proofErr w:type="spellEnd"/>
+      <w:r>
+        <w:t xml:space="preserve"> </w:t>
+      </w:r>
+      <w:proofErr w:type="spellStart"/>
+      <w:r>
+        <w:t>și</w:t>
+      </w:r>
+      <w:proofErr w:type="spellEnd"/>
+      <w:r>
+        <w:t xml:space="preserve"> </w:t>
+      </w:r>
+      <w:proofErr w:type="spellStart"/>
+      <w:r>
+        <w:t>direcțiile</w:t>
+      </w:r>
+      <w:proofErr w:type="spellEnd"/>
+      <w:r>
+        <w:t xml:space="preserve"> de </w:t>
+      </w:r>
+      <w:proofErr w:type="spellStart"/>
+      <w:r>
+        <w:t>dezvoltare</w:t>
+      </w:r>
+      <w:proofErr w:type="spellEnd"/>
+      <w:r>
+        <w:t xml:space="preserve">, </w:t>
+      </w:r>
+      <w:proofErr w:type="spellStart"/>
+      <w:r>
+        <w:t>urmate</w:t>
+      </w:r>
+      <w:proofErr w:type="spellEnd"/>
+      <w:r>
+        <w:t xml:space="preserve"> de </w:t>
+      </w:r>
+      <w:proofErr w:type="spellStart"/>
+      <w:r>
+        <w:t>bibliografie</w:t>
+      </w:r>
+      <w:proofErr w:type="spellEnd"/>
+    </w:p>
+    <w:p>
+      <w:r>
+        <w:t xml:space="preserve">Slide 3 - </w:t>
+      </w:r>
+      <w:proofErr w:type="spellStart"/>
+      <w:r>
+        <w:t>Introducere</w:t>
+      </w:r>
+      <w:proofErr w:type="spellEnd"/>
     </w:p>
     <w:p/>
     <w:p>
-      <w:proofErr w:type="spellStart"/>
-      <w:r>
-        <w:t>În</w:t>
-      </w:r>
-      <w:proofErr w:type="spellEnd"/>
-      <w:r>
-        <w:t xml:space="preserve"> </w:t>
-      </w:r>
-      <w:proofErr w:type="spellStart"/>
-      <w:r>
-        <w:t>introducere</w:t>
+      <w:r>
+        <w:t xml:space="preserve">Tema </w:t>
+      </w:r>
+      <w:proofErr w:type="spellStart"/>
+      <w:r>
+        <w:t>pornește</w:t>
+      </w:r>
+      <w:proofErr w:type="spellEnd"/>
+      <w:r>
+        <w:t xml:space="preserve"> de la o </w:t>
+      </w:r>
+      <w:proofErr w:type="spellStart"/>
+      <w:r>
+        <w:t>problemă</w:t>
+      </w:r>
+      <w:proofErr w:type="spellEnd"/>
+      <w:r>
+        <w:t xml:space="preserve"> </w:t>
+      </w:r>
+      <w:proofErr w:type="spellStart"/>
+      <w:r>
+        <w:t>structurală</w:t>
+      </w:r>
+      <w:proofErr w:type="spellEnd"/>
+      <w:r>
+        <w:t xml:space="preserve"> </w:t>
+      </w:r>
+      <w:proofErr w:type="gramStart"/>
+      <w:r>
+        <w:t>a</w:t>
+      </w:r>
+      <w:proofErr w:type="gramEnd"/>
+      <w:r>
+        <w:t xml:space="preserve"> </w:t>
+      </w:r>
+      <w:proofErr w:type="spellStart"/>
+      <w:r>
+        <w:t>aplicațiilor</w:t>
+      </w:r>
+      <w:proofErr w:type="spellEnd"/>
+      <w:r>
+        <w:t xml:space="preserve"> web: </w:t>
+      </w:r>
+      <w:proofErr w:type="spellStart"/>
+      <w:r>
+        <w:t>autentificarea</w:t>
+      </w:r>
+      <w:proofErr w:type="spellEnd"/>
+      <w:r>
+        <w:t xml:space="preserve"> </w:t>
+      </w:r>
+      <w:proofErr w:type="spellStart"/>
+      <w:r>
+        <w:t>clasică</w:t>
+      </w:r>
+      <w:proofErr w:type="spellEnd"/>
+      <w:r>
+        <w:t xml:space="preserve"> se </w:t>
+      </w:r>
+      <w:proofErr w:type="spellStart"/>
+      <w:r>
+        <w:t>bazează</w:t>
+      </w:r>
+      <w:proofErr w:type="spellEnd"/>
+      <w:r>
+        <w:t xml:space="preserve"> pe </w:t>
+      </w:r>
+      <w:proofErr w:type="spellStart"/>
+      <w:r>
+        <w:t>transmiterea</w:t>
+      </w:r>
+      <w:proofErr w:type="spellEnd"/>
+      <w:r>
+        <w:t xml:space="preserve"> </w:t>
+      </w:r>
+      <w:proofErr w:type="spellStart"/>
+      <w:r>
+        <w:t>parolei</w:t>
+      </w:r>
+      <w:proofErr w:type="spellEnd"/>
+      <w:r>
+        <w:t xml:space="preserve"> </w:t>
+      </w:r>
+      <w:proofErr w:type="spellStart"/>
+      <w:r>
+        <w:t>către</w:t>
+      </w:r>
+      <w:proofErr w:type="spellEnd"/>
+      <w:r>
+        <w:t xml:space="preserve"> server. </w:t>
+      </w:r>
+      <w:proofErr w:type="spellStart"/>
+      <w:r>
+        <w:t>Deși</w:t>
+      </w:r>
+      <w:proofErr w:type="spellEnd"/>
+      <w:r>
+        <w:t xml:space="preserve"> HTTPS reduce </w:t>
+      </w:r>
+      <w:proofErr w:type="spellStart"/>
+      <w:r>
+        <w:t>riscul</w:t>
+      </w:r>
+      <w:proofErr w:type="spellEnd"/>
+      <w:r>
+        <w:t xml:space="preserve"> </w:t>
+      </w:r>
+      <w:proofErr w:type="spellStart"/>
+      <w:r>
+        <w:t>interceptării</w:t>
       </w:r>
       <w:proofErr w:type="spellEnd"/>
       <w:r>
@@ -88,15 +512,55 @@
       </w:r>
       <w:proofErr w:type="spellStart"/>
       <w:r>
-        <w:t>despre</w:t>
-      </w:r>
-      <w:proofErr w:type="spellEnd"/>
-      <w:r>
-        <w:t xml:space="preserve"> </w:t>
-      </w:r>
-      <w:proofErr w:type="spellStart"/>
-      <w:r>
-        <w:t>tema</w:t>
+        <w:t>arhitectura</w:t>
+      </w:r>
+      <w:proofErr w:type="spellEnd"/>
+      <w:r>
+        <w:t xml:space="preserve"> </w:t>
+      </w:r>
+      <w:proofErr w:type="spellStart"/>
+      <w:r>
+        <w:t>rămâne</w:t>
+      </w:r>
+      <w:proofErr w:type="spellEnd"/>
+      <w:r>
+        <w:t xml:space="preserve"> </w:t>
+      </w:r>
+      <w:proofErr w:type="spellStart"/>
+      <w:r>
+        <w:t>vulnerabilă</w:t>
+      </w:r>
+      <w:proofErr w:type="spellEnd"/>
+      <w:r>
+        <w:t xml:space="preserve"> la </w:t>
+      </w:r>
+      <w:proofErr w:type="spellStart"/>
+      <w:r>
+        <w:t>compromiterea</w:t>
+      </w:r>
+      <w:proofErr w:type="spellEnd"/>
+      <w:r>
+        <w:t xml:space="preserve"> </w:t>
+      </w:r>
+      <w:proofErr w:type="spellStart"/>
+      <w:r>
+        <w:t>bazelor</w:t>
+      </w:r>
+      <w:proofErr w:type="spellEnd"/>
+      <w:r>
+        <w:t xml:space="preserve"> de date, </w:t>
+      </w:r>
+      <w:proofErr w:type="spellStart"/>
+      <w:r>
+        <w:t>reutilizarea</w:t>
+      </w:r>
+      <w:proofErr w:type="spellEnd"/>
+      <w:r>
+        <w:t xml:space="preserve"> </w:t>
+      </w:r>
+      <w:proofErr w:type="spellStart"/>
+      <w:r>
+        <w:t>parolelor</w:t>
       </w:r>
       <w:proofErr w:type="spellEnd"/>
       <w:r>
@@ -112,349 +576,130 @@
       </w:r>
       <w:proofErr w:type="spellStart"/>
       <w:r>
-        <w:t>scopurile</w:t>
-      </w:r>
-      <w:proofErr w:type="spellEnd"/>
-      <w:r>
-        <w:t xml:space="preserve"> </w:t>
-      </w:r>
-      <w:proofErr w:type="spellStart"/>
-      <w:r>
-        <w:t>lucrării</w:t>
-      </w:r>
-      <w:proofErr w:type="spellEnd"/>
-    </w:p>
-    <w:p>
-      <w:proofErr w:type="spellStart"/>
-      <w:r>
-        <w:t>Apoi</w:t>
-      </w:r>
-      <w:proofErr w:type="spellEnd"/>
-      <w:r>
-        <w:t xml:space="preserve"> </w:t>
-      </w:r>
-      <w:proofErr w:type="spellStart"/>
-      <w:r>
-        <w:t>tehnologiile</w:t>
-      </w:r>
-      <w:proofErr w:type="spellEnd"/>
-      <w:r>
-        <w:t xml:space="preserve"> </w:t>
-      </w:r>
-      <w:proofErr w:type="spellStart"/>
-      <w:r>
-        <w:t>utilizate</w:t>
-      </w:r>
-      <w:proofErr w:type="spellEnd"/>
-    </w:p>
-    <w:p>
-      <w:proofErr w:type="spellStart"/>
-      <w:r>
-        <w:t>Arhitectura</w:t>
-      </w:r>
-      <w:proofErr w:type="spellEnd"/>
-      <w:r>
-        <w:t xml:space="preserve"> </w:t>
-      </w:r>
-      <w:proofErr w:type="spellStart"/>
-      <w:r>
-        <w:t>generală</w:t>
-      </w:r>
-      <w:proofErr w:type="spellEnd"/>
-      <w:r>
-        <w:t xml:space="preserve"> a </w:t>
-      </w:r>
-      <w:proofErr w:type="spellStart"/>
-      <w:r>
-        <w:t>sistemului</w:t>
-      </w:r>
-      <w:proofErr w:type="spellEnd"/>
-    </w:p>
-    <w:p>
-      <w:proofErr w:type="spellStart"/>
-      <w:r>
-        <w:t>Algoritmul</w:t>
-      </w:r>
-      <w:proofErr w:type="spellEnd"/>
-      <w:r>
-        <w:t xml:space="preserve"> Schnorr </w:t>
-      </w:r>
-      <w:proofErr w:type="spellStart"/>
-      <w:r>
-        <w:t>integrat</w:t>
-      </w:r>
-      <w:proofErr w:type="spellEnd"/>
-      <w:r>
-        <w:t xml:space="preserve"> </w:t>
-      </w:r>
-      <w:proofErr w:type="spellStart"/>
-      <w:r>
-        <w:t>în</w:t>
-      </w:r>
-      <w:proofErr w:type="spellEnd"/>
-      <w:r>
-        <w:t xml:space="preserve"> protocol</w:t>
-      </w:r>
-    </w:p>
-    <w:p>
-      <w:proofErr w:type="spellStart"/>
-      <w:r>
-        <w:t>Fluxurile</w:t>
-      </w:r>
-      <w:proofErr w:type="spellEnd"/>
-      <w:r>
-        <w:t xml:space="preserve"> de </w:t>
-      </w:r>
-      <w:proofErr w:type="spellStart"/>
-      <w:r>
-        <w:t>înregistrare</w:t>
-      </w:r>
-      <w:proofErr w:type="spellEnd"/>
-      <w:r>
-        <w:t xml:space="preserve"> </w:t>
-      </w:r>
-      <w:proofErr w:type="spellStart"/>
-      <w:r>
-        <w:t>și</w:t>
-      </w:r>
-      <w:proofErr w:type="spellEnd"/>
-      <w:r>
-        <w:t xml:space="preserve"> </w:t>
-      </w:r>
-      <w:proofErr w:type="spellStart"/>
-      <w:r>
-        <w:t>autentificare</w:t>
-      </w:r>
-      <w:proofErr w:type="spellEnd"/>
-    </w:p>
-    <w:p>
-      <w:proofErr w:type="spellStart"/>
-      <w:r>
-        <w:t>Proprietățile</w:t>
-      </w:r>
-      <w:proofErr w:type="spellEnd"/>
-      <w:r>
-        <w:t xml:space="preserve"> de </w:t>
-      </w:r>
-      <w:proofErr w:type="spellStart"/>
-      <w:r>
-        <w:t>securitate</w:t>
-      </w:r>
-      <w:proofErr w:type="spellEnd"/>
-    </w:p>
-    <w:p>
-      <w:proofErr w:type="spellStart"/>
-      <w:r>
-        <w:t>Testarea</w:t>
-      </w:r>
-      <w:proofErr w:type="spellEnd"/>
-      <w:r>
-        <w:t xml:space="preserve"> </w:t>
-      </w:r>
-      <w:proofErr w:type="spellStart"/>
-      <w:r>
-        <w:t>funcțională</w:t>
-      </w:r>
-      <w:proofErr w:type="spellEnd"/>
-      <w:r>
-        <w:t xml:space="preserve"> </w:t>
-      </w:r>
-      <w:proofErr w:type="spellStart"/>
-      <w:r>
-        <w:t>și</w:t>
-      </w:r>
-      <w:proofErr w:type="spellEnd"/>
-      <w:r>
-        <w:t xml:space="preserve"> </w:t>
-      </w:r>
-      <w:proofErr w:type="spellStart"/>
-      <w:r>
-        <w:t>simularea</w:t>
-      </w:r>
-      <w:proofErr w:type="spellEnd"/>
-      <w:r>
-        <w:t xml:space="preserve"> </w:t>
-      </w:r>
-      <w:proofErr w:type="spellStart"/>
-      <w:r>
-        <w:t>atacurilor</w:t>
-      </w:r>
-      <w:proofErr w:type="spellEnd"/>
-    </w:p>
-    <w:p>
-      <w:proofErr w:type="spellStart"/>
-      <w:r>
-        <w:t>Evaluarea</w:t>
-      </w:r>
-      <w:proofErr w:type="spellEnd"/>
-      <w:r>
-        <w:t xml:space="preserve"> </w:t>
-      </w:r>
-      <w:proofErr w:type="spellStart"/>
-      <w:r>
-        <w:t>performanței</w:t>
-      </w:r>
-      <w:proofErr w:type="spellEnd"/>
-      <w:r>
-        <w:t xml:space="preserve"> </w:t>
-      </w:r>
-      <w:proofErr w:type="spellStart"/>
-      <w:r>
-        <w:t>și</w:t>
-      </w:r>
-      <w:proofErr w:type="spellEnd"/>
-      <w:r>
-        <w:t xml:space="preserve"> </w:t>
-      </w:r>
-      <w:proofErr w:type="spellStart"/>
-      <w:r>
-        <w:t>comparațiile</w:t>
-      </w:r>
-      <w:proofErr w:type="spellEnd"/>
-      <w:r>
-        <w:t xml:space="preserve"> cu OAuth 2.0 </w:t>
-      </w:r>
-      <w:proofErr w:type="spellStart"/>
-      <w:r>
-        <w:t>și</w:t>
-      </w:r>
-      <w:proofErr w:type="spellEnd"/>
-      <w:r>
-        <w:t xml:space="preserve"> </w:t>
-      </w:r>
-      <w:proofErr w:type="spellStart"/>
-      <w:r>
-        <w:t>protocoalele</w:t>
-      </w:r>
-      <w:proofErr w:type="spellEnd"/>
-      <w:r>
-        <w:t xml:space="preserve"> PAKE</w:t>
-      </w:r>
-    </w:p>
-    <w:p>
-      <w:r>
-        <w:t xml:space="preserve">La final, </w:t>
-      </w:r>
-      <w:proofErr w:type="spellStart"/>
-      <w:r>
-        <w:t>concluziile</w:t>
-      </w:r>
-      <w:proofErr w:type="spellEnd"/>
-      <w:r>
-        <w:t xml:space="preserve"> </w:t>
-      </w:r>
-      <w:proofErr w:type="spellStart"/>
-      <w:r>
-        <w:t>și</w:t>
-      </w:r>
-      <w:proofErr w:type="spellEnd"/>
-      <w:r>
-        <w:t xml:space="preserve"> </w:t>
-      </w:r>
-      <w:proofErr w:type="spellStart"/>
-      <w:r>
-        <w:t>direcțiile</w:t>
-      </w:r>
-      <w:proofErr w:type="spellEnd"/>
-      <w:r>
-        <w:t xml:space="preserve"> de </w:t>
-      </w:r>
-      <w:proofErr w:type="spellStart"/>
-      <w:r>
-        <w:t>dezvoltare</w:t>
-      </w:r>
-      <w:proofErr w:type="spellEnd"/>
-      <w:r>
-        <w:t xml:space="preserve">, </w:t>
-      </w:r>
-      <w:proofErr w:type="spellStart"/>
-      <w:r>
-        <w:t>urmate</w:t>
-      </w:r>
-      <w:proofErr w:type="spellEnd"/>
-      <w:r>
-        <w:t xml:space="preserve"> de </w:t>
-      </w:r>
-      <w:proofErr w:type="spellStart"/>
-      <w:r>
-        <w:t>bibliografie</w:t>
-      </w:r>
-      <w:proofErr w:type="spellEnd"/>
-    </w:p>
-    <w:p>
-      <w:r>
-        <w:t xml:space="preserve">Slide 3 - </w:t>
-      </w:r>
-      <w:proofErr w:type="spellStart"/>
-      <w:r>
-        <w:t>Introducere</w:t>
-      </w:r>
-      <w:proofErr w:type="spellEnd"/>
+        <w:t>atacuri</w:t>
+      </w:r>
+      <w:proofErr w:type="spellEnd"/>
+      <w:r>
+        <w:t xml:space="preserve"> replay. OAuth 2.0, </w:t>
+      </w:r>
+      <w:proofErr w:type="spellStart"/>
+      <w:r>
+        <w:t>adoptat</w:t>
+      </w:r>
+      <w:proofErr w:type="spellEnd"/>
+      <w:r>
+        <w:t xml:space="preserve"> pe </w:t>
+      </w:r>
+      <w:proofErr w:type="spellStart"/>
+      <w:r>
+        <w:t>scară</w:t>
+      </w:r>
+      <w:proofErr w:type="spellEnd"/>
+      <w:r>
+        <w:t xml:space="preserve"> </w:t>
+      </w:r>
+      <w:proofErr w:type="spellStart"/>
+      <w:r>
+        <w:t>largă</w:t>
+      </w:r>
+      <w:proofErr w:type="spellEnd"/>
+      <w:r>
+        <w:t xml:space="preserve">, nu </w:t>
+      </w:r>
+      <w:proofErr w:type="spellStart"/>
+      <w:r>
+        <w:t>rezolvă</w:t>
+      </w:r>
+      <w:proofErr w:type="spellEnd"/>
+      <w:r>
+        <w:t xml:space="preserve"> </w:t>
+      </w:r>
+      <w:proofErr w:type="spellStart"/>
+      <w:r>
+        <w:t>intrinsec</w:t>
+      </w:r>
+      <w:proofErr w:type="spellEnd"/>
+      <w:r>
+        <w:t xml:space="preserve"> </w:t>
+      </w:r>
+      <w:proofErr w:type="spellStart"/>
+      <w:r>
+        <w:t>această</w:t>
+      </w:r>
+      <w:proofErr w:type="spellEnd"/>
+      <w:r>
+        <w:t xml:space="preserve"> </w:t>
+      </w:r>
+      <w:proofErr w:type="spellStart"/>
+      <w:r>
+        <w:t>problemă</w:t>
+      </w:r>
+      <w:proofErr w:type="spellEnd"/>
+      <w:r>
+        <w:t>.</w:t>
+      </w:r>
     </w:p>
     <w:p/>
     <w:p>
-      <w:r>
-        <w:t xml:space="preserve">Tema </w:t>
-      </w:r>
-      <w:proofErr w:type="spellStart"/>
-      <w:r>
-        <w:t>pornește</w:t>
-      </w:r>
-      <w:proofErr w:type="spellEnd"/>
-      <w:r>
-        <w:t xml:space="preserve"> de la o </w:t>
-      </w:r>
-      <w:proofErr w:type="spellStart"/>
-      <w:r>
-        <w:t>problemă</w:t>
-      </w:r>
-      <w:proofErr w:type="spellEnd"/>
-      <w:r>
-        <w:t xml:space="preserve"> </w:t>
-      </w:r>
-      <w:proofErr w:type="spellStart"/>
-      <w:r>
-        <w:t>structurală</w:t>
-      </w:r>
-      <w:proofErr w:type="spellEnd"/>
-      <w:r>
-        <w:t xml:space="preserve"> </w:t>
-      </w:r>
-      <w:proofErr w:type="gramStart"/>
-      <w:r>
-        <w:t>a</w:t>
-      </w:r>
-      <w:proofErr w:type="gramEnd"/>
-      <w:r>
-        <w:t xml:space="preserve"> </w:t>
-      </w:r>
-      <w:proofErr w:type="spellStart"/>
-      <w:r>
-        <w:t>aplicațiilor</w:t>
-      </w:r>
-      <w:proofErr w:type="spellEnd"/>
-      <w:r>
-        <w:t xml:space="preserve"> web: </w:t>
-      </w:r>
-      <w:proofErr w:type="spellStart"/>
-      <w:r>
-        <w:t>autentificarea</w:t>
-      </w:r>
-      <w:proofErr w:type="spellEnd"/>
-      <w:r>
-        <w:t xml:space="preserve"> </w:t>
-      </w:r>
-      <w:proofErr w:type="spellStart"/>
-      <w:r>
-        <w:t>clasică</w:t>
-      </w:r>
-      <w:proofErr w:type="spellEnd"/>
-      <w:r>
-        <w:t xml:space="preserve"> se </w:t>
-      </w:r>
-      <w:proofErr w:type="spellStart"/>
-      <w:r>
-        <w:t>bazează</w:t>
+      <w:proofErr w:type="spellStart"/>
+      <w:r>
+        <w:t>Astfel</w:t>
+      </w:r>
+      <w:proofErr w:type="spellEnd"/>
+      <w:r>
+        <w:t xml:space="preserve">, </w:t>
+      </w:r>
+      <w:proofErr w:type="spellStart"/>
+      <w:r>
+        <w:t>scopul</w:t>
+      </w:r>
+      <w:proofErr w:type="spellEnd"/>
+      <w:r>
+        <w:t xml:space="preserve"> </w:t>
+      </w:r>
+      <w:proofErr w:type="spellStart"/>
+      <w:r>
+        <w:t>este</w:t>
+      </w:r>
+      <w:proofErr w:type="spellEnd"/>
+      <w:r>
+        <w:t xml:space="preserve"> </w:t>
+      </w:r>
+      <w:proofErr w:type="spellStart"/>
+      <w:r>
+        <w:t>proiectarea</w:t>
+      </w:r>
+      <w:proofErr w:type="spellEnd"/>
+      <w:r>
+        <w:t xml:space="preserve"> </w:t>
+      </w:r>
+      <w:proofErr w:type="spellStart"/>
+      <w:r>
+        <w:t>unui</w:t>
+      </w:r>
+      <w:proofErr w:type="spellEnd"/>
+      <w:r>
+        <w:t xml:space="preserve"> protocol </w:t>
+      </w:r>
+      <w:proofErr w:type="spellStart"/>
+      <w:r>
+        <w:t>hibrid</w:t>
+      </w:r>
+      <w:proofErr w:type="spellEnd"/>
+      <w:r>
+        <w:t xml:space="preserve"> care </w:t>
+      </w:r>
+      <w:proofErr w:type="spellStart"/>
+      <w:r>
+        <w:t>îmbină</w:t>
+      </w:r>
+      <w:proofErr w:type="spellEnd"/>
+      <w:r>
+        <w:t xml:space="preserve"> schema Schnorr, </w:t>
+      </w:r>
+      <w:proofErr w:type="spellStart"/>
+      <w:r>
+        <w:t>bazată</w:t>
       </w:r>
       <w:proofErr w:type="spellEnd"/>
       <w:r>
@@ -462,249 +707,6 @@
       </w:r>
       <w:proofErr w:type="spellStart"/>
       <w:r>
-        <w:t>transmiterea</w:t>
-      </w:r>
-      <w:proofErr w:type="spellEnd"/>
-      <w:r>
-        <w:t xml:space="preserve"> </w:t>
-      </w:r>
-      <w:proofErr w:type="spellStart"/>
-      <w:r>
-        <w:t>parolei</w:t>
-      </w:r>
-      <w:proofErr w:type="spellEnd"/>
-      <w:r>
-        <w:t xml:space="preserve"> </w:t>
-      </w:r>
-      <w:proofErr w:type="spellStart"/>
-      <w:r>
-        <w:t>către</w:t>
-      </w:r>
-      <w:proofErr w:type="spellEnd"/>
-      <w:r>
-        <w:t xml:space="preserve"> server. </w:t>
-      </w:r>
-      <w:proofErr w:type="spellStart"/>
-      <w:r>
-        <w:t>Deși</w:t>
-      </w:r>
-      <w:proofErr w:type="spellEnd"/>
-      <w:r>
-        <w:t xml:space="preserve"> HTTPS reduce </w:t>
-      </w:r>
-      <w:proofErr w:type="spellStart"/>
-      <w:r>
-        <w:t>riscul</w:t>
-      </w:r>
-      <w:proofErr w:type="spellEnd"/>
-      <w:r>
-        <w:t xml:space="preserve"> </w:t>
-      </w:r>
-      <w:proofErr w:type="spellStart"/>
-      <w:r>
-        <w:t>interceptării</w:t>
-      </w:r>
-      <w:proofErr w:type="spellEnd"/>
-      <w:r>
-        <w:t xml:space="preserve">, </w:t>
-      </w:r>
-      <w:proofErr w:type="spellStart"/>
-      <w:r>
-        <w:t>arhitectura</w:t>
-      </w:r>
-      <w:proofErr w:type="spellEnd"/>
-      <w:r>
-        <w:t xml:space="preserve"> </w:t>
-      </w:r>
-      <w:proofErr w:type="spellStart"/>
-      <w:r>
-        <w:t>rămâne</w:t>
-      </w:r>
-      <w:proofErr w:type="spellEnd"/>
-      <w:r>
-        <w:t xml:space="preserve"> </w:t>
-      </w:r>
-      <w:proofErr w:type="spellStart"/>
-      <w:r>
-        <w:t>vulnerabilă</w:t>
-      </w:r>
-      <w:proofErr w:type="spellEnd"/>
-      <w:r>
-        <w:t xml:space="preserve"> la </w:t>
-      </w:r>
-      <w:proofErr w:type="spellStart"/>
-      <w:r>
-        <w:t>compromiterea</w:t>
-      </w:r>
-      <w:proofErr w:type="spellEnd"/>
-      <w:r>
-        <w:t xml:space="preserve"> </w:t>
-      </w:r>
-      <w:proofErr w:type="spellStart"/>
-      <w:r>
-        <w:t>bazelor</w:t>
-      </w:r>
-      <w:proofErr w:type="spellEnd"/>
-      <w:r>
-        <w:t xml:space="preserve"> de date, </w:t>
-      </w:r>
-      <w:proofErr w:type="spellStart"/>
-      <w:r>
-        <w:t>reutilizarea</w:t>
-      </w:r>
-      <w:proofErr w:type="spellEnd"/>
-      <w:r>
-        <w:t xml:space="preserve"> </w:t>
-      </w:r>
-      <w:proofErr w:type="spellStart"/>
-      <w:r>
-        <w:t>parolelor</w:t>
-      </w:r>
-      <w:proofErr w:type="spellEnd"/>
-      <w:r>
-        <w:t xml:space="preserve"> </w:t>
-      </w:r>
-      <w:proofErr w:type="spellStart"/>
-      <w:r>
-        <w:t>și</w:t>
-      </w:r>
-      <w:proofErr w:type="spellEnd"/>
-      <w:r>
-        <w:t xml:space="preserve"> </w:t>
-      </w:r>
-      <w:proofErr w:type="spellStart"/>
-      <w:r>
-        <w:t>atacuri</w:t>
-      </w:r>
-      <w:proofErr w:type="spellEnd"/>
-      <w:r>
-        <w:t xml:space="preserve"> replay. OAuth 2.0, </w:t>
-      </w:r>
-      <w:proofErr w:type="spellStart"/>
-      <w:r>
-        <w:t>adoptat</w:t>
-      </w:r>
-      <w:proofErr w:type="spellEnd"/>
-      <w:r>
-        <w:t xml:space="preserve"> pe </w:t>
-      </w:r>
-      <w:proofErr w:type="spellStart"/>
-      <w:r>
-        <w:t>scară</w:t>
-      </w:r>
-      <w:proofErr w:type="spellEnd"/>
-      <w:r>
-        <w:t xml:space="preserve"> </w:t>
-      </w:r>
-      <w:proofErr w:type="spellStart"/>
-      <w:r>
-        <w:t>largă</w:t>
-      </w:r>
-      <w:proofErr w:type="spellEnd"/>
-      <w:r>
-        <w:t xml:space="preserve">, nu </w:t>
-      </w:r>
-      <w:proofErr w:type="spellStart"/>
-      <w:r>
-        <w:t>rezolvă</w:t>
-      </w:r>
-      <w:proofErr w:type="spellEnd"/>
-      <w:r>
-        <w:t xml:space="preserve"> </w:t>
-      </w:r>
-      <w:proofErr w:type="spellStart"/>
-      <w:r>
-        <w:t>intrinsec</w:t>
-      </w:r>
-      <w:proofErr w:type="spellEnd"/>
-      <w:r>
-        <w:t xml:space="preserve"> </w:t>
-      </w:r>
-      <w:proofErr w:type="spellStart"/>
-      <w:r>
-        <w:t>această</w:t>
-      </w:r>
-      <w:proofErr w:type="spellEnd"/>
-      <w:r>
-        <w:t xml:space="preserve"> </w:t>
-      </w:r>
-      <w:proofErr w:type="spellStart"/>
-      <w:r>
-        <w:t>problemă</w:t>
-      </w:r>
-      <w:proofErr w:type="spellEnd"/>
-      <w:r>
-        <w:t>.</w:t>
-      </w:r>
-    </w:p>
-    <w:p/>
-    <w:p>
-      <w:proofErr w:type="spellStart"/>
-      <w:r>
-        <w:t>Astfel</w:t>
-      </w:r>
-      <w:proofErr w:type="spellEnd"/>
-      <w:r>
-        <w:t xml:space="preserve">, </w:t>
-      </w:r>
-      <w:proofErr w:type="spellStart"/>
-      <w:r>
-        <w:t>scopul</w:t>
-      </w:r>
-      <w:proofErr w:type="spellEnd"/>
-      <w:r>
-        <w:t xml:space="preserve"> </w:t>
-      </w:r>
-      <w:proofErr w:type="spellStart"/>
-      <w:r>
-        <w:t>este</w:t>
-      </w:r>
-      <w:proofErr w:type="spellEnd"/>
-      <w:r>
-        <w:t xml:space="preserve"> </w:t>
-      </w:r>
-      <w:proofErr w:type="spellStart"/>
-      <w:r>
-        <w:t>proiectarea</w:t>
-      </w:r>
-      <w:proofErr w:type="spellEnd"/>
-      <w:r>
-        <w:t xml:space="preserve"> </w:t>
-      </w:r>
-      <w:proofErr w:type="spellStart"/>
-      <w:r>
-        <w:t>unui</w:t>
-      </w:r>
-      <w:proofErr w:type="spellEnd"/>
-      <w:r>
-        <w:t xml:space="preserve"> protocol </w:t>
-      </w:r>
-      <w:proofErr w:type="spellStart"/>
-      <w:r>
-        <w:t>hibrid</w:t>
-      </w:r>
-      <w:proofErr w:type="spellEnd"/>
-      <w:r>
-        <w:t xml:space="preserve"> care </w:t>
-      </w:r>
-      <w:proofErr w:type="spellStart"/>
-      <w:r>
-        <w:t>îmbină</w:t>
-      </w:r>
-      <w:proofErr w:type="spellEnd"/>
-      <w:r>
-        <w:t xml:space="preserve"> schema Schnorr, </w:t>
-      </w:r>
-      <w:proofErr w:type="spellStart"/>
-      <w:r>
-        <w:t>bazată</w:t>
-      </w:r>
-      <w:proofErr w:type="spellEnd"/>
-      <w:r>
-        <w:t xml:space="preserve"> pe </w:t>
-      </w:r>
-      <w:proofErr w:type="spellStart"/>
-      <w:r>
         <w:t>demonstrații</w:t>
       </w:r>
       <w:proofErr w:type="spellEnd"/>
@@ -725,7 +727,10 @@
       </w:r>
       <w:proofErr w:type="spellEnd"/>
       <w:r>
-        <w:t xml:space="preserve"> OAuth 2.0, </w:t>
+        <w:t xml:space="preserve"> </w:t>
+      </w:r>
+      <w:r>
+        <w:t xml:space="preserve">open Authorization, </w:t>
       </w:r>
       <w:proofErr w:type="spellStart"/>
       <w:r>
